--- a/public/documentos/GOB-10-plan-de-gestion-de-cambios-y-registro-de-cambios.docx
+++ b/public/documentos/GOB-10-plan-de-gestion-de-cambios-y-registro-de-cambios.docx
@@ -52,7 +52,7 @@
                 <w:noProof/>
               </w:rPr>
               <w:drawing>
-                <wp:inline distT="0" distB="0" distL="0" distR="0" wp14:anchorId="28B7B259" wp14:editId="2A41B7DB">
+                <wp:inline distT="0" distB="0" distL="0" distR="0" wp14:anchorId="6BFADE5C" wp14:editId="12315DF2">
                   <wp:extent cx="990600" cy="990600"/>
                   <wp:effectExtent l="0" t="0" r="0" b="0"/>
                   <wp:docPr id="1" name="Imagen 1"/>
@@ -171,10 +171,10 @@
                 <w:noProof/>
               </w:rPr>
               <w:drawing>
-                <wp:inline distT="0" distB="0" distL="0" distR="0" wp14:anchorId="363716E3" wp14:editId="7A75E37E">
+                <wp:inline distT="0" distB="0" distL="0" distR="0" wp14:anchorId="0AEDBD65" wp14:editId="5D87932C">
                   <wp:extent cx="800100" cy="800100"/>
                   <wp:effectExtent l="0" t="0" r="0" b="0"/>
-                  <wp:docPr id="987156544" name="Imagen 987156544"/>
+                  <wp:docPr id="1413477498" name="Imagen 1413477498"/>
                   <wp:cNvGraphicFramePr>
                     <a:graphicFrameLocks xmlns:a="http://schemas.openxmlformats.org/drawingml/2006/main" noChangeAspect="1"/>
                   </wp:cNvGraphicFramePr>
@@ -2585,7 +2585,7 @@
     <w:sdt>
       <w:sdtPr>
         <w:alias w:val="Contenido"/>
-        <w:id w:val="654877441"/>
+        <w:id w:val="-685130780"/>
       </w:sdtPr>
       <w:sdtEndPr/>
       <w:sdtContent>
@@ -2611,7 +2611,7 @@
           <w:r>
             <w:fldChar w:fldCharType="separate"/>
           </w:r>
-          <w:hyperlink w:anchor="_Toc242536686" w:history="1">
+          <w:hyperlink w:anchor="_Toc242538684" w:history="1">
             <w:r>
               <w:rPr>
                 <w:rStyle w:val="Hipervnculo"/>
@@ -2635,7 +2635,7 @@
               <w:rPr>
                 <w:noProof/>
               </w:rPr>
-              <w:instrText xml:space="preserve"> PAGEREF _Toc242536686 \h </w:instrText>
+              <w:instrText xml:space="preserve"> PAGEREF _Toc242538684 \h </w:instrText>
             </w:r>
             <w:r>
               <w:rPr>
@@ -2675,7 +2675,7 @@
               <w14:ligatures w14:val="standardContextual"/>
             </w:rPr>
           </w:pPr>
-          <w:hyperlink w:anchor="_Toc242536687" w:history="1">
+          <w:hyperlink w:anchor="_Toc242538685" w:history="1">
             <w:r>
               <w:rPr>
                 <w:rStyle w:val="Hipervnculo"/>
@@ -2699,7 +2699,7 @@
               <w:rPr>
                 <w:noProof/>
               </w:rPr>
-              <w:instrText xml:space="preserve"> PAGEREF _Toc242536687 \h </w:instrText>
+              <w:instrText xml:space="preserve"> PAGEREF _Toc242538685 \h </w:instrText>
             </w:r>
             <w:r>
               <w:rPr>
@@ -2739,7 +2739,7 @@
               <w14:ligatures w14:val="standardContextual"/>
             </w:rPr>
           </w:pPr>
-          <w:hyperlink w:anchor="_Toc242536688" w:history="1">
+          <w:hyperlink w:anchor="_Toc242538686" w:history="1">
             <w:r>
               <w:rPr>
                 <w:rStyle w:val="Hipervnculo"/>
@@ -2763,7 +2763,7 @@
               <w:rPr>
                 <w:noProof/>
               </w:rPr>
-              <w:instrText xml:space="preserve"> PAGEREF _Toc242536688 \h </w:instrText>
+              <w:instrText xml:space="preserve"> PAGEREF _Toc242538686 \h </w:instrText>
             </w:r>
             <w:r>
               <w:rPr>
@@ -2803,7 +2803,7 @@
               <w14:ligatures w14:val="standardContextual"/>
             </w:rPr>
           </w:pPr>
-          <w:hyperlink w:anchor="_Toc242536689" w:history="1">
+          <w:hyperlink w:anchor="_Toc242538687" w:history="1">
             <w:r>
               <w:rPr>
                 <w:rStyle w:val="Hipervnculo"/>
@@ -2827,7 +2827,7 @@
               <w:rPr>
                 <w:noProof/>
               </w:rPr>
-              <w:instrText xml:space="preserve"> PAGEREF _Toc242536689 \h </w:instrText>
+              <w:instrText xml:space="preserve"> PAGEREF _Toc242538687 \h </w:instrText>
             </w:r>
             <w:r>
               <w:rPr>
@@ -2867,7 +2867,7 @@
               <w14:ligatures w14:val="standardContextual"/>
             </w:rPr>
           </w:pPr>
-          <w:hyperlink w:anchor="_Toc242536690" w:history="1">
+          <w:hyperlink w:anchor="_Toc242538688" w:history="1">
             <w:r>
               <w:rPr>
                 <w:rStyle w:val="Hipervnculo"/>
@@ -2891,7 +2891,7 @@
               <w:rPr>
                 <w:noProof/>
               </w:rPr>
-              <w:instrText xml:space="preserve"> PAGEREF _Toc242536690 \h </w:instrText>
+              <w:instrText xml:space="preserve"> PAGEREF _Toc242538688 \h </w:instrText>
             </w:r>
             <w:r>
               <w:rPr>
@@ -2931,7 +2931,7 @@
               <w14:ligatures w14:val="standardContextual"/>
             </w:rPr>
           </w:pPr>
-          <w:hyperlink w:anchor="_Toc242536691" w:history="1">
+          <w:hyperlink w:anchor="_Toc242538689" w:history="1">
             <w:r>
               <w:rPr>
                 <w:rStyle w:val="Hipervnculo"/>
@@ -2955,7 +2955,7 @@
               <w:rPr>
                 <w:noProof/>
               </w:rPr>
-              <w:instrText xml:space="preserve"> PAGEREF _Toc242536691 \h </w:instrText>
+              <w:instrText xml:space="preserve"> PAGEREF _Toc242538689 \h </w:instrText>
             </w:r>
             <w:r>
               <w:rPr>
@@ -3005,7 +3005,7 @@
       <w:pPr>
         <w:pStyle w:val="Ttulo1"/>
       </w:pPr>
-      <w:bookmarkStart w:id="0" w:name="_Toc242536686"/>
+      <w:bookmarkStart w:id="0" w:name="_Toc242538684"/>
       <w:r>
         <w:lastRenderedPageBreak/>
         <w:t>1. Propósito y alcance</w:t>
@@ -3067,7 +3067,7 @@
       <w:pPr>
         <w:pStyle w:val="Ttulo1"/>
       </w:pPr>
-      <w:bookmarkStart w:id="1" w:name="_Toc242536687"/>
+      <w:bookmarkStart w:id="1" w:name="_Toc242538685"/>
       <w:r>
         <w:t>2. Roles y niveles de aprobación</w:t>
       </w:r>
@@ -3695,7 +3695,7 @@
       <w:pPr>
         <w:pStyle w:val="Ttulo1"/>
       </w:pPr>
-      <w:bookmarkStart w:id="2" w:name="_Toc242536688"/>
+      <w:bookmarkStart w:id="2" w:name="_Toc242538686"/>
       <w:r>
         <w:t>3. Flujo de un cambio</w:t>
       </w:r>
@@ -3789,7 +3789,7 @@
       <w:pPr>
         <w:pStyle w:val="Ttulo1"/>
       </w:pPr>
-      <w:bookmarkStart w:id="3" w:name="_Toc242536689"/>
+      <w:bookmarkStart w:id="3" w:name="_Toc242538687"/>
       <w:r>
         <w:lastRenderedPageBreak/>
         <w:t>4. Formato de solicitud de cambio</w:t>
@@ -4542,7 +4542,7 @@
       <w:pPr>
         <w:pStyle w:val="Ttulo1"/>
       </w:pPr>
-      <w:bookmarkStart w:id="4" w:name="_Toc242536690"/>
+      <w:bookmarkStart w:id="4" w:name="_Toc242538688"/>
       <w:r>
         <w:lastRenderedPageBreak/>
         <w:t>5. Registro de cambios</w:t>
@@ -7461,7 +7461,7 @@
       <w:pPr>
         <w:pStyle w:val="Ttulo1"/>
       </w:pPr>
-      <w:bookmarkStart w:id="5" w:name="_Toc242536691"/>
+      <w:bookmarkStart w:id="5" w:name="_Toc242538689"/>
       <w:r>
         <w:lastRenderedPageBreak/>
         <w:t>6. Efecto de los cambios aprobados sobre los documentos</w:t>
@@ -9244,64 +9244,10 @@
 <file path=word/numbering.xml><?xml version="1.0" encoding="utf-8"?>
 <w:numbering xmlns:wpc="http://schemas.microsoft.com/office/word/2010/wordprocessingCanvas" xmlns:cx="http://schemas.microsoft.com/office/drawing/2014/chartex" xmlns:cx1="http://schemas.microsoft.com/office/drawing/2015/9/8/chartex" xmlns:cx2="http://schemas.microsoft.com/office/drawing/2015/10/21/chartex" xmlns:cx3="http://schemas.microsoft.com/office/drawing/2016/5/9/chartex" xmlns:cx4="http://schemas.microsoft.com/office/drawing/2016/5/10/chartex" xmlns:cx5="http://schemas.microsoft.com/office/drawing/2016/5/11/chartex" xmlns:cx6="http://schemas.microsoft.com/office/drawing/2016/5/12/chartex" xmlns:cx7="http://schemas.microsoft.com/office/drawing/2016/5/13/chartex" xmlns:cx8="http://schemas.microsoft.com/office/drawing/2016/5/14/chartex" xmlns:mc="http://schemas.openxmlformats.org/markup-compatibility/2006" xmlns:aink="http://schemas.microsoft.com/office/drawing/2016/ink" xmlns:am3d="http://schemas.microsoft.com/office/drawing/2017/model3d" xmlns:o="urn:schemas-microsoft-com:office:office" xmlns:oel="http://schemas.microsoft.com/office/2019/extlst" xmlns:r="http://schemas.openxmlformats.org/officeDocument/2006/relationships" xmlns:m="http://schemas.openxmlformats.org/officeDocument/2006/math" xmlns:v="urn:schemas-microsoft-com:vml" xmlns:wp14="http://schemas.microsoft.com/office/word/2010/wordprocessingDrawing" xmlns:wp="http://schemas.openxmlformats.org/drawingml/2006/wordprocessingDrawing" xmlns:w10="urn:schemas-microsoft-com:office:word" xmlns:w="http://schemas.openxmlformats.org/wordprocessingml/2006/main" xmlns:w14="http://schemas.microsoft.com/office/word/2010/wordml" xmlns:w15="http://schemas.microsoft.com/office/word/2012/wordml" xmlns:w16cex="http://schemas.microsoft.com/office/word/2018/wordml/cex" xmlns:w16cid="http://schemas.microsoft.com/office/word/2016/wordml/cid" xmlns:w16="http://schemas.microsoft.com/office/word/2018/wordml" xmlns:w16du="http://schemas.microsoft.com/office/word/2023/wordml/word16du" xmlns:w16sdtdh="http://schemas.microsoft.com/office/word/2020/wordml/sdtdatahash" xmlns:w16sdtfl="http://schemas.microsoft.com/office/word/2024/wordml/sdtformatlock" xmlns:w16se="http://schemas.microsoft.com/office/word/2015/wordml/symex" xmlns:wpg="http://schemas.microsoft.com/office/word/2010/wordprocessingGroup" xmlns:wpi="http://schemas.microsoft.com/office/word/2010/wordprocessingInk" xmlns:wne="http://schemas.microsoft.com/office/word/2006/wordml" xmlns:wps="http://schemas.microsoft.com/office/word/2010/wordprocessingShape" mc:Ignorable="w14 w15 w16se w16cid w16 w16cex w16sdtdh w16sdtfl w16du wp14">
   <w:abstractNum w:abstractNumId="0" w15:restartNumberingAfterBreak="0">
-    <w:nsid w:val="012D4289"/>
+    <w:nsid w:val="50B16FA2"/>
     <w:multiLevelType w:val="hybridMultilevel"/>
-    <w:tmpl w:val="6A4EBCDE"/>
-    <w:lvl w:ilvl="0" w:tplc="32CE5040">
-      <w:start w:val="1"/>
-      <w:numFmt w:val="bullet"/>
-      <w:lvlText w:val="•"/>
-      <w:lvlJc w:val="left"/>
-      <w:pPr>
-        <w:ind w:left="560" w:hanging="280"/>
-      </w:pPr>
-    </w:lvl>
-    <w:lvl w:ilvl="1" w:tplc="28B2A352">
-      <w:numFmt w:val="decimal"/>
-      <w:lvlText w:val=""/>
-      <w:lvlJc w:val="left"/>
-    </w:lvl>
-    <w:lvl w:ilvl="2" w:tplc="31003D78">
-      <w:numFmt w:val="decimal"/>
-      <w:lvlText w:val=""/>
-      <w:lvlJc w:val="left"/>
-    </w:lvl>
-    <w:lvl w:ilvl="3" w:tplc="8084C8EC">
-      <w:numFmt w:val="decimal"/>
-      <w:lvlText w:val=""/>
-      <w:lvlJc w:val="left"/>
-    </w:lvl>
-    <w:lvl w:ilvl="4" w:tplc="B948A4B4">
-      <w:numFmt w:val="decimal"/>
-      <w:lvlText w:val=""/>
-      <w:lvlJc w:val="left"/>
-    </w:lvl>
-    <w:lvl w:ilvl="5" w:tplc="00CAA494">
-      <w:numFmt w:val="decimal"/>
-      <w:lvlText w:val=""/>
-      <w:lvlJc w:val="left"/>
-    </w:lvl>
-    <w:lvl w:ilvl="6" w:tplc="59FEEB8A">
-      <w:numFmt w:val="decimal"/>
-      <w:lvlText w:val=""/>
-      <w:lvlJc w:val="left"/>
-    </w:lvl>
-    <w:lvl w:ilvl="7" w:tplc="D24403D6">
-      <w:numFmt w:val="decimal"/>
-      <w:lvlText w:val=""/>
-      <w:lvlJc w:val="left"/>
-    </w:lvl>
-    <w:lvl w:ilvl="8" w:tplc="832218B8">
-      <w:numFmt w:val="decimal"/>
-      <w:lvlText w:val=""/>
-      <w:lvlJc w:val="left"/>
-    </w:lvl>
-  </w:abstractNum>
-  <w:abstractNum w:abstractNumId="1" w15:restartNumberingAfterBreak="0">
-    <w:nsid w:val="1EBD6DEF"/>
-    <w:multiLevelType w:val="hybridMultilevel"/>
-    <w:tmpl w:val="7AF0C8F0"/>
-    <w:lvl w:ilvl="0" w:tplc="17624D9A">
+    <w:tmpl w:val="C7F45C94"/>
+    <w:lvl w:ilvl="0" w:tplc="36442B2E">
       <w:start w:val="1"/>
       <w:numFmt w:val="bullet"/>
       <w:lvlText w:val="●"/>
@@ -9310,7 +9256,7 @@
         <w:ind w:left="720" w:hanging="360"/>
       </w:pPr>
     </w:lvl>
-    <w:lvl w:ilvl="1" w:tplc="91DAD8D8">
+    <w:lvl w:ilvl="1" w:tplc="CD4A2C74">
       <w:start w:val="1"/>
       <w:numFmt w:val="bullet"/>
       <w:lvlText w:val="○"/>
@@ -9319,7 +9265,7 @@
         <w:ind w:left="1440" w:hanging="360"/>
       </w:pPr>
     </w:lvl>
-    <w:lvl w:ilvl="2" w:tplc="6854C2C0">
+    <w:lvl w:ilvl="2" w:tplc="A972FBCA">
       <w:start w:val="1"/>
       <w:numFmt w:val="bullet"/>
       <w:lvlText w:val="■"/>
@@ -9328,7 +9274,7 @@
         <w:ind w:left="2160" w:hanging="360"/>
       </w:pPr>
     </w:lvl>
-    <w:lvl w:ilvl="3" w:tplc="B9CA0382">
+    <w:lvl w:ilvl="3" w:tplc="06066444">
       <w:start w:val="1"/>
       <w:numFmt w:val="bullet"/>
       <w:lvlText w:val="●"/>
@@ -9337,7 +9283,7 @@
         <w:ind w:left="2880" w:hanging="360"/>
       </w:pPr>
     </w:lvl>
-    <w:lvl w:ilvl="4" w:tplc="D124D5D6">
+    <w:lvl w:ilvl="4" w:tplc="011621F2">
       <w:start w:val="1"/>
       <w:numFmt w:val="bullet"/>
       <w:lvlText w:val="○"/>
@@ -9346,7 +9292,7 @@
         <w:ind w:left="3600" w:hanging="360"/>
       </w:pPr>
     </w:lvl>
-    <w:lvl w:ilvl="5" w:tplc="0DF84230">
+    <w:lvl w:ilvl="5" w:tplc="8BBAC8D6">
       <w:start w:val="1"/>
       <w:numFmt w:val="bullet"/>
       <w:lvlText w:val="■"/>
@@ -9355,7 +9301,7 @@
         <w:ind w:left="4320" w:hanging="360"/>
       </w:pPr>
     </w:lvl>
-    <w:lvl w:ilvl="6" w:tplc="BA56239E">
+    <w:lvl w:ilvl="6" w:tplc="32A41FEE">
       <w:start w:val="1"/>
       <w:numFmt w:val="bullet"/>
       <w:lvlText w:val="●"/>
@@ -9364,7 +9310,7 @@
         <w:ind w:left="5040" w:hanging="360"/>
       </w:pPr>
     </w:lvl>
-    <w:lvl w:ilvl="7" w:tplc="F0601466">
+    <w:lvl w:ilvl="7" w:tplc="5BC04918">
       <w:start w:val="1"/>
       <w:numFmt w:val="bullet"/>
       <w:lvlText w:val="●"/>
@@ -9373,7 +9319,7 @@
         <w:ind w:left="5760" w:hanging="360"/>
       </w:pPr>
     </w:lvl>
-    <w:lvl w:ilvl="8" w:tplc="E1E463F6">
+    <w:lvl w:ilvl="8" w:tplc="9EF239A2">
       <w:start w:val="1"/>
       <w:numFmt w:val="bullet"/>
       <w:lvlText w:val="●"/>
@@ -9383,11 +9329,11 @@
       </w:pPr>
     </w:lvl>
   </w:abstractNum>
-  <w:abstractNum w:abstractNumId="2" w15:restartNumberingAfterBreak="0">
-    <w:nsid w:val="5C9A4FA4"/>
+  <w:abstractNum w:abstractNumId="1" w15:restartNumberingAfterBreak="0">
+    <w:nsid w:val="67545C1D"/>
     <w:multiLevelType w:val="hybridMultilevel"/>
-    <w:tmpl w:val="36BE9240"/>
-    <w:lvl w:ilvl="0" w:tplc="08D66AC4">
+    <w:tmpl w:val="3F503BA2"/>
+    <w:lvl w:ilvl="0" w:tplc="2EAE1198">
       <w:start w:val="1"/>
       <w:numFmt w:val="decimal"/>
       <w:lvlText w:val="%1."/>
@@ -9396,61 +9342,115 @@
         <w:ind w:left="560" w:hanging="340"/>
       </w:pPr>
     </w:lvl>
-    <w:lvl w:ilvl="1" w:tplc="57360314">
+    <w:lvl w:ilvl="1" w:tplc="320AFB5C">
       <w:numFmt w:val="decimal"/>
       <w:lvlText w:val=""/>
       <w:lvlJc w:val="left"/>
     </w:lvl>
-    <w:lvl w:ilvl="2" w:tplc="563252D0">
+    <w:lvl w:ilvl="2" w:tplc="819A7D50">
       <w:numFmt w:val="decimal"/>
       <w:lvlText w:val=""/>
       <w:lvlJc w:val="left"/>
     </w:lvl>
-    <w:lvl w:ilvl="3" w:tplc="5CACA844">
+    <w:lvl w:ilvl="3" w:tplc="C7662636">
       <w:numFmt w:val="decimal"/>
       <w:lvlText w:val=""/>
       <w:lvlJc w:val="left"/>
     </w:lvl>
-    <w:lvl w:ilvl="4" w:tplc="E7901500">
+    <w:lvl w:ilvl="4" w:tplc="42C29590">
       <w:numFmt w:val="decimal"/>
       <w:lvlText w:val=""/>
       <w:lvlJc w:val="left"/>
     </w:lvl>
-    <w:lvl w:ilvl="5" w:tplc="027E0850">
+    <w:lvl w:ilvl="5" w:tplc="50DCA266">
       <w:numFmt w:val="decimal"/>
       <w:lvlText w:val=""/>
       <w:lvlJc w:val="left"/>
     </w:lvl>
-    <w:lvl w:ilvl="6" w:tplc="51A6BEFE">
+    <w:lvl w:ilvl="6" w:tplc="C6E8263A">
       <w:numFmt w:val="decimal"/>
       <w:lvlText w:val=""/>
       <w:lvlJc w:val="left"/>
     </w:lvl>
-    <w:lvl w:ilvl="7" w:tplc="BD9A38A4">
+    <w:lvl w:ilvl="7" w:tplc="CD4A19B6">
       <w:numFmt w:val="decimal"/>
       <w:lvlText w:val=""/>
       <w:lvlJc w:val="left"/>
     </w:lvl>
-    <w:lvl w:ilvl="8" w:tplc="6F245422">
+    <w:lvl w:ilvl="8" w:tplc="A1142688">
       <w:numFmt w:val="decimal"/>
       <w:lvlText w:val=""/>
       <w:lvlJc w:val="left"/>
     </w:lvl>
   </w:abstractNum>
-  <w:num w:numId="1" w16cid:durableId="32655052">
-    <w:abstractNumId w:val="1"/>
-    <w:lvlOverride w:ilvl="0">
-      <w:startOverride w:val="1"/>
-    </w:lvlOverride>
-  </w:num>
-  <w:num w:numId="2" w16cid:durableId="1160928501">
+  <w:abstractNum w:abstractNumId="2" w15:restartNumberingAfterBreak="0">
+    <w:nsid w:val="6E1208D3"/>
+    <w:multiLevelType w:val="hybridMultilevel"/>
+    <w:tmpl w:val="8EFE1F40"/>
+    <w:lvl w:ilvl="0" w:tplc="65060BAA">
+      <w:start w:val="1"/>
+      <w:numFmt w:val="bullet"/>
+      <w:lvlText w:val="•"/>
+      <w:lvlJc w:val="left"/>
+      <w:pPr>
+        <w:ind w:left="560" w:hanging="280"/>
+      </w:pPr>
+    </w:lvl>
+    <w:lvl w:ilvl="1" w:tplc="DE96E3DC">
+      <w:numFmt w:val="decimal"/>
+      <w:lvlText w:val=""/>
+      <w:lvlJc w:val="left"/>
+    </w:lvl>
+    <w:lvl w:ilvl="2" w:tplc="3160BCF4">
+      <w:numFmt w:val="decimal"/>
+      <w:lvlText w:val=""/>
+      <w:lvlJc w:val="left"/>
+    </w:lvl>
+    <w:lvl w:ilvl="3" w:tplc="6B04DE34">
+      <w:numFmt w:val="decimal"/>
+      <w:lvlText w:val=""/>
+      <w:lvlJc w:val="left"/>
+    </w:lvl>
+    <w:lvl w:ilvl="4" w:tplc="252E9986">
+      <w:numFmt w:val="decimal"/>
+      <w:lvlText w:val=""/>
+      <w:lvlJc w:val="left"/>
+    </w:lvl>
+    <w:lvl w:ilvl="5" w:tplc="250E07BE">
+      <w:numFmt w:val="decimal"/>
+      <w:lvlText w:val=""/>
+      <w:lvlJc w:val="left"/>
+    </w:lvl>
+    <w:lvl w:ilvl="6" w:tplc="4B9868B8">
+      <w:numFmt w:val="decimal"/>
+      <w:lvlText w:val=""/>
+      <w:lvlJc w:val="left"/>
+    </w:lvl>
+    <w:lvl w:ilvl="7" w:tplc="C3D8C2C0">
+      <w:numFmt w:val="decimal"/>
+      <w:lvlText w:val=""/>
+      <w:lvlJc w:val="left"/>
+    </w:lvl>
+    <w:lvl w:ilvl="8" w:tplc="BC36DEA0">
+      <w:numFmt w:val="decimal"/>
+      <w:lvlText w:val=""/>
+      <w:lvlJc w:val="left"/>
+    </w:lvl>
+  </w:abstractNum>
+  <w:num w:numId="1" w16cid:durableId="1593201094">
     <w:abstractNumId w:val="0"/>
     <w:lvlOverride w:ilvl="0">
       <w:startOverride w:val="1"/>
     </w:lvlOverride>
   </w:num>
-  <w:num w:numId="3" w16cid:durableId="1131358987">
+  <w:num w:numId="2" w16cid:durableId="1189684994">
     <w:abstractNumId w:val="2"/>
+    <w:lvlOverride w:ilvl="0">
+      <w:startOverride w:val="1"/>
+    </w:lvlOverride>
+  </w:num>
+  <w:num w:numId="3" w16cid:durableId="1818954518">
+    <w:abstractNumId w:val="1"/>
     <w:lvlOverride w:ilvl="0">
       <w:startOverride w:val="1"/>
     </w:lvlOverride>
@@ -10043,7 +10043,7 @@
     <w:autoRedefine/>
     <w:uiPriority w:val="39"/>
     <w:unhideWhenUsed/>
-    <w:rsid w:val="007561CF"/>
+    <w:rsid w:val="00B619D5"/>
     <w:pPr>
       <w:spacing w:after="100"/>
     </w:pPr>

--- a/public/documentos/GOB-10-plan-de-gestion-de-cambios-y-registro-de-cambios.docx
+++ b/public/documentos/GOB-10-plan-de-gestion-de-cambios-y-registro-de-cambios.docx
@@ -52,7 +52,7 @@
                 <w:noProof/>
               </w:rPr>
               <w:drawing>
-                <wp:inline distT="0" distB="0" distL="0" distR="0" wp14:anchorId="6BFADE5C" wp14:editId="12315DF2">
+                <wp:inline distT="0" distB="0" distL="0" distR="0" wp14:anchorId="2D31C2EB" wp14:editId="690F7315">
                   <wp:extent cx="990600" cy="990600"/>
                   <wp:effectExtent l="0" t="0" r="0" b="0"/>
                   <wp:docPr id="1" name="Imagen 1"/>
@@ -171,10 +171,10 @@
                 <w:noProof/>
               </w:rPr>
               <w:drawing>
-                <wp:inline distT="0" distB="0" distL="0" distR="0" wp14:anchorId="0AEDBD65" wp14:editId="5D87932C">
+                <wp:inline distT="0" distB="0" distL="0" distR="0" wp14:anchorId="10BED1EF" wp14:editId="0388877C">
                   <wp:extent cx="800100" cy="800100"/>
                   <wp:effectExtent l="0" t="0" r="0" b="0"/>
-                  <wp:docPr id="1413477498" name="Imagen 1413477498"/>
+                  <wp:docPr id="589550435" name="Imagen 589550435"/>
                   <wp:cNvGraphicFramePr>
                     <a:graphicFrameLocks xmlns:a="http://schemas.openxmlformats.org/drawingml/2006/main" noChangeAspect="1"/>
                   </wp:cNvGraphicFramePr>
@@ -2585,7 +2585,7 @@
     <w:sdt>
       <w:sdtPr>
         <w:alias w:val="Contenido"/>
-        <w:id w:val="-685130780"/>
+        <w:id w:val="-255444893"/>
       </w:sdtPr>
       <w:sdtEndPr/>
       <w:sdtContent>
@@ -2611,7 +2611,7 @@
           <w:r>
             <w:fldChar w:fldCharType="separate"/>
           </w:r>
-          <w:hyperlink w:anchor="_Toc242538684" w:history="1">
+          <w:hyperlink w:anchor="_Toc242540258" w:history="1">
             <w:r>
               <w:rPr>
                 <w:rStyle w:val="Hipervnculo"/>
@@ -2635,7 +2635,7 @@
               <w:rPr>
                 <w:noProof/>
               </w:rPr>
-              <w:instrText xml:space="preserve"> PAGEREF _Toc242538684 \h </w:instrText>
+              <w:instrText xml:space="preserve"> PAGEREF _Toc242540258 \h </w:instrText>
             </w:r>
             <w:r>
               <w:rPr>
@@ -2675,7 +2675,7 @@
               <w14:ligatures w14:val="standardContextual"/>
             </w:rPr>
           </w:pPr>
-          <w:hyperlink w:anchor="_Toc242538685" w:history="1">
+          <w:hyperlink w:anchor="_Toc242540259" w:history="1">
             <w:r>
               <w:rPr>
                 <w:rStyle w:val="Hipervnculo"/>
@@ -2699,7 +2699,7 @@
               <w:rPr>
                 <w:noProof/>
               </w:rPr>
-              <w:instrText xml:space="preserve"> PAGEREF _Toc242538685 \h </w:instrText>
+              <w:instrText xml:space="preserve"> PAGEREF _Toc242540259 \h </w:instrText>
             </w:r>
             <w:r>
               <w:rPr>
@@ -2739,7 +2739,7 @@
               <w14:ligatures w14:val="standardContextual"/>
             </w:rPr>
           </w:pPr>
-          <w:hyperlink w:anchor="_Toc242538686" w:history="1">
+          <w:hyperlink w:anchor="_Toc242540260" w:history="1">
             <w:r>
               <w:rPr>
                 <w:rStyle w:val="Hipervnculo"/>
@@ -2763,7 +2763,7 @@
               <w:rPr>
                 <w:noProof/>
               </w:rPr>
-              <w:instrText xml:space="preserve"> PAGEREF _Toc242538686 \h </w:instrText>
+              <w:instrText xml:space="preserve"> PAGEREF _Toc242540260 \h </w:instrText>
             </w:r>
             <w:r>
               <w:rPr>
@@ -2803,7 +2803,7 @@
               <w14:ligatures w14:val="standardContextual"/>
             </w:rPr>
           </w:pPr>
-          <w:hyperlink w:anchor="_Toc242538687" w:history="1">
+          <w:hyperlink w:anchor="_Toc242540261" w:history="1">
             <w:r>
               <w:rPr>
                 <w:rStyle w:val="Hipervnculo"/>
@@ -2827,7 +2827,7 @@
               <w:rPr>
                 <w:noProof/>
               </w:rPr>
-              <w:instrText xml:space="preserve"> PAGEREF _Toc242538687 \h </w:instrText>
+              <w:instrText xml:space="preserve"> PAGEREF _Toc242540261 \h </w:instrText>
             </w:r>
             <w:r>
               <w:rPr>
@@ -2867,7 +2867,7 @@
               <w14:ligatures w14:val="standardContextual"/>
             </w:rPr>
           </w:pPr>
-          <w:hyperlink w:anchor="_Toc242538688" w:history="1">
+          <w:hyperlink w:anchor="_Toc242540262" w:history="1">
             <w:r>
               <w:rPr>
                 <w:rStyle w:val="Hipervnculo"/>
@@ -2891,7 +2891,7 @@
               <w:rPr>
                 <w:noProof/>
               </w:rPr>
-              <w:instrText xml:space="preserve"> PAGEREF _Toc242538688 \h </w:instrText>
+              <w:instrText xml:space="preserve"> PAGEREF _Toc242540262 \h </w:instrText>
             </w:r>
             <w:r>
               <w:rPr>
@@ -2931,7 +2931,7 @@
               <w14:ligatures w14:val="standardContextual"/>
             </w:rPr>
           </w:pPr>
-          <w:hyperlink w:anchor="_Toc242538689" w:history="1">
+          <w:hyperlink w:anchor="_Toc242540263" w:history="1">
             <w:r>
               <w:rPr>
                 <w:rStyle w:val="Hipervnculo"/>
@@ -2955,7 +2955,7 @@
               <w:rPr>
                 <w:noProof/>
               </w:rPr>
-              <w:instrText xml:space="preserve"> PAGEREF _Toc242538689 \h </w:instrText>
+              <w:instrText xml:space="preserve"> PAGEREF _Toc242540263 \h </w:instrText>
             </w:r>
             <w:r>
               <w:rPr>
@@ -3005,7 +3005,7 @@
       <w:pPr>
         <w:pStyle w:val="Ttulo1"/>
       </w:pPr>
-      <w:bookmarkStart w:id="0" w:name="_Toc242538684"/>
+      <w:bookmarkStart w:id="0" w:name="_Toc242540258"/>
       <w:r>
         <w:lastRenderedPageBreak/>
         <w:t>1. Propósito y alcance</w:t>
@@ -3067,7 +3067,7 @@
       <w:pPr>
         <w:pStyle w:val="Ttulo1"/>
       </w:pPr>
-      <w:bookmarkStart w:id="1" w:name="_Toc242538685"/>
+      <w:bookmarkStart w:id="1" w:name="_Toc242540259"/>
       <w:r>
         <w:t>2. Roles y niveles de aprobación</w:t>
       </w:r>
@@ -3695,7 +3695,7 @@
       <w:pPr>
         <w:pStyle w:val="Ttulo1"/>
       </w:pPr>
-      <w:bookmarkStart w:id="2" w:name="_Toc242538686"/>
+      <w:bookmarkStart w:id="2" w:name="_Toc242540260"/>
       <w:r>
         <w:t>3. Flujo de un cambio</w:t>
       </w:r>
@@ -3789,7 +3789,7 @@
       <w:pPr>
         <w:pStyle w:val="Ttulo1"/>
       </w:pPr>
-      <w:bookmarkStart w:id="3" w:name="_Toc242538687"/>
+      <w:bookmarkStart w:id="3" w:name="_Toc242540261"/>
       <w:r>
         <w:lastRenderedPageBreak/>
         <w:t>4. Formato de solicitud de cambio</w:t>
@@ -4542,7 +4542,7 @@
       <w:pPr>
         <w:pStyle w:val="Ttulo1"/>
       </w:pPr>
-      <w:bookmarkStart w:id="4" w:name="_Toc242538688"/>
+      <w:bookmarkStart w:id="4" w:name="_Toc242540262"/>
       <w:r>
         <w:lastRenderedPageBreak/>
         <w:t>5. Registro de cambios</w:t>
@@ -7461,7 +7461,7 @@
       <w:pPr>
         <w:pStyle w:val="Ttulo1"/>
       </w:pPr>
-      <w:bookmarkStart w:id="5" w:name="_Toc242538689"/>
+      <w:bookmarkStart w:id="5" w:name="_Toc242540263"/>
       <w:r>
         <w:lastRenderedPageBreak/>
         <w:t>6. Efecto de los cambios aprobados sobre los documentos</w:t>
@@ -9244,10 +9244,64 @@
 <file path=word/numbering.xml><?xml version="1.0" encoding="utf-8"?>
 <w:numbering xmlns:wpc="http://schemas.microsoft.com/office/word/2010/wordprocessingCanvas" xmlns:cx="http://schemas.microsoft.com/office/drawing/2014/chartex" xmlns:cx1="http://schemas.microsoft.com/office/drawing/2015/9/8/chartex" xmlns:cx2="http://schemas.microsoft.com/office/drawing/2015/10/21/chartex" xmlns:cx3="http://schemas.microsoft.com/office/drawing/2016/5/9/chartex" xmlns:cx4="http://schemas.microsoft.com/office/drawing/2016/5/10/chartex" xmlns:cx5="http://schemas.microsoft.com/office/drawing/2016/5/11/chartex" xmlns:cx6="http://schemas.microsoft.com/office/drawing/2016/5/12/chartex" xmlns:cx7="http://schemas.microsoft.com/office/drawing/2016/5/13/chartex" xmlns:cx8="http://schemas.microsoft.com/office/drawing/2016/5/14/chartex" xmlns:mc="http://schemas.openxmlformats.org/markup-compatibility/2006" xmlns:aink="http://schemas.microsoft.com/office/drawing/2016/ink" xmlns:am3d="http://schemas.microsoft.com/office/drawing/2017/model3d" xmlns:o="urn:schemas-microsoft-com:office:office" xmlns:oel="http://schemas.microsoft.com/office/2019/extlst" xmlns:r="http://schemas.openxmlformats.org/officeDocument/2006/relationships" xmlns:m="http://schemas.openxmlformats.org/officeDocument/2006/math" xmlns:v="urn:schemas-microsoft-com:vml" xmlns:wp14="http://schemas.microsoft.com/office/word/2010/wordprocessingDrawing" xmlns:wp="http://schemas.openxmlformats.org/drawingml/2006/wordprocessingDrawing" xmlns:w10="urn:schemas-microsoft-com:office:word" xmlns:w="http://schemas.openxmlformats.org/wordprocessingml/2006/main" xmlns:w14="http://schemas.microsoft.com/office/word/2010/wordml" xmlns:w15="http://schemas.microsoft.com/office/word/2012/wordml" xmlns:w16cex="http://schemas.microsoft.com/office/word/2018/wordml/cex" xmlns:w16cid="http://schemas.microsoft.com/office/word/2016/wordml/cid" xmlns:w16="http://schemas.microsoft.com/office/word/2018/wordml" xmlns:w16du="http://schemas.microsoft.com/office/word/2023/wordml/word16du" xmlns:w16sdtdh="http://schemas.microsoft.com/office/word/2020/wordml/sdtdatahash" xmlns:w16sdtfl="http://schemas.microsoft.com/office/word/2024/wordml/sdtformatlock" xmlns:w16se="http://schemas.microsoft.com/office/word/2015/wordml/symex" xmlns:wpg="http://schemas.microsoft.com/office/word/2010/wordprocessingGroup" xmlns:wpi="http://schemas.microsoft.com/office/word/2010/wordprocessingInk" xmlns:wne="http://schemas.microsoft.com/office/word/2006/wordml" xmlns:wps="http://schemas.microsoft.com/office/word/2010/wordprocessingShape" mc:Ignorable="w14 w15 w16se w16cid w16 w16cex w16sdtdh w16sdtfl w16du wp14">
   <w:abstractNum w:abstractNumId="0" w15:restartNumberingAfterBreak="0">
-    <w:nsid w:val="50B16FA2"/>
+    <w:nsid w:val="2DC0515A"/>
     <w:multiLevelType w:val="hybridMultilevel"/>
-    <w:tmpl w:val="C7F45C94"/>
-    <w:lvl w:ilvl="0" w:tplc="36442B2E">
+    <w:tmpl w:val="5EAC42E0"/>
+    <w:lvl w:ilvl="0" w:tplc="F9D287A2">
+      <w:start w:val="1"/>
+      <w:numFmt w:val="decimal"/>
+      <w:lvlText w:val="%1."/>
+      <w:lvlJc w:val="left"/>
+      <w:pPr>
+        <w:ind w:left="560" w:hanging="340"/>
+      </w:pPr>
+    </w:lvl>
+    <w:lvl w:ilvl="1" w:tplc="B654635C">
+      <w:numFmt w:val="decimal"/>
+      <w:lvlText w:val=""/>
+      <w:lvlJc w:val="left"/>
+    </w:lvl>
+    <w:lvl w:ilvl="2" w:tplc="4DDC61C0">
+      <w:numFmt w:val="decimal"/>
+      <w:lvlText w:val=""/>
+      <w:lvlJc w:val="left"/>
+    </w:lvl>
+    <w:lvl w:ilvl="3" w:tplc="7D22FC1C">
+      <w:numFmt w:val="decimal"/>
+      <w:lvlText w:val=""/>
+      <w:lvlJc w:val="left"/>
+    </w:lvl>
+    <w:lvl w:ilvl="4" w:tplc="4A24A440">
+      <w:numFmt w:val="decimal"/>
+      <w:lvlText w:val=""/>
+      <w:lvlJc w:val="left"/>
+    </w:lvl>
+    <w:lvl w:ilvl="5" w:tplc="C696F580">
+      <w:numFmt w:val="decimal"/>
+      <w:lvlText w:val=""/>
+      <w:lvlJc w:val="left"/>
+    </w:lvl>
+    <w:lvl w:ilvl="6" w:tplc="CC0C9828">
+      <w:numFmt w:val="decimal"/>
+      <w:lvlText w:val=""/>
+      <w:lvlJc w:val="left"/>
+    </w:lvl>
+    <w:lvl w:ilvl="7" w:tplc="A7FAC710">
+      <w:numFmt w:val="decimal"/>
+      <w:lvlText w:val=""/>
+      <w:lvlJc w:val="left"/>
+    </w:lvl>
+    <w:lvl w:ilvl="8" w:tplc="398E589E">
+      <w:numFmt w:val="decimal"/>
+      <w:lvlText w:val=""/>
+      <w:lvlJc w:val="left"/>
+    </w:lvl>
+  </w:abstractNum>
+  <w:abstractNum w:abstractNumId="1" w15:restartNumberingAfterBreak="0">
+    <w:nsid w:val="68292FBC"/>
+    <w:multiLevelType w:val="hybridMultilevel"/>
+    <w:tmpl w:val="1122C208"/>
+    <w:lvl w:ilvl="0" w:tplc="59CE8A72">
       <w:start w:val="1"/>
       <w:numFmt w:val="bullet"/>
       <w:lvlText w:val="●"/>
@@ -9256,7 +9310,7 @@
         <w:ind w:left="720" w:hanging="360"/>
       </w:pPr>
     </w:lvl>
-    <w:lvl w:ilvl="1" w:tplc="CD4A2C74">
+    <w:lvl w:ilvl="1" w:tplc="9F203834">
       <w:start w:val="1"/>
       <w:numFmt w:val="bullet"/>
       <w:lvlText w:val="○"/>
@@ -9265,7 +9319,7 @@
         <w:ind w:left="1440" w:hanging="360"/>
       </w:pPr>
     </w:lvl>
-    <w:lvl w:ilvl="2" w:tplc="A972FBCA">
+    <w:lvl w:ilvl="2" w:tplc="A17A2EDC">
       <w:start w:val="1"/>
       <w:numFmt w:val="bullet"/>
       <w:lvlText w:val="■"/>
@@ -9274,7 +9328,7 @@
         <w:ind w:left="2160" w:hanging="360"/>
       </w:pPr>
     </w:lvl>
-    <w:lvl w:ilvl="3" w:tplc="06066444">
+    <w:lvl w:ilvl="3" w:tplc="0456A4F4">
       <w:start w:val="1"/>
       <w:numFmt w:val="bullet"/>
       <w:lvlText w:val="●"/>
@@ -9283,7 +9337,7 @@
         <w:ind w:left="2880" w:hanging="360"/>
       </w:pPr>
     </w:lvl>
-    <w:lvl w:ilvl="4" w:tplc="011621F2">
+    <w:lvl w:ilvl="4" w:tplc="9D1A874A">
       <w:start w:val="1"/>
       <w:numFmt w:val="bullet"/>
       <w:lvlText w:val="○"/>
@@ -9292,7 +9346,7 @@
         <w:ind w:left="3600" w:hanging="360"/>
       </w:pPr>
     </w:lvl>
-    <w:lvl w:ilvl="5" w:tplc="8BBAC8D6">
+    <w:lvl w:ilvl="5" w:tplc="AE7432F4">
       <w:start w:val="1"/>
       <w:numFmt w:val="bullet"/>
       <w:lvlText w:val="■"/>
@@ -9301,7 +9355,7 @@
         <w:ind w:left="4320" w:hanging="360"/>
       </w:pPr>
     </w:lvl>
-    <w:lvl w:ilvl="6" w:tplc="32A41FEE">
+    <w:lvl w:ilvl="6" w:tplc="496E888A">
       <w:start w:val="1"/>
       <w:numFmt w:val="bullet"/>
       <w:lvlText w:val="●"/>
@@ -9310,7 +9364,7 @@
         <w:ind w:left="5040" w:hanging="360"/>
       </w:pPr>
     </w:lvl>
-    <w:lvl w:ilvl="7" w:tplc="5BC04918">
+    <w:lvl w:ilvl="7" w:tplc="A4EC84DC">
       <w:start w:val="1"/>
       <w:numFmt w:val="bullet"/>
       <w:lvlText w:val="●"/>
@@ -9319,7 +9373,7 @@
         <w:ind w:left="5760" w:hanging="360"/>
       </w:pPr>
     </w:lvl>
-    <w:lvl w:ilvl="8" w:tplc="9EF239A2">
+    <w:lvl w:ilvl="8" w:tplc="539CFCC2">
       <w:start w:val="1"/>
       <w:numFmt w:val="bullet"/>
       <w:lvlText w:val="●"/>
@@ -9329,65 +9383,11 @@
       </w:pPr>
     </w:lvl>
   </w:abstractNum>
-  <w:abstractNum w:abstractNumId="1" w15:restartNumberingAfterBreak="0">
-    <w:nsid w:val="67545C1D"/>
+  <w:abstractNum w:abstractNumId="2" w15:restartNumberingAfterBreak="0">
+    <w:nsid w:val="72033D38"/>
     <w:multiLevelType w:val="hybridMultilevel"/>
-    <w:tmpl w:val="3F503BA2"/>
-    <w:lvl w:ilvl="0" w:tplc="2EAE1198">
-      <w:start w:val="1"/>
-      <w:numFmt w:val="decimal"/>
-      <w:lvlText w:val="%1."/>
-      <w:lvlJc w:val="left"/>
-      <w:pPr>
-        <w:ind w:left="560" w:hanging="340"/>
-      </w:pPr>
-    </w:lvl>
-    <w:lvl w:ilvl="1" w:tplc="320AFB5C">
-      <w:numFmt w:val="decimal"/>
-      <w:lvlText w:val=""/>
-      <w:lvlJc w:val="left"/>
-    </w:lvl>
-    <w:lvl w:ilvl="2" w:tplc="819A7D50">
-      <w:numFmt w:val="decimal"/>
-      <w:lvlText w:val=""/>
-      <w:lvlJc w:val="left"/>
-    </w:lvl>
-    <w:lvl w:ilvl="3" w:tplc="C7662636">
-      <w:numFmt w:val="decimal"/>
-      <w:lvlText w:val=""/>
-      <w:lvlJc w:val="left"/>
-    </w:lvl>
-    <w:lvl w:ilvl="4" w:tplc="42C29590">
-      <w:numFmt w:val="decimal"/>
-      <w:lvlText w:val=""/>
-      <w:lvlJc w:val="left"/>
-    </w:lvl>
-    <w:lvl w:ilvl="5" w:tplc="50DCA266">
-      <w:numFmt w:val="decimal"/>
-      <w:lvlText w:val=""/>
-      <w:lvlJc w:val="left"/>
-    </w:lvl>
-    <w:lvl w:ilvl="6" w:tplc="C6E8263A">
-      <w:numFmt w:val="decimal"/>
-      <w:lvlText w:val=""/>
-      <w:lvlJc w:val="left"/>
-    </w:lvl>
-    <w:lvl w:ilvl="7" w:tplc="CD4A19B6">
-      <w:numFmt w:val="decimal"/>
-      <w:lvlText w:val=""/>
-      <w:lvlJc w:val="left"/>
-    </w:lvl>
-    <w:lvl w:ilvl="8" w:tplc="A1142688">
-      <w:numFmt w:val="decimal"/>
-      <w:lvlText w:val=""/>
-      <w:lvlJc w:val="left"/>
-    </w:lvl>
-  </w:abstractNum>
-  <w:abstractNum w:abstractNumId="2" w15:restartNumberingAfterBreak="0">
-    <w:nsid w:val="6E1208D3"/>
-    <w:multiLevelType w:val="hybridMultilevel"/>
-    <w:tmpl w:val="8EFE1F40"/>
-    <w:lvl w:ilvl="0" w:tplc="65060BAA">
+    <w:tmpl w:val="A0821022"/>
+    <w:lvl w:ilvl="0" w:tplc="297CE6DE">
       <w:start w:val="1"/>
       <w:numFmt w:val="bullet"/>
       <w:lvlText w:val="•"/>
@@ -9396,61 +9396,61 @@
         <w:ind w:left="560" w:hanging="280"/>
       </w:pPr>
     </w:lvl>
-    <w:lvl w:ilvl="1" w:tplc="DE96E3DC">
+    <w:lvl w:ilvl="1" w:tplc="57801A14">
       <w:numFmt w:val="decimal"/>
       <w:lvlText w:val=""/>
       <w:lvlJc w:val="left"/>
     </w:lvl>
-    <w:lvl w:ilvl="2" w:tplc="3160BCF4">
+    <w:lvl w:ilvl="2" w:tplc="CC8CB6B2">
       <w:numFmt w:val="decimal"/>
       <w:lvlText w:val=""/>
       <w:lvlJc w:val="left"/>
     </w:lvl>
-    <w:lvl w:ilvl="3" w:tplc="6B04DE34">
+    <w:lvl w:ilvl="3" w:tplc="41CA2DEC">
       <w:numFmt w:val="decimal"/>
       <w:lvlText w:val=""/>
       <w:lvlJc w:val="left"/>
     </w:lvl>
-    <w:lvl w:ilvl="4" w:tplc="252E9986">
+    <w:lvl w:ilvl="4" w:tplc="3D1E3832">
       <w:numFmt w:val="decimal"/>
       <w:lvlText w:val=""/>
       <w:lvlJc w:val="left"/>
     </w:lvl>
-    <w:lvl w:ilvl="5" w:tplc="250E07BE">
+    <w:lvl w:ilvl="5" w:tplc="297E2A18">
       <w:numFmt w:val="decimal"/>
       <w:lvlText w:val=""/>
       <w:lvlJc w:val="left"/>
     </w:lvl>
-    <w:lvl w:ilvl="6" w:tplc="4B9868B8">
+    <w:lvl w:ilvl="6" w:tplc="38E05168">
       <w:numFmt w:val="decimal"/>
       <w:lvlText w:val=""/>
       <w:lvlJc w:val="left"/>
     </w:lvl>
-    <w:lvl w:ilvl="7" w:tplc="C3D8C2C0">
+    <w:lvl w:ilvl="7" w:tplc="80BC283E">
       <w:numFmt w:val="decimal"/>
       <w:lvlText w:val=""/>
       <w:lvlJc w:val="left"/>
     </w:lvl>
-    <w:lvl w:ilvl="8" w:tplc="BC36DEA0">
+    <w:lvl w:ilvl="8" w:tplc="2A348C96">
       <w:numFmt w:val="decimal"/>
       <w:lvlText w:val=""/>
       <w:lvlJc w:val="left"/>
     </w:lvl>
   </w:abstractNum>
-  <w:num w:numId="1" w16cid:durableId="1593201094">
-    <w:abstractNumId w:val="0"/>
+  <w:num w:numId="1" w16cid:durableId="1736775630">
+    <w:abstractNumId w:val="1"/>
     <w:lvlOverride w:ilvl="0">
       <w:startOverride w:val="1"/>
     </w:lvlOverride>
   </w:num>
-  <w:num w:numId="2" w16cid:durableId="1189684994">
+  <w:num w:numId="2" w16cid:durableId="977535541">
     <w:abstractNumId w:val="2"/>
     <w:lvlOverride w:ilvl="0">
       <w:startOverride w:val="1"/>
     </w:lvlOverride>
   </w:num>
-  <w:num w:numId="3" w16cid:durableId="1818954518">
-    <w:abstractNumId w:val="1"/>
+  <w:num w:numId="3" w16cid:durableId="1736590225">
+    <w:abstractNumId w:val="0"/>
     <w:lvlOverride w:ilvl="0">
       <w:startOverride w:val="1"/>
     </w:lvlOverride>
@@ -10043,7 +10043,7 @@
     <w:autoRedefine/>
     <w:uiPriority w:val="39"/>
     <w:unhideWhenUsed/>
-    <w:rsid w:val="00B619D5"/>
+    <w:rsid w:val="00D338BD"/>
     <w:pPr>
       <w:spacing w:after="100"/>
     </w:pPr>

--- a/public/documentos/GOB-10-plan-de-gestion-de-cambios-y-registro-de-cambios.docx
+++ b/public/documentos/GOB-10-plan-de-gestion-de-cambios-y-registro-de-cambios.docx
@@ -18,7 +18,7 @@
           <w:left w:w="10" w:type="dxa"/>
           <w:right w:w="10" w:type="dxa"/>
         </w:tblCellMar>
-        <w:tblLook w:val="04A0" w:firstRow="1" w:lastRow="0" w:firstColumn="1" w:lastColumn="0" w:noHBand="0" w:noVBand="1"/>
+        <w:tblLook w:val="0000" w:firstRow="0" w:lastRow="0" w:firstColumn="0" w:lastColumn="0" w:noHBand="0" w:noVBand="0"/>
       </w:tblPr>
       <w:tblGrid>
         <w:gridCol w:w="1757"/>
@@ -52,7 +52,7 @@
                 <w:noProof/>
               </w:rPr>
               <w:drawing>
-                <wp:inline distT="0" distB="0" distL="0" distR="0" wp14:anchorId="2D31C2EB" wp14:editId="690F7315">
+                <wp:inline distT="0" distB="0" distL="0" distR="0" wp14:anchorId="1D9D0943" wp14:editId="2C790D15">
                   <wp:extent cx="990600" cy="990600"/>
                   <wp:effectExtent l="0" t="0" r="0" b="0"/>
                   <wp:docPr id="1" name="Imagen 1"/>
@@ -171,10 +171,10 @@
                 <w:noProof/>
               </w:rPr>
               <w:drawing>
-                <wp:inline distT="0" distB="0" distL="0" distR="0" wp14:anchorId="10BED1EF" wp14:editId="0388877C">
+                <wp:inline distT="0" distB="0" distL="0" distR="0" wp14:anchorId="3AF7ABE1" wp14:editId="4A89BAFE">
                   <wp:extent cx="800100" cy="800100"/>
                   <wp:effectExtent l="0" t="0" r="0" b="0"/>
-                  <wp:docPr id="589550435" name="Imagen 589550435"/>
+                  <wp:docPr id="1910188077" name="Imagen 1910188077"/>
                   <wp:cNvGraphicFramePr>
                     <a:graphicFrameLocks xmlns:a="http://schemas.openxmlformats.org/drawingml/2006/main" noChangeAspect="1"/>
                   </wp:cNvGraphicFramePr>
@@ -308,7 +308,7 @@
           <w:left w:w="10" w:type="dxa"/>
           <w:right w:w="10" w:type="dxa"/>
         </w:tblCellMar>
-        <w:tblLook w:val="04A0" w:firstRow="1" w:lastRow="0" w:firstColumn="1" w:lastColumn="0" w:noHBand="0" w:noVBand="1"/>
+        <w:tblLook w:val="0000" w:firstRow="0" w:lastRow="0" w:firstColumn="0" w:lastColumn="0" w:noHBand="0" w:noVBand="0"/>
       </w:tblPr>
       <w:tblGrid>
         <w:gridCol w:w="2636"/>
@@ -786,7 +786,7 @@
           <w:left w:w="10" w:type="dxa"/>
           <w:right w:w="10" w:type="dxa"/>
         </w:tblCellMar>
-        <w:tblLook w:val="04A0" w:firstRow="1" w:lastRow="0" w:firstColumn="1" w:lastColumn="0" w:noHBand="0" w:noVBand="1"/>
+        <w:tblLook w:val="0000" w:firstRow="0" w:lastRow="0" w:firstColumn="0" w:lastColumn="0" w:noHBand="0" w:noVBand="0"/>
       </w:tblPr>
       <w:tblGrid>
         <w:gridCol w:w="4042"/>
@@ -1399,7 +1399,7 @@
           <w:left w:w="10" w:type="dxa"/>
           <w:right w:w="10" w:type="dxa"/>
         </w:tblCellMar>
-        <w:tblLook w:val="04A0" w:firstRow="1" w:lastRow="0" w:firstColumn="1" w:lastColumn="0" w:noHBand="0" w:noVBand="1"/>
+        <w:tblLook w:val="0000" w:firstRow="0" w:lastRow="0" w:firstColumn="0" w:lastColumn="0" w:noHBand="0" w:noVBand="0"/>
       </w:tblPr>
       <w:tblGrid>
         <w:gridCol w:w="2636"/>
@@ -1817,7 +1817,7 @@
           <w:left w:w="10" w:type="dxa"/>
           <w:right w:w="10" w:type="dxa"/>
         </w:tblCellMar>
-        <w:tblLook w:val="04A0" w:firstRow="1" w:lastRow="0" w:firstColumn="1" w:lastColumn="0" w:noHBand="0" w:noVBand="1"/>
+        <w:tblLook w:val="0000" w:firstRow="0" w:lastRow="0" w:firstColumn="0" w:lastColumn="0" w:noHBand="0" w:noVBand="0"/>
       </w:tblPr>
       <w:tblGrid>
         <w:gridCol w:w="1054"/>
@@ -2158,7 +2158,7 @@
           <w:left w:w="10" w:type="dxa"/>
           <w:right w:w="10" w:type="dxa"/>
         </w:tblCellMar>
-        <w:tblLook w:val="04A0" w:firstRow="1" w:lastRow="0" w:firstColumn="1" w:lastColumn="0" w:noHBand="0" w:noVBand="1"/>
+        <w:tblLook w:val="0000" w:firstRow="0" w:lastRow="0" w:firstColumn="0" w:lastColumn="0" w:noHBand="0" w:noVBand="0"/>
       </w:tblPr>
       <w:tblGrid>
         <w:gridCol w:w="2636"/>
@@ -2498,7 +2498,7 @@
           <w:left w:w="10" w:type="dxa"/>
           <w:right w:w="10" w:type="dxa"/>
         </w:tblCellMar>
-        <w:tblLook w:val="04A0" w:firstRow="1" w:lastRow="0" w:firstColumn="1" w:lastColumn="0" w:noHBand="0" w:noVBand="1"/>
+        <w:tblLook w:val="0000" w:firstRow="0" w:lastRow="0" w:firstColumn="0" w:lastColumn="0" w:noHBand="0" w:noVBand="0"/>
       </w:tblPr>
       <w:tblGrid>
         <w:gridCol w:w="8787"/>
@@ -2585,7 +2585,7 @@
     <w:sdt>
       <w:sdtPr>
         <w:alias w:val="Contenido"/>
-        <w:id w:val="-255444893"/>
+        <w:id w:val="1395628687"/>
       </w:sdtPr>
       <w:sdtEndPr/>
       <w:sdtContent>
@@ -2611,7 +2611,7 @@
           <w:r>
             <w:fldChar w:fldCharType="separate"/>
           </w:r>
-          <w:hyperlink w:anchor="_Toc242540258" w:history="1">
+          <w:hyperlink w:anchor="_Toc242543338" w:history="1">
             <w:r>
               <w:rPr>
                 <w:rStyle w:val="Hipervnculo"/>
@@ -2635,7 +2635,7 @@
               <w:rPr>
                 <w:noProof/>
               </w:rPr>
-              <w:instrText xml:space="preserve"> PAGEREF _Toc242540258 \h </w:instrText>
+              <w:instrText xml:space="preserve"> PAGEREF _Toc242543338 \h </w:instrText>
             </w:r>
             <w:r>
               <w:rPr>
@@ -2675,7 +2675,7 @@
               <w14:ligatures w14:val="standardContextual"/>
             </w:rPr>
           </w:pPr>
-          <w:hyperlink w:anchor="_Toc242540259" w:history="1">
+          <w:hyperlink w:anchor="_Toc242543339" w:history="1">
             <w:r>
               <w:rPr>
                 <w:rStyle w:val="Hipervnculo"/>
@@ -2699,7 +2699,7 @@
               <w:rPr>
                 <w:noProof/>
               </w:rPr>
-              <w:instrText xml:space="preserve"> PAGEREF _Toc242540259 \h </w:instrText>
+              <w:instrText xml:space="preserve"> PAGEREF _Toc242543339 \h </w:instrText>
             </w:r>
             <w:r>
               <w:rPr>
@@ -2739,7 +2739,7 @@
               <w14:ligatures w14:val="standardContextual"/>
             </w:rPr>
           </w:pPr>
-          <w:hyperlink w:anchor="_Toc242540260" w:history="1">
+          <w:hyperlink w:anchor="_Toc242543340" w:history="1">
             <w:r>
               <w:rPr>
                 <w:rStyle w:val="Hipervnculo"/>
@@ -2763,7 +2763,7 @@
               <w:rPr>
                 <w:noProof/>
               </w:rPr>
-              <w:instrText xml:space="preserve"> PAGEREF _Toc242540260 \h </w:instrText>
+              <w:instrText xml:space="preserve"> PAGEREF _Toc242543340 \h </w:instrText>
             </w:r>
             <w:r>
               <w:rPr>
@@ -2803,7 +2803,7 @@
               <w14:ligatures w14:val="standardContextual"/>
             </w:rPr>
           </w:pPr>
-          <w:hyperlink w:anchor="_Toc242540261" w:history="1">
+          <w:hyperlink w:anchor="_Toc242543341" w:history="1">
             <w:r>
               <w:rPr>
                 <w:rStyle w:val="Hipervnculo"/>
@@ -2827,7 +2827,7 @@
               <w:rPr>
                 <w:noProof/>
               </w:rPr>
-              <w:instrText xml:space="preserve"> PAGEREF _Toc242540261 \h </w:instrText>
+              <w:instrText xml:space="preserve"> PAGEREF _Toc242543341 \h </w:instrText>
             </w:r>
             <w:r>
               <w:rPr>
@@ -2867,7 +2867,7 @@
               <w14:ligatures w14:val="standardContextual"/>
             </w:rPr>
           </w:pPr>
-          <w:hyperlink w:anchor="_Toc242540262" w:history="1">
+          <w:hyperlink w:anchor="_Toc242543342" w:history="1">
             <w:r>
               <w:rPr>
                 <w:rStyle w:val="Hipervnculo"/>
@@ -2891,7 +2891,7 @@
               <w:rPr>
                 <w:noProof/>
               </w:rPr>
-              <w:instrText xml:space="preserve"> PAGEREF _Toc242540262 \h </w:instrText>
+              <w:instrText xml:space="preserve"> PAGEREF _Toc242543342 \h </w:instrText>
             </w:r>
             <w:r>
               <w:rPr>
@@ -2931,7 +2931,7 @@
               <w14:ligatures w14:val="standardContextual"/>
             </w:rPr>
           </w:pPr>
-          <w:hyperlink w:anchor="_Toc242540263" w:history="1">
+          <w:hyperlink w:anchor="_Toc242543343" w:history="1">
             <w:r>
               <w:rPr>
                 <w:rStyle w:val="Hipervnculo"/>
@@ -2955,7 +2955,7 @@
               <w:rPr>
                 <w:noProof/>
               </w:rPr>
-              <w:instrText xml:space="preserve"> PAGEREF _Toc242540263 \h </w:instrText>
+              <w:instrText xml:space="preserve"> PAGEREF _Toc242543343 \h </w:instrText>
             </w:r>
             <w:r>
               <w:rPr>
@@ -3005,7 +3005,7 @@
       <w:pPr>
         <w:pStyle w:val="Ttulo1"/>
       </w:pPr>
-      <w:bookmarkStart w:id="0" w:name="_Toc242540258"/>
+      <w:bookmarkStart w:id="0" w:name="_Toc242543338"/>
       <w:r>
         <w:lastRenderedPageBreak/>
         <w:t>1. Propósito y alcance</w:t>
@@ -3067,7 +3067,7 @@
       <w:pPr>
         <w:pStyle w:val="Ttulo1"/>
       </w:pPr>
-      <w:bookmarkStart w:id="1" w:name="_Toc242540259"/>
+      <w:bookmarkStart w:id="1" w:name="_Toc242543339"/>
       <w:r>
         <w:t>2. Roles y niveles de aprobación</w:t>
       </w:r>
@@ -3115,7 +3115,7 @@
           <w:left w:w="10" w:type="dxa"/>
           <w:right w:w="10" w:type="dxa"/>
         </w:tblCellMar>
-        <w:tblLook w:val="04A0" w:firstRow="1" w:lastRow="0" w:firstColumn="1" w:lastColumn="0" w:noHBand="0" w:noVBand="1"/>
+        <w:tblLook w:val="0000" w:firstRow="0" w:lastRow="0" w:firstColumn="0" w:lastColumn="0" w:noHBand="0" w:noVBand="0"/>
       </w:tblPr>
       <w:tblGrid>
         <w:gridCol w:w="4042"/>
@@ -3695,7 +3695,7 @@
       <w:pPr>
         <w:pStyle w:val="Ttulo1"/>
       </w:pPr>
-      <w:bookmarkStart w:id="2" w:name="_Toc242540260"/>
+      <w:bookmarkStart w:id="2" w:name="_Toc242543340"/>
       <w:r>
         <w:t>3. Flujo de un cambio</w:t>
       </w:r>
@@ -3789,7 +3789,7 @@
       <w:pPr>
         <w:pStyle w:val="Ttulo1"/>
       </w:pPr>
-      <w:bookmarkStart w:id="3" w:name="_Toc242540261"/>
+      <w:bookmarkStart w:id="3" w:name="_Toc242543341"/>
       <w:r>
         <w:lastRenderedPageBreak/>
         <w:t>4. Formato de solicitud de cambio</w:t>
@@ -3812,7 +3812,7 @@
           <w:left w:w="10" w:type="dxa"/>
           <w:right w:w="10" w:type="dxa"/>
         </w:tblCellMar>
-        <w:tblLook w:val="04A0" w:firstRow="1" w:lastRow="0" w:firstColumn="1" w:lastColumn="0" w:noHBand="0" w:noVBand="1"/>
+        <w:tblLook w:val="0000" w:firstRow="0" w:lastRow="0" w:firstColumn="0" w:lastColumn="0" w:noHBand="0" w:noVBand="0"/>
       </w:tblPr>
       <w:tblGrid>
         <w:gridCol w:w="2636"/>
@@ -4542,7 +4542,7 @@
       <w:pPr>
         <w:pStyle w:val="Ttulo1"/>
       </w:pPr>
-      <w:bookmarkStart w:id="4" w:name="_Toc242540262"/>
+      <w:bookmarkStart w:id="4" w:name="_Toc242543342"/>
       <w:r>
         <w:lastRenderedPageBreak/>
         <w:t>5. Registro de cambios</w:t>
@@ -4591,7 +4591,7 @@
           <w:left w:w="10" w:type="dxa"/>
           <w:right w:w="10" w:type="dxa"/>
         </w:tblCellMar>
-        <w:tblLook w:val="04A0" w:firstRow="1" w:lastRow="0" w:firstColumn="1" w:lastColumn="0" w:noHBand="0" w:noVBand="1"/>
+        <w:tblLook w:val="0000" w:firstRow="0" w:lastRow="0" w:firstColumn="0" w:lastColumn="0" w:noHBand="0" w:noVBand="0"/>
       </w:tblPr>
       <w:tblGrid>
         <w:gridCol w:w="728"/>
@@ -5829,7 +5829,7 @@
                 <w:sz w:val="15"/>
                 <w:szCs w:val="15"/>
               </w:rPr>
-              <w:t>Vigente en los documentos. Pendiente en el prototipo (Sprints 3 y 4).</w:t>
+              <w:t>Tres niveles aplicados en los documentos y en el prototipo (10/10/2026). Los roles siguen pendientes en el prototipo (Sprint 4).</w:t>
             </w:r>
           </w:p>
         </w:tc>
@@ -7309,7 +7309,7 @@
           <w:left w:w="10" w:type="dxa"/>
           <w:right w:w="10" w:type="dxa"/>
         </w:tblCellMar>
-        <w:tblLook w:val="04A0" w:firstRow="1" w:lastRow="0" w:firstColumn="1" w:lastColumn="0" w:noHBand="0" w:noVBand="1"/>
+        <w:tblLook w:val="0000" w:firstRow="0" w:lastRow="0" w:firstColumn="0" w:lastColumn="0" w:noHBand="0" w:noVBand="0"/>
       </w:tblPr>
       <w:tblGrid>
         <w:gridCol w:w="14570"/>
@@ -7385,7 +7385,7 @@
           <w:left w:w="10" w:type="dxa"/>
           <w:right w:w="10" w:type="dxa"/>
         </w:tblCellMar>
-        <w:tblLook w:val="04A0" w:firstRow="1" w:lastRow="0" w:firstColumn="1" w:lastColumn="0" w:noHBand="0" w:noVBand="1"/>
+        <w:tblLook w:val="0000" w:firstRow="0" w:lastRow="0" w:firstColumn="0" w:lastColumn="0" w:noHBand="0" w:noVBand="0"/>
       </w:tblPr>
       <w:tblGrid>
         <w:gridCol w:w="14570"/>
@@ -7461,7 +7461,7 @@
       <w:pPr>
         <w:pStyle w:val="Ttulo1"/>
       </w:pPr>
-      <w:bookmarkStart w:id="5" w:name="_Toc242540263"/>
+      <w:bookmarkStart w:id="5" w:name="_Toc242543343"/>
       <w:r>
         <w:lastRenderedPageBreak/>
         <w:t>6. Efecto de los cambios aprobados sobre los documentos</w:t>
@@ -7510,7 +7510,7 @@
           <w:left w:w="10" w:type="dxa"/>
           <w:right w:w="10" w:type="dxa"/>
         </w:tblCellMar>
-        <w:tblLook w:val="04A0" w:firstRow="1" w:lastRow="0" w:firstColumn="1" w:lastColumn="0" w:noHBand="0" w:noVBand="1"/>
+        <w:tblLook w:val="0000" w:firstRow="0" w:lastRow="0" w:firstColumn="0" w:lastColumn="0" w:noHBand="0" w:noVBand="0"/>
       </w:tblPr>
       <w:tblGrid>
         <w:gridCol w:w="3163"/>
@@ -9244,10 +9244,10 @@
 <file path=word/numbering.xml><?xml version="1.0" encoding="utf-8"?>
 <w:numbering xmlns:wpc="http://schemas.microsoft.com/office/word/2010/wordprocessingCanvas" xmlns:cx="http://schemas.microsoft.com/office/drawing/2014/chartex" xmlns:cx1="http://schemas.microsoft.com/office/drawing/2015/9/8/chartex" xmlns:cx2="http://schemas.microsoft.com/office/drawing/2015/10/21/chartex" xmlns:cx3="http://schemas.microsoft.com/office/drawing/2016/5/9/chartex" xmlns:cx4="http://schemas.microsoft.com/office/drawing/2016/5/10/chartex" xmlns:cx5="http://schemas.microsoft.com/office/drawing/2016/5/11/chartex" xmlns:cx6="http://schemas.microsoft.com/office/drawing/2016/5/12/chartex" xmlns:cx7="http://schemas.microsoft.com/office/drawing/2016/5/13/chartex" xmlns:cx8="http://schemas.microsoft.com/office/drawing/2016/5/14/chartex" xmlns:mc="http://schemas.openxmlformats.org/markup-compatibility/2006" xmlns:aink="http://schemas.microsoft.com/office/drawing/2016/ink" xmlns:am3d="http://schemas.microsoft.com/office/drawing/2017/model3d" xmlns:o="urn:schemas-microsoft-com:office:office" xmlns:oel="http://schemas.microsoft.com/office/2019/extlst" xmlns:r="http://schemas.openxmlformats.org/officeDocument/2006/relationships" xmlns:m="http://schemas.openxmlformats.org/officeDocument/2006/math" xmlns:v="urn:schemas-microsoft-com:vml" xmlns:wp14="http://schemas.microsoft.com/office/word/2010/wordprocessingDrawing" xmlns:wp="http://schemas.openxmlformats.org/drawingml/2006/wordprocessingDrawing" xmlns:w10="urn:schemas-microsoft-com:office:word" xmlns:w="http://schemas.openxmlformats.org/wordprocessingml/2006/main" xmlns:w14="http://schemas.microsoft.com/office/word/2010/wordml" xmlns:w15="http://schemas.microsoft.com/office/word/2012/wordml" xmlns:w16cex="http://schemas.microsoft.com/office/word/2018/wordml/cex" xmlns:w16cid="http://schemas.microsoft.com/office/word/2016/wordml/cid" xmlns:w16="http://schemas.microsoft.com/office/word/2018/wordml" xmlns:w16du="http://schemas.microsoft.com/office/word/2023/wordml/word16du" xmlns:w16sdtdh="http://schemas.microsoft.com/office/word/2020/wordml/sdtdatahash" xmlns:w16sdtfl="http://schemas.microsoft.com/office/word/2024/wordml/sdtformatlock" xmlns:w16se="http://schemas.microsoft.com/office/word/2015/wordml/symex" xmlns:wpg="http://schemas.microsoft.com/office/word/2010/wordprocessingGroup" xmlns:wpi="http://schemas.microsoft.com/office/word/2010/wordprocessingInk" xmlns:wne="http://schemas.microsoft.com/office/word/2006/wordml" xmlns:wps="http://schemas.microsoft.com/office/word/2010/wordprocessingShape" mc:Ignorable="w14 w15 w16se w16cid w16 w16cex w16sdtdh w16sdtfl w16du wp14">
   <w:abstractNum w:abstractNumId="0" w15:restartNumberingAfterBreak="0">
-    <w:nsid w:val="2DC0515A"/>
+    <w:nsid w:val="481803A6"/>
     <w:multiLevelType w:val="hybridMultilevel"/>
-    <w:tmpl w:val="5EAC42E0"/>
-    <w:lvl w:ilvl="0" w:tplc="F9D287A2">
+    <w:tmpl w:val="687E41D4"/>
+    <w:lvl w:ilvl="0" w:tplc="CBD0973C">
       <w:start w:val="1"/>
       <w:numFmt w:val="decimal"/>
       <w:lvlText w:val="%1."/>
@@ -9256,52 +9256,52 @@
         <w:ind w:left="560" w:hanging="340"/>
       </w:pPr>
     </w:lvl>
-    <w:lvl w:ilvl="1" w:tplc="B654635C">
+    <w:lvl w:ilvl="1" w:tplc="4B14D0A8">
       <w:numFmt w:val="decimal"/>
       <w:lvlText w:val=""/>
       <w:lvlJc w:val="left"/>
     </w:lvl>
-    <w:lvl w:ilvl="2" w:tplc="4DDC61C0">
+    <w:lvl w:ilvl="2" w:tplc="75269944">
       <w:numFmt w:val="decimal"/>
       <w:lvlText w:val=""/>
       <w:lvlJc w:val="left"/>
     </w:lvl>
-    <w:lvl w:ilvl="3" w:tplc="7D22FC1C">
+    <w:lvl w:ilvl="3" w:tplc="362ECD08">
       <w:numFmt w:val="decimal"/>
       <w:lvlText w:val=""/>
       <w:lvlJc w:val="left"/>
     </w:lvl>
-    <w:lvl w:ilvl="4" w:tplc="4A24A440">
+    <w:lvl w:ilvl="4" w:tplc="56B00C98">
       <w:numFmt w:val="decimal"/>
       <w:lvlText w:val=""/>
       <w:lvlJc w:val="left"/>
     </w:lvl>
-    <w:lvl w:ilvl="5" w:tplc="C696F580">
+    <w:lvl w:ilvl="5" w:tplc="7436B6F8">
       <w:numFmt w:val="decimal"/>
       <w:lvlText w:val=""/>
       <w:lvlJc w:val="left"/>
     </w:lvl>
-    <w:lvl w:ilvl="6" w:tplc="CC0C9828">
+    <w:lvl w:ilvl="6" w:tplc="FF005536">
       <w:numFmt w:val="decimal"/>
       <w:lvlText w:val=""/>
       <w:lvlJc w:val="left"/>
     </w:lvl>
-    <w:lvl w:ilvl="7" w:tplc="A7FAC710">
+    <w:lvl w:ilvl="7" w:tplc="5BAEBD2C">
       <w:numFmt w:val="decimal"/>
       <w:lvlText w:val=""/>
       <w:lvlJc w:val="left"/>
     </w:lvl>
-    <w:lvl w:ilvl="8" w:tplc="398E589E">
+    <w:lvl w:ilvl="8" w:tplc="D646E45E">
       <w:numFmt w:val="decimal"/>
       <w:lvlText w:val=""/>
       <w:lvlJc w:val="left"/>
     </w:lvl>
   </w:abstractNum>
   <w:abstractNum w:abstractNumId="1" w15:restartNumberingAfterBreak="0">
-    <w:nsid w:val="68292FBC"/>
+    <w:nsid w:val="5291507D"/>
     <w:multiLevelType w:val="hybridMultilevel"/>
-    <w:tmpl w:val="1122C208"/>
-    <w:lvl w:ilvl="0" w:tplc="59CE8A72">
+    <w:tmpl w:val="143A7A82"/>
+    <w:lvl w:ilvl="0" w:tplc="702CCF28">
       <w:start w:val="1"/>
       <w:numFmt w:val="bullet"/>
       <w:lvlText w:val="●"/>
@@ -9310,7 +9310,7 @@
         <w:ind w:left="720" w:hanging="360"/>
       </w:pPr>
     </w:lvl>
-    <w:lvl w:ilvl="1" w:tplc="9F203834">
+    <w:lvl w:ilvl="1" w:tplc="EBC2FCE4">
       <w:start w:val="1"/>
       <w:numFmt w:val="bullet"/>
       <w:lvlText w:val="○"/>
@@ -9319,7 +9319,7 @@
         <w:ind w:left="1440" w:hanging="360"/>
       </w:pPr>
     </w:lvl>
-    <w:lvl w:ilvl="2" w:tplc="A17A2EDC">
+    <w:lvl w:ilvl="2" w:tplc="7F84866C">
       <w:start w:val="1"/>
       <w:numFmt w:val="bullet"/>
       <w:lvlText w:val="■"/>
@@ -9328,7 +9328,7 @@
         <w:ind w:left="2160" w:hanging="360"/>
       </w:pPr>
     </w:lvl>
-    <w:lvl w:ilvl="3" w:tplc="0456A4F4">
+    <w:lvl w:ilvl="3" w:tplc="8514C10A">
       <w:start w:val="1"/>
       <w:numFmt w:val="bullet"/>
       <w:lvlText w:val="●"/>
@@ -9337,7 +9337,7 @@
         <w:ind w:left="2880" w:hanging="360"/>
       </w:pPr>
     </w:lvl>
-    <w:lvl w:ilvl="4" w:tplc="9D1A874A">
+    <w:lvl w:ilvl="4" w:tplc="517A27CA">
       <w:start w:val="1"/>
       <w:numFmt w:val="bullet"/>
       <w:lvlText w:val="○"/>
@@ -9346,7 +9346,7 @@
         <w:ind w:left="3600" w:hanging="360"/>
       </w:pPr>
     </w:lvl>
-    <w:lvl w:ilvl="5" w:tplc="AE7432F4">
+    <w:lvl w:ilvl="5" w:tplc="BE1839C4">
       <w:start w:val="1"/>
       <w:numFmt w:val="bullet"/>
       <w:lvlText w:val="■"/>
@@ -9355,7 +9355,7 @@
         <w:ind w:left="4320" w:hanging="360"/>
       </w:pPr>
     </w:lvl>
-    <w:lvl w:ilvl="6" w:tplc="496E888A">
+    <w:lvl w:ilvl="6" w:tplc="97B8F368">
       <w:start w:val="1"/>
       <w:numFmt w:val="bullet"/>
       <w:lvlText w:val="●"/>
@@ -9364,7 +9364,7 @@
         <w:ind w:left="5040" w:hanging="360"/>
       </w:pPr>
     </w:lvl>
-    <w:lvl w:ilvl="7" w:tplc="A4EC84DC">
+    <w:lvl w:ilvl="7" w:tplc="77962510">
       <w:start w:val="1"/>
       <w:numFmt w:val="bullet"/>
       <w:lvlText w:val="●"/>
@@ -9373,7 +9373,7 @@
         <w:ind w:left="5760" w:hanging="360"/>
       </w:pPr>
     </w:lvl>
-    <w:lvl w:ilvl="8" w:tplc="539CFCC2">
+    <w:lvl w:ilvl="8" w:tplc="28FEF94E">
       <w:start w:val="1"/>
       <w:numFmt w:val="bullet"/>
       <w:lvlText w:val="●"/>
@@ -9384,10 +9384,10 @@
     </w:lvl>
   </w:abstractNum>
   <w:abstractNum w:abstractNumId="2" w15:restartNumberingAfterBreak="0">
-    <w:nsid w:val="72033D38"/>
+    <w:nsid w:val="668C4C39"/>
     <w:multiLevelType w:val="hybridMultilevel"/>
-    <w:tmpl w:val="A0821022"/>
-    <w:lvl w:ilvl="0" w:tplc="297CE6DE">
+    <w:tmpl w:val="B9B2810A"/>
+    <w:lvl w:ilvl="0" w:tplc="F9B07EDE">
       <w:start w:val="1"/>
       <w:numFmt w:val="bullet"/>
       <w:lvlText w:val="•"/>
@@ -9396,60 +9396,60 @@
         <w:ind w:left="560" w:hanging="280"/>
       </w:pPr>
     </w:lvl>
-    <w:lvl w:ilvl="1" w:tplc="57801A14">
+    <w:lvl w:ilvl="1" w:tplc="B134AC1C">
       <w:numFmt w:val="decimal"/>
       <w:lvlText w:val=""/>
       <w:lvlJc w:val="left"/>
     </w:lvl>
-    <w:lvl w:ilvl="2" w:tplc="CC8CB6B2">
+    <w:lvl w:ilvl="2" w:tplc="1F44FDD0">
       <w:numFmt w:val="decimal"/>
       <w:lvlText w:val=""/>
       <w:lvlJc w:val="left"/>
     </w:lvl>
-    <w:lvl w:ilvl="3" w:tplc="41CA2DEC">
+    <w:lvl w:ilvl="3" w:tplc="CF8E2D06">
       <w:numFmt w:val="decimal"/>
       <w:lvlText w:val=""/>
       <w:lvlJc w:val="left"/>
     </w:lvl>
-    <w:lvl w:ilvl="4" w:tplc="3D1E3832">
+    <w:lvl w:ilvl="4" w:tplc="92E01CC8">
       <w:numFmt w:val="decimal"/>
       <w:lvlText w:val=""/>
       <w:lvlJc w:val="left"/>
     </w:lvl>
-    <w:lvl w:ilvl="5" w:tplc="297E2A18">
+    <w:lvl w:ilvl="5" w:tplc="924296CC">
       <w:numFmt w:val="decimal"/>
       <w:lvlText w:val=""/>
       <w:lvlJc w:val="left"/>
     </w:lvl>
-    <w:lvl w:ilvl="6" w:tplc="38E05168">
+    <w:lvl w:ilvl="6" w:tplc="A13AA18E">
       <w:numFmt w:val="decimal"/>
       <w:lvlText w:val=""/>
       <w:lvlJc w:val="left"/>
     </w:lvl>
-    <w:lvl w:ilvl="7" w:tplc="80BC283E">
+    <w:lvl w:ilvl="7" w:tplc="351CDB64">
       <w:numFmt w:val="decimal"/>
       <w:lvlText w:val=""/>
       <w:lvlJc w:val="left"/>
     </w:lvl>
-    <w:lvl w:ilvl="8" w:tplc="2A348C96">
+    <w:lvl w:ilvl="8" w:tplc="3D821898">
       <w:numFmt w:val="decimal"/>
       <w:lvlText w:val=""/>
       <w:lvlJc w:val="left"/>
     </w:lvl>
   </w:abstractNum>
-  <w:num w:numId="1" w16cid:durableId="1736775630">
+  <w:num w:numId="1" w16cid:durableId="1440028381">
     <w:abstractNumId w:val="1"/>
     <w:lvlOverride w:ilvl="0">
       <w:startOverride w:val="1"/>
     </w:lvlOverride>
   </w:num>
-  <w:num w:numId="2" w16cid:durableId="977535541">
+  <w:num w:numId="2" w16cid:durableId="1971475858">
     <w:abstractNumId w:val="2"/>
     <w:lvlOverride w:ilvl="0">
       <w:startOverride w:val="1"/>
     </w:lvlOverride>
   </w:num>
-  <w:num w:numId="3" w16cid:durableId="1736590225">
+  <w:num w:numId="3" w16cid:durableId="397898012">
     <w:abstractNumId w:val="0"/>
     <w:lvlOverride w:ilvl="0">
       <w:startOverride w:val="1"/>
@@ -10043,7 +10043,7 @@
     <w:autoRedefine/>
     <w:uiPriority w:val="39"/>
     <w:unhideWhenUsed/>
-    <w:rsid w:val="00D338BD"/>
+    <w:rsid w:val="00485620"/>
     <w:pPr>
       <w:spacing w:after="100"/>
     </w:pPr>

--- a/public/documentos/GOB-10-plan-de-gestion-de-cambios-y-registro-de-cambios.docx
+++ b/public/documentos/GOB-10-plan-de-gestion-de-cambios-y-registro-de-cambios.docx
@@ -18,7 +18,7 @@
           <w:left w:w="10" w:type="dxa"/>
           <w:right w:w="10" w:type="dxa"/>
         </w:tblCellMar>
-        <w:tblLook w:val="0000" w:firstRow="0" w:lastRow="0" w:firstColumn="0" w:lastColumn="0" w:noHBand="0" w:noVBand="0"/>
+        <w:tblLook w:val="04A0" w:firstRow="1" w:lastRow="0" w:firstColumn="1" w:lastColumn="0" w:noHBand="0" w:noVBand="1"/>
       </w:tblPr>
       <w:tblGrid>
         <w:gridCol w:w="1757"/>
@@ -52,7 +52,7 @@
                 <w:noProof/>
               </w:rPr>
               <w:drawing>
-                <wp:inline distT="0" distB="0" distL="0" distR="0" wp14:anchorId="1D9D0943" wp14:editId="2C790D15">
+                <wp:inline distT="0" distB="0" distL="0" distR="0" wp14:anchorId="5F7FFF4C" wp14:editId="4C71ECF6">
                   <wp:extent cx="990600" cy="990600"/>
                   <wp:effectExtent l="0" t="0" r="0" b="0"/>
                   <wp:docPr id="1" name="Imagen 1"/>
@@ -171,10 +171,10 @@
                 <w:noProof/>
               </w:rPr>
               <w:drawing>
-                <wp:inline distT="0" distB="0" distL="0" distR="0" wp14:anchorId="3AF7ABE1" wp14:editId="4A89BAFE">
+                <wp:inline distT="0" distB="0" distL="0" distR="0" wp14:anchorId="499C77DA" wp14:editId="12AEC1E9">
                   <wp:extent cx="800100" cy="800100"/>
                   <wp:effectExtent l="0" t="0" r="0" b="0"/>
-                  <wp:docPr id="1910188077" name="Imagen 1910188077"/>
+                  <wp:docPr id="176412861" name="Imagen 176412861"/>
                   <wp:cNvGraphicFramePr>
                     <a:graphicFrameLocks xmlns:a="http://schemas.openxmlformats.org/drawingml/2006/main" noChangeAspect="1"/>
                   </wp:cNvGraphicFramePr>
@@ -308,7 +308,7 @@
           <w:left w:w="10" w:type="dxa"/>
           <w:right w:w="10" w:type="dxa"/>
         </w:tblCellMar>
-        <w:tblLook w:val="0000" w:firstRow="0" w:lastRow="0" w:firstColumn="0" w:lastColumn="0" w:noHBand="0" w:noVBand="0"/>
+        <w:tblLook w:val="04A0" w:firstRow="1" w:lastRow="0" w:firstColumn="1" w:lastColumn="0" w:noHBand="0" w:noVBand="1"/>
       </w:tblPr>
       <w:tblGrid>
         <w:gridCol w:w="2636"/>
@@ -786,7 +786,7 @@
           <w:left w:w="10" w:type="dxa"/>
           <w:right w:w="10" w:type="dxa"/>
         </w:tblCellMar>
-        <w:tblLook w:val="0000" w:firstRow="0" w:lastRow="0" w:firstColumn="0" w:lastColumn="0" w:noHBand="0" w:noVBand="0"/>
+        <w:tblLook w:val="04A0" w:firstRow="1" w:lastRow="0" w:firstColumn="1" w:lastColumn="0" w:noHBand="0" w:noVBand="1"/>
       </w:tblPr>
       <w:tblGrid>
         <w:gridCol w:w="4042"/>
@@ -1399,7 +1399,7 @@
           <w:left w:w="10" w:type="dxa"/>
           <w:right w:w="10" w:type="dxa"/>
         </w:tblCellMar>
-        <w:tblLook w:val="0000" w:firstRow="0" w:lastRow="0" w:firstColumn="0" w:lastColumn="0" w:noHBand="0" w:noVBand="0"/>
+        <w:tblLook w:val="04A0" w:firstRow="1" w:lastRow="0" w:firstColumn="1" w:lastColumn="0" w:noHBand="0" w:noVBand="1"/>
       </w:tblPr>
       <w:tblGrid>
         <w:gridCol w:w="2636"/>
@@ -1817,7 +1817,7 @@
           <w:left w:w="10" w:type="dxa"/>
           <w:right w:w="10" w:type="dxa"/>
         </w:tblCellMar>
-        <w:tblLook w:val="0000" w:firstRow="0" w:lastRow="0" w:firstColumn="0" w:lastColumn="0" w:noHBand="0" w:noVBand="0"/>
+        <w:tblLook w:val="04A0" w:firstRow="1" w:lastRow="0" w:firstColumn="1" w:lastColumn="0" w:noHBand="0" w:noVBand="1"/>
       </w:tblPr>
       <w:tblGrid>
         <w:gridCol w:w="1054"/>
@@ -2158,7 +2158,7 @@
           <w:left w:w="10" w:type="dxa"/>
           <w:right w:w="10" w:type="dxa"/>
         </w:tblCellMar>
-        <w:tblLook w:val="0000" w:firstRow="0" w:lastRow="0" w:firstColumn="0" w:lastColumn="0" w:noHBand="0" w:noVBand="0"/>
+        <w:tblLook w:val="04A0" w:firstRow="1" w:lastRow="0" w:firstColumn="1" w:lastColumn="0" w:noHBand="0" w:noVBand="1"/>
       </w:tblPr>
       <w:tblGrid>
         <w:gridCol w:w="2636"/>
@@ -2498,7 +2498,7 @@
           <w:left w:w="10" w:type="dxa"/>
           <w:right w:w="10" w:type="dxa"/>
         </w:tblCellMar>
-        <w:tblLook w:val="0000" w:firstRow="0" w:lastRow="0" w:firstColumn="0" w:lastColumn="0" w:noHBand="0" w:noVBand="0"/>
+        <w:tblLook w:val="04A0" w:firstRow="1" w:lastRow="0" w:firstColumn="1" w:lastColumn="0" w:noHBand="0" w:noVBand="1"/>
       </w:tblPr>
       <w:tblGrid>
         <w:gridCol w:w="8787"/>
@@ -2585,7 +2585,7 @@
     <w:sdt>
       <w:sdtPr>
         <w:alias w:val="Contenido"/>
-        <w:id w:val="1395628687"/>
+        <w:id w:val="-1165930838"/>
       </w:sdtPr>
       <w:sdtEndPr/>
       <w:sdtContent>
@@ -2611,7 +2611,7 @@
           <w:r>
             <w:fldChar w:fldCharType="separate"/>
           </w:r>
-          <w:hyperlink w:anchor="_Toc242543338" w:history="1">
+          <w:hyperlink w:anchor="_Toc242545366" w:history="1">
             <w:r>
               <w:rPr>
                 <w:rStyle w:val="Hipervnculo"/>
@@ -2635,7 +2635,7 @@
               <w:rPr>
                 <w:noProof/>
               </w:rPr>
-              <w:instrText xml:space="preserve"> PAGEREF _Toc242543338 \h </w:instrText>
+              <w:instrText xml:space="preserve"> PAGEREF _Toc242545366 \h </w:instrText>
             </w:r>
             <w:r>
               <w:rPr>
@@ -2675,7 +2675,7 @@
               <w14:ligatures w14:val="standardContextual"/>
             </w:rPr>
           </w:pPr>
-          <w:hyperlink w:anchor="_Toc242543339" w:history="1">
+          <w:hyperlink w:anchor="_Toc242545367" w:history="1">
             <w:r>
               <w:rPr>
                 <w:rStyle w:val="Hipervnculo"/>
@@ -2699,7 +2699,7 @@
               <w:rPr>
                 <w:noProof/>
               </w:rPr>
-              <w:instrText xml:space="preserve"> PAGEREF _Toc242543339 \h </w:instrText>
+              <w:instrText xml:space="preserve"> PAGEREF _Toc242545367 \h </w:instrText>
             </w:r>
             <w:r>
               <w:rPr>
@@ -2739,7 +2739,7 @@
               <w14:ligatures w14:val="standardContextual"/>
             </w:rPr>
           </w:pPr>
-          <w:hyperlink w:anchor="_Toc242543340" w:history="1">
+          <w:hyperlink w:anchor="_Toc242545368" w:history="1">
             <w:r>
               <w:rPr>
                 <w:rStyle w:val="Hipervnculo"/>
@@ -2763,7 +2763,7 @@
               <w:rPr>
                 <w:noProof/>
               </w:rPr>
-              <w:instrText xml:space="preserve"> PAGEREF _Toc242543340 \h </w:instrText>
+              <w:instrText xml:space="preserve"> PAGEREF _Toc242545368 \h </w:instrText>
             </w:r>
             <w:r>
               <w:rPr>
@@ -2803,7 +2803,7 @@
               <w14:ligatures w14:val="standardContextual"/>
             </w:rPr>
           </w:pPr>
-          <w:hyperlink w:anchor="_Toc242543341" w:history="1">
+          <w:hyperlink w:anchor="_Toc242545369" w:history="1">
             <w:r>
               <w:rPr>
                 <w:rStyle w:val="Hipervnculo"/>
@@ -2827,7 +2827,7 @@
               <w:rPr>
                 <w:noProof/>
               </w:rPr>
-              <w:instrText xml:space="preserve"> PAGEREF _Toc242543341 \h </w:instrText>
+              <w:instrText xml:space="preserve"> PAGEREF _Toc242545369 \h </w:instrText>
             </w:r>
             <w:r>
               <w:rPr>
@@ -2867,7 +2867,7 @@
               <w14:ligatures w14:val="standardContextual"/>
             </w:rPr>
           </w:pPr>
-          <w:hyperlink w:anchor="_Toc242543342" w:history="1">
+          <w:hyperlink w:anchor="_Toc242545370" w:history="1">
             <w:r>
               <w:rPr>
                 <w:rStyle w:val="Hipervnculo"/>
@@ -2891,7 +2891,7 @@
               <w:rPr>
                 <w:noProof/>
               </w:rPr>
-              <w:instrText xml:space="preserve"> PAGEREF _Toc242543342 \h </w:instrText>
+              <w:instrText xml:space="preserve"> PAGEREF _Toc242545370 \h </w:instrText>
             </w:r>
             <w:r>
               <w:rPr>
@@ -2931,7 +2931,7 @@
               <w14:ligatures w14:val="standardContextual"/>
             </w:rPr>
           </w:pPr>
-          <w:hyperlink w:anchor="_Toc242543343" w:history="1">
+          <w:hyperlink w:anchor="_Toc242545371" w:history="1">
             <w:r>
               <w:rPr>
                 <w:rStyle w:val="Hipervnculo"/>
@@ -2955,7 +2955,7 @@
               <w:rPr>
                 <w:noProof/>
               </w:rPr>
-              <w:instrText xml:space="preserve"> PAGEREF _Toc242543343 \h </w:instrText>
+              <w:instrText xml:space="preserve"> PAGEREF _Toc242545371 \h </w:instrText>
             </w:r>
             <w:r>
               <w:rPr>
@@ -3005,7 +3005,7 @@
       <w:pPr>
         <w:pStyle w:val="Ttulo1"/>
       </w:pPr>
-      <w:bookmarkStart w:id="0" w:name="_Toc242543338"/>
+      <w:bookmarkStart w:id="0" w:name="_Toc242545366"/>
       <w:r>
         <w:lastRenderedPageBreak/>
         <w:t>1. Propósito y alcance</w:t>
@@ -3067,7 +3067,7 @@
       <w:pPr>
         <w:pStyle w:val="Ttulo1"/>
       </w:pPr>
-      <w:bookmarkStart w:id="1" w:name="_Toc242543339"/>
+      <w:bookmarkStart w:id="1" w:name="_Toc242545367"/>
       <w:r>
         <w:t>2. Roles y niveles de aprobación</w:t>
       </w:r>
@@ -3115,7 +3115,7 @@
           <w:left w:w="10" w:type="dxa"/>
           <w:right w:w="10" w:type="dxa"/>
         </w:tblCellMar>
-        <w:tblLook w:val="0000" w:firstRow="0" w:lastRow="0" w:firstColumn="0" w:lastColumn="0" w:noHBand="0" w:noVBand="0"/>
+        <w:tblLook w:val="04A0" w:firstRow="1" w:lastRow="0" w:firstColumn="1" w:lastColumn="0" w:noHBand="0" w:noVBand="1"/>
       </w:tblPr>
       <w:tblGrid>
         <w:gridCol w:w="4042"/>
@@ -3695,7 +3695,7 @@
       <w:pPr>
         <w:pStyle w:val="Ttulo1"/>
       </w:pPr>
-      <w:bookmarkStart w:id="2" w:name="_Toc242543340"/>
+      <w:bookmarkStart w:id="2" w:name="_Toc242545368"/>
       <w:r>
         <w:t>3. Flujo de un cambio</w:t>
       </w:r>
@@ -3789,7 +3789,7 @@
       <w:pPr>
         <w:pStyle w:val="Ttulo1"/>
       </w:pPr>
-      <w:bookmarkStart w:id="3" w:name="_Toc242543341"/>
+      <w:bookmarkStart w:id="3" w:name="_Toc242545369"/>
       <w:r>
         <w:lastRenderedPageBreak/>
         <w:t>4. Formato de solicitud de cambio</w:t>
@@ -3812,7 +3812,7 @@
           <w:left w:w="10" w:type="dxa"/>
           <w:right w:w="10" w:type="dxa"/>
         </w:tblCellMar>
-        <w:tblLook w:val="0000" w:firstRow="0" w:lastRow="0" w:firstColumn="0" w:lastColumn="0" w:noHBand="0" w:noVBand="0"/>
+        <w:tblLook w:val="04A0" w:firstRow="1" w:lastRow="0" w:firstColumn="1" w:lastColumn="0" w:noHBand="0" w:noVBand="1"/>
       </w:tblPr>
       <w:tblGrid>
         <w:gridCol w:w="2636"/>
@@ -4542,7 +4542,7 @@
       <w:pPr>
         <w:pStyle w:val="Ttulo1"/>
       </w:pPr>
-      <w:bookmarkStart w:id="4" w:name="_Toc242543342"/>
+      <w:bookmarkStart w:id="4" w:name="_Toc242545370"/>
       <w:r>
         <w:lastRenderedPageBreak/>
         <w:t>5. Registro de cambios</w:t>
@@ -4591,7 +4591,7 @@
           <w:left w:w="10" w:type="dxa"/>
           <w:right w:w="10" w:type="dxa"/>
         </w:tblCellMar>
-        <w:tblLook w:val="0000" w:firstRow="0" w:lastRow="0" w:firstColumn="0" w:lastColumn="0" w:noHBand="0" w:noVBand="0"/>
+        <w:tblLook w:val="04A0" w:firstRow="1" w:lastRow="0" w:firstColumn="1" w:lastColumn="0" w:noHBand="0" w:noVBand="1"/>
       </w:tblPr>
       <w:tblGrid>
         <w:gridCol w:w="728"/>
@@ -7309,7 +7309,7 @@
           <w:left w:w="10" w:type="dxa"/>
           <w:right w:w="10" w:type="dxa"/>
         </w:tblCellMar>
-        <w:tblLook w:val="0000" w:firstRow="0" w:lastRow="0" w:firstColumn="0" w:lastColumn="0" w:noHBand="0" w:noVBand="0"/>
+        <w:tblLook w:val="04A0" w:firstRow="1" w:lastRow="0" w:firstColumn="1" w:lastColumn="0" w:noHBand="0" w:noVBand="1"/>
       </w:tblPr>
       <w:tblGrid>
         <w:gridCol w:w="14570"/>
@@ -7385,7 +7385,7 @@
           <w:left w:w="10" w:type="dxa"/>
           <w:right w:w="10" w:type="dxa"/>
         </w:tblCellMar>
-        <w:tblLook w:val="0000" w:firstRow="0" w:lastRow="0" w:firstColumn="0" w:lastColumn="0" w:noHBand="0" w:noVBand="0"/>
+        <w:tblLook w:val="04A0" w:firstRow="1" w:lastRow="0" w:firstColumn="1" w:lastColumn="0" w:noHBand="0" w:noVBand="1"/>
       </w:tblPr>
       <w:tblGrid>
         <w:gridCol w:w="14570"/>
@@ -7461,7 +7461,7 @@
       <w:pPr>
         <w:pStyle w:val="Ttulo1"/>
       </w:pPr>
-      <w:bookmarkStart w:id="5" w:name="_Toc242543343"/>
+      <w:bookmarkStart w:id="5" w:name="_Toc242545371"/>
       <w:r>
         <w:lastRenderedPageBreak/>
         <w:t>6. Efecto de los cambios aprobados sobre los documentos</w:t>
@@ -7510,7 +7510,7 @@
           <w:left w:w="10" w:type="dxa"/>
           <w:right w:w="10" w:type="dxa"/>
         </w:tblCellMar>
-        <w:tblLook w:val="0000" w:firstRow="0" w:lastRow="0" w:firstColumn="0" w:lastColumn="0" w:noHBand="0" w:noVBand="0"/>
+        <w:tblLook w:val="04A0" w:firstRow="1" w:lastRow="0" w:firstColumn="1" w:lastColumn="0" w:noHBand="0" w:noVBand="1"/>
       </w:tblPr>
       <w:tblGrid>
         <w:gridCol w:w="3163"/>
@@ -9244,64 +9244,10 @@
 <file path=word/numbering.xml><?xml version="1.0" encoding="utf-8"?>
 <w:numbering xmlns:wpc="http://schemas.microsoft.com/office/word/2010/wordprocessingCanvas" xmlns:cx="http://schemas.microsoft.com/office/drawing/2014/chartex" xmlns:cx1="http://schemas.microsoft.com/office/drawing/2015/9/8/chartex" xmlns:cx2="http://schemas.microsoft.com/office/drawing/2015/10/21/chartex" xmlns:cx3="http://schemas.microsoft.com/office/drawing/2016/5/9/chartex" xmlns:cx4="http://schemas.microsoft.com/office/drawing/2016/5/10/chartex" xmlns:cx5="http://schemas.microsoft.com/office/drawing/2016/5/11/chartex" xmlns:cx6="http://schemas.microsoft.com/office/drawing/2016/5/12/chartex" xmlns:cx7="http://schemas.microsoft.com/office/drawing/2016/5/13/chartex" xmlns:cx8="http://schemas.microsoft.com/office/drawing/2016/5/14/chartex" xmlns:mc="http://schemas.openxmlformats.org/markup-compatibility/2006" xmlns:aink="http://schemas.microsoft.com/office/drawing/2016/ink" xmlns:am3d="http://schemas.microsoft.com/office/drawing/2017/model3d" xmlns:o="urn:schemas-microsoft-com:office:office" xmlns:oel="http://schemas.microsoft.com/office/2019/extlst" xmlns:r="http://schemas.openxmlformats.org/officeDocument/2006/relationships" xmlns:m="http://schemas.openxmlformats.org/officeDocument/2006/math" xmlns:v="urn:schemas-microsoft-com:vml" xmlns:wp14="http://schemas.microsoft.com/office/word/2010/wordprocessingDrawing" xmlns:wp="http://schemas.openxmlformats.org/drawingml/2006/wordprocessingDrawing" xmlns:w10="urn:schemas-microsoft-com:office:word" xmlns:w="http://schemas.openxmlformats.org/wordprocessingml/2006/main" xmlns:w14="http://schemas.microsoft.com/office/word/2010/wordml" xmlns:w15="http://schemas.microsoft.com/office/word/2012/wordml" xmlns:w16cex="http://schemas.microsoft.com/office/word/2018/wordml/cex" xmlns:w16cid="http://schemas.microsoft.com/office/word/2016/wordml/cid" xmlns:w16="http://schemas.microsoft.com/office/word/2018/wordml" xmlns:w16du="http://schemas.microsoft.com/office/word/2023/wordml/word16du" xmlns:w16sdtdh="http://schemas.microsoft.com/office/word/2020/wordml/sdtdatahash" xmlns:w16sdtfl="http://schemas.microsoft.com/office/word/2024/wordml/sdtformatlock" xmlns:w16se="http://schemas.microsoft.com/office/word/2015/wordml/symex" xmlns:wpg="http://schemas.microsoft.com/office/word/2010/wordprocessingGroup" xmlns:wpi="http://schemas.microsoft.com/office/word/2010/wordprocessingInk" xmlns:wne="http://schemas.microsoft.com/office/word/2006/wordml" xmlns:wps="http://schemas.microsoft.com/office/word/2010/wordprocessingShape" mc:Ignorable="w14 w15 w16se w16cid w16 w16cex w16sdtdh w16sdtfl w16du wp14">
   <w:abstractNum w:abstractNumId="0" w15:restartNumberingAfterBreak="0">
-    <w:nsid w:val="481803A6"/>
+    <w:nsid w:val="2E0C2F17"/>
     <w:multiLevelType w:val="hybridMultilevel"/>
-    <w:tmpl w:val="687E41D4"/>
-    <w:lvl w:ilvl="0" w:tplc="CBD0973C">
-      <w:start w:val="1"/>
-      <w:numFmt w:val="decimal"/>
-      <w:lvlText w:val="%1."/>
-      <w:lvlJc w:val="left"/>
-      <w:pPr>
-        <w:ind w:left="560" w:hanging="340"/>
-      </w:pPr>
-    </w:lvl>
-    <w:lvl w:ilvl="1" w:tplc="4B14D0A8">
-      <w:numFmt w:val="decimal"/>
-      <w:lvlText w:val=""/>
-      <w:lvlJc w:val="left"/>
-    </w:lvl>
-    <w:lvl w:ilvl="2" w:tplc="75269944">
-      <w:numFmt w:val="decimal"/>
-      <w:lvlText w:val=""/>
-      <w:lvlJc w:val="left"/>
-    </w:lvl>
-    <w:lvl w:ilvl="3" w:tplc="362ECD08">
-      <w:numFmt w:val="decimal"/>
-      <w:lvlText w:val=""/>
-      <w:lvlJc w:val="left"/>
-    </w:lvl>
-    <w:lvl w:ilvl="4" w:tplc="56B00C98">
-      <w:numFmt w:val="decimal"/>
-      <w:lvlText w:val=""/>
-      <w:lvlJc w:val="left"/>
-    </w:lvl>
-    <w:lvl w:ilvl="5" w:tplc="7436B6F8">
-      <w:numFmt w:val="decimal"/>
-      <w:lvlText w:val=""/>
-      <w:lvlJc w:val="left"/>
-    </w:lvl>
-    <w:lvl w:ilvl="6" w:tplc="FF005536">
-      <w:numFmt w:val="decimal"/>
-      <w:lvlText w:val=""/>
-      <w:lvlJc w:val="left"/>
-    </w:lvl>
-    <w:lvl w:ilvl="7" w:tplc="5BAEBD2C">
-      <w:numFmt w:val="decimal"/>
-      <w:lvlText w:val=""/>
-      <w:lvlJc w:val="left"/>
-    </w:lvl>
-    <w:lvl w:ilvl="8" w:tplc="D646E45E">
-      <w:numFmt w:val="decimal"/>
-      <w:lvlText w:val=""/>
-      <w:lvlJc w:val="left"/>
-    </w:lvl>
-  </w:abstractNum>
-  <w:abstractNum w:abstractNumId="1" w15:restartNumberingAfterBreak="0">
-    <w:nsid w:val="5291507D"/>
-    <w:multiLevelType w:val="hybridMultilevel"/>
-    <w:tmpl w:val="143A7A82"/>
-    <w:lvl w:ilvl="0" w:tplc="702CCF28">
+    <w:tmpl w:val="7B226C62"/>
+    <w:lvl w:ilvl="0" w:tplc="7CCACD02">
       <w:start w:val="1"/>
       <w:numFmt w:val="bullet"/>
       <w:lvlText w:val="●"/>
@@ -9310,7 +9256,7 @@
         <w:ind w:left="720" w:hanging="360"/>
       </w:pPr>
     </w:lvl>
-    <w:lvl w:ilvl="1" w:tplc="EBC2FCE4">
+    <w:lvl w:ilvl="1" w:tplc="4BF439C2">
       <w:start w:val="1"/>
       <w:numFmt w:val="bullet"/>
       <w:lvlText w:val="○"/>
@@ -9319,7 +9265,7 @@
         <w:ind w:left="1440" w:hanging="360"/>
       </w:pPr>
     </w:lvl>
-    <w:lvl w:ilvl="2" w:tplc="7F84866C">
+    <w:lvl w:ilvl="2" w:tplc="37DC6C24">
       <w:start w:val="1"/>
       <w:numFmt w:val="bullet"/>
       <w:lvlText w:val="■"/>
@@ -9328,7 +9274,7 @@
         <w:ind w:left="2160" w:hanging="360"/>
       </w:pPr>
     </w:lvl>
-    <w:lvl w:ilvl="3" w:tplc="8514C10A">
+    <w:lvl w:ilvl="3" w:tplc="27F42CD0">
       <w:start w:val="1"/>
       <w:numFmt w:val="bullet"/>
       <w:lvlText w:val="●"/>
@@ -9337,7 +9283,7 @@
         <w:ind w:left="2880" w:hanging="360"/>
       </w:pPr>
     </w:lvl>
-    <w:lvl w:ilvl="4" w:tplc="517A27CA">
+    <w:lvl w:ilvl="4" w:tplc="9E5EE4A0">
       <w:start w:val="1"/>
       <w:numFmt w:val="bullet"/>
       <w:lvlText w:val="○"/>
@@ -9346,7 +9292,7 @@
         <w:ind w:left="3600" w:hanging="360"/>
       </w:pPr>
     </w:lvl>
-    <w:lvl w:ilvl="5" w:tplc="BE1839C4">
+    <w:lvl w:ilvl="5" w:tplc="5D528D3A">
       <w:start w:val="1"/>
       <w:numFmt w:val="bullet"/>
       <w:lvlText w:val="■"/>
@@ -9355,7 +9301,7 @@
         <w:ind w:left="4320" w:hanging="360"/>
       </w:pPr>
     </w:lvl>
-    <w:lvl w:ilvl="6" w:tplc="97B8F368">
+    <w:lvl w:ilvl="6" w:tplc="691828DC">
       <w:start w:val="1"/>
       <w:numFmt w:val="bullet"/>
       <w:lvlText w:val="●"/>
@@ -9364,7 +9310,7 @@
         <w:ind w:left="5040" w:hanging="360"/>
       </w:pPr>
     </w:lvl>
-    <w:lvl w:ilvl="7" w:tplc="77962510">
+    <w:lvl w:ilvl="7" w:tplc="E4622FAC">
       <w:start w:val="1"/>
       <w:numFmt w:val="bullet"/>
       <w:lvlText w:val="●"/>
@@ -9373,7 +9319,7 @@
         <w:ind w:left="5760" w:hanging="360"/>
       </w:pPr>
     </w:lvl>
-    <w:lvl w:ilvl="8" w:tplc="28FEF94E">
+    <w:lvl w:ilvl="8" w:tplc="24E61662">
       <w:start w:val="1"/>
       <w:numFmt w:val="bullet"/>
       <w:lvlText w:val="●"/>
@@ -9383,11 +9329,11 @@
       </w:pPr>
     </w:lvl>
   </w:abstractNum>
-  <w:abstractNum w:abstractNumId="2" w15:restartNumberingAfterBreak="0">
-    <w:nsid w:val="668C4C39"/>
+  <w:abstractNum w:abstractNumId="1" w15:restartNumberingAfterBreak="0">
+    <w:nsid w:val="68A96C45"/>
     <w:multiLevelType w:val="hybridMultilevel"/>
-    <w:tmpl w:val="B9B2810A"/>
-    <w:lvl w:ilvl="0" w:tplc="F9B07EDE">
+    <w:tmpl w:val="BCF0C202"/>
+    <w:lvl w:ilvl="0" w:tplc="5B621508">
       <w:start w:val="1"/>
       <w:numFmt w:val="bullet"/>
       <w:lvlText w:val="•"/>
@@ -9396,61 +9342,115 @@
         <w:ind w:left="560" w:hanging="280"/>
       </w:pPr>
     </w:lvl>
-    <w:lvl w:ilvl="1" w:tplc="B134AC1C">
+    <w:lvl w:ilvl="1" w:tplc="2034AFF0">
       <w:numFmt w:val="decimal"/>
       <w:lvlText w:val=""/>
       <w:lvlJc w:val="left"/>
     </w:lvl>
-    <w:lvl w:ilvl="2" w:tplc="1F44FDD0">
+    <w:lvl w:ilvl="2" w:tplc="3AF2DA9C">
       <w:numFmt w:val="decimal"/>
       <w:lvlText w:val=""/>
       <w:lvlJc w:val="left"/>
     </w:lvl>
-    <w:lvl w:ilvl="3" w:tplc="CF8E2D06">
+    <w:lvl w:ilvl="3" w:tplc="2FD436E8">
       <w:numFmt w:val="decimal"/>
       <w:lvlText w:val=""/>
       <w:lvlJc w:val="left"/>
     </w:lvl>
-    <w:lvl w:ilvl="4" w:tplc="92E01CC8">
+    <w:lvl w:ilvl="4" w:tplc="BC22DE80">
       <w:numFmt w:val="decimal"/>
       <w:lvlText w:val=""/>
       <w:lvlJc w:val="left"/>
     </w:lvl>
-    <w:lvl w:ilvl="5" w:tplc="924296CC">
+    <w:lvl w:ilvl="5" w:tplc="5B58A530">
       <w:numFmt w:val="decimal"/>
       <w:lvlText w:val=""/>
       <w:lvlJc w:val="left"/>
     </w:lvl>
-    <w:lvl w:ilvl="6" w:tplc="A13AA18E">
+    <w:lvl w:ilvl="6" w:tplc="B7F49328">
       <w:numFmt w:val="decimal"/>
       <w:lvlText w:val=""/>
       <w:lvlJc w:val="left"/>
     </w:lvl>
-    <w:lvl w:ilvl="7" w:tplc="351CDB64">
+    <w:lvl w:ilvl="7" w:tplc="DAF6AC58">
       <w:numFmt w:val="decimal"/>
       <w:lvlText w:val=""/>
       <w:lvlJc w:val="left"/>
     </w:lvl>
-    <w:lvl w:ilvl="8" w:tplc="3D821898">
+    <w:lvl w:ilvl="8" w:tplc="1C08DA46">
       <w:numFmt w:val="decimal"/>
       <w:lvlText w:val=""/>
       <w:lvlJc w:val="left"/>
     </w:lvl>
   </w:abstractNum>
-  <w:num w:numId="1" w16cid:durableId="1440028381">
+  <w:abstractNum w:abstractNumId="2" w15:restartNumberingAfterBreak="0">
+    <w:nsid w:val="78F932BA"/>
+    <w:multiLevelType w:val="hybridMultilevel"/>
+    <w:tmpl w:val="98AECD9E"/>
+    <w:lvl w:ilvl="0" w:tplc="CDB8ACEE">
+      <w:start w:val="1"/>
+      <w:numFmt w:val="decimal"/>
+      <w:lvlText w:val="%1."/>
+      <w:lvlJc w:val="left"/>
+      <w:pPr>
+        <w:ind w:left="560" w:hanging="340"/>
+      </w:pPr>
+    </w:lvl>
+    <w:lvl w:ilvl="1" w:tplc="C2BE953E">
+      <w:numFmt w:val="decimal"/>
+      <w:lvlText w:val=""/>
+      <w:lvlJc w:val="left"/>
+    </w:lvl>
+    <w:lvl w:ilvl="2" w:tplc="E5BC127A">
+      <w:numFmt w:val="decimal"/>
+      <w:lvlText w:val=""/>
+      <w:lvlJc w:val="left"/>
+    </w:lvl>
+    <w:lvl w:ilvl="3" w:tplc="1DACA9A2">
+      <w:numFmt w:val="decimal"/>
+      <w:lvlText w:val=""/>
+      <w:lvlJc w:val="left"/>
+    </w:lvl>
+    <w:lvl w:ilvl="4" w:tplc="5C48CBA8">
+      <w:numFmt w:val="decimal"/>
+      <w:lvlText w:val=""/>
+      <w:lvlJc w:val="left"/>
+    </w:lvl>
+    <w:lvl w:ilvl="5" w:tplc="75268E9C">
+      <w:numFmt w:val="decimal"/>
+      <w:lvlText w:val=""/>
+      <w:lvlJc w:val="left"/>
+    </w:lvl>
+    <w:lvl w:ilvl="6" w:tplc="93721450">
+      <w:numFmt w:val="decimal"/>
+      <w:lvlText w:val=""/>
+      <w:lvlJc w:val="left"/>
+    </w:lvl>
+    <w:lvl w:ilvl="7" w:tplc="8152966C">
+      <w:numFmt w:val="decimal"/>
+      <w:lvlText w:val=""/>
+      <w:lvlJc w:val="left"/>
+    </w:lvl>
+    <w:lvl w:ilvl="8" w:tplc="31F27FC8">
+      <w:numFmt w:val="decimal"/>
+      <w:lvlText w:val=""/>
+      <w:lvlJc w:val="left"/>
+    </w:lvl>
+  </w:abstractNum>
+  <w:num w:numId="1" w16cid:durableId="560482136">
+    <w:abstractNumId w:val="0"/>
+    <w:lvlOverride w:ilvl="0">
+      <w:startOverride w:val="1"/>
+    </w:lvlOverride>
+  </w:num>
+  <w:num w:numId="2" w16cid:durableId="2055734320">
     <w:abstractNumId w:val="1"/>
     <w:lvlOverride w:ilvl="0">
       <w:startOverride w:val="1"/>
     </w:lvlOverride>
   </w:num>
-  <w:num w:numId="2" w16cid:durableId="1971475858">
+  <w:num w:numId="3" w16cid:durableId="1277176426">
     <w:abstractNumId w:val="2"/>
-    <w:lvlOverride w:ilvl="0">
-      <w:startOverride w:val="1"/>
-    </w:lvlOverride>
-  </w:num>
-  <w:num w:numId="3" w16cid:durableId="397898012">
-    <w:abstractNumId w:val="0"/>
     <w:lvlOverride w:ilvl="0">
       <w:startOverride w:val="1"/>
     </w:lvlOverride>
@@ -10043,7 +10043,7 @@
     <w:autoRedefine/>
     <w:uiPriority w:val="39"/>
     <w:unhideWhenUsed/>
-    <w:rsid w:val="00485620"/>
+    <w:rsid w:val="002374AA"/>
     <w:pPr>
       <w:spacing w:after="100"/>
     </w:pPr>

--- a/public/documentos/GOB-10-plan-de-gestion-de-cambios-y-registro-de-cambios.docx
+++ b/public/documentos/GOB-10-plan-de-gestion-de-cambios-y-registro-de-cambios.docx
@@ -52,7 +52,7 @@
                 <w:noProof/>
               </w:rPr>
               <w:drawing>
-                <wp:inline distT="0" distB="0" distL="0" distR="0" wp14:anchorId="5F7FFF4C" wp14:editId="4C71ECF6">
+                <wp:inline distT="0" distB="0" distL="0" distR="0" wp14:anchorId="7B728287" wp14:editId="73067C9F">
                   <wp:extent cx="990600" cy="990600"/>
                   <wp:effectExtent l="0" t="0" r="0" b="0"/>
                   <wp:docPr id="1" name="Imagen 1"/>
@@ -171,10 +171,10 @@
                 <w:noProof/>
               </w:rPr>
               <w:drawing>
-                <wp:inline distT="0" distB="0" distL="0" distR="0" wp14:anchorId="499C77DA" wp14:editId="12AEC1E9">
+                <wp:inline distT="0" distB="0" distL="0" distR="0" wp14:anchorId="5AE7E6DB" wp14:editId="0D904C95">
                   <wp:extent cx="800100" cy="800100"/>
                   <wp:effectExtent l="0" t="0" r="0" b="0"/>
-                  <wp:docPr id="176412861" name="Imagen 176412861"/>
+                  <wp:docPr id="431005953" name="Imagen 431005953"/>
                   <wp:cNvGraphicFramePr>
                     <a:graphicFrameLocks xmlns:a="http://schemas.openxmlformats.org/drawingml/2006/main" noChangeAspect="1"/>
                   </wp:cNvGraphicFramePr>
@@ -2585,7 +2585,7 @@
     <w:sdt>
       <w:sdtPr>
         <w:alias w:val="Contenido"/>
-        <w:id w:val="-1165930838"/>
+        <w:id w:val="-485401059"/>
       </w:sdtPr>
       <w:sdtEndPr/>
       <w:sdtContent>
@@ -2611,7 +2611,7 @@
           <w:r>
             <w:fldChar w:fldCharType="separate"/>
           </w:r>
-          <w:hyperlink w:anchor="_Toc242545366" w:history="1">
+          <w:hyperlink w:anchor="_Toc242549580" w:history="1">
             <w:r>
               <w:rPr>
                 <w:rStyle w:val="Hipervnculo"/>
@@ -2635,7 +2635,7 @@
               <w:rPr>
                 <w:noProof/>
               </w:rPr>
-              <w:instrText xml:space="preserve"> PAGEREF _Toc242545366 \h </w:instrText>
+              <w:instrText xml:space="preserve"> PAGEREF _Toc242549580 \h </w:instrText>
             </w:r>
             <w:r>
               <w:rPr>
@@ -2675,7 +2675,7 @@
               <w14:ligatures w14:val="standardContextual"/>
             </w:rPr>
           </w:pPr>
-          <w:hyperlink w:anchor="_Toc242545367" w:history="1">
+          <w:hyperlink w:anchor="_Toc242549581" w:history="1">
             <w:r>
               <w:rPr>
                 <w:rStyle w:val="Hipervnculo"/>
@@ -2699,7 +2699,7 @@
               <w:rPr>
                 <w:noProof/>
               </w:rPr>
-              <w:instrText xml:space="preserve"> PAGEREF _Toc242545367 \h </w:instrText>
+              <w:instrText xml:space="preserve"> PAGEREF _Toc242549581 \h </w:instrText>
             </w:r>
             <w:r>
               <w:rPr>
@@ -2739,7 +2739,7 @@
               <w14:ligatures w14:val="standardContextual"/>
             </w:rPr>
           </w:pPr>
-          <w:hyperlink w:anchor="_Toc242545368" w:history="1">
+          <w:hyperlink w:anchor="_Toc242549582" w:history="1">
             <w:r>
               <w:rPr>
                 <w:rStyle w:val="Hipervnculo"/>
@@ -2763,7 +2763,7 @@
               <w:rPr>
                 <w:noProof/>
               </w:rPr>
-              <w:instrText xml:space="preserve"> PAGEREF _Toc242545368 \h </w:instrText>
+              <w:instrText xml:space="preserve"> PAGEREF _Toc242549582 \h </w:instrText>
             </w:r>
             <w:r>
               <w:rPr>
@@ -2803,7 +2803,7 @@
               <w14:ligatures w14:val="standardContextual"/>
             </w:rPr>
           </w:pPr>
-          <w:hyperlink w:anchor="_Toc242545369" w:history="1">
+          <w:hyperlink w:anchor="_Toc242549583" w:history="1">
             <w:r>
               <w:rPr>
                 <w:rStyle w:val="Hipervnculo"/>
@@ -2827,7 +2827,7 @@
               <w:rPr>
                 <w:noProof/>
               </w:rPr>
-              <w:instrText xml:space="preserve"> PAGEREF _Toc242545369 \h </w:instrText>
+              <w:instrText xml:space="preserve"> PAGEREF _Toc242549583 \h </w:instrText>
             </w:r>
             <w:r>
               <w:rPr>
@@ -2867,7 +2867,7 @@
               <w14:ligatures w14:val="standardContextual"/>
             </w:rPr>
           </w:pPr>
-          <w:hyperlink w:anchor="_Toc242545370" w:history="1">
+          <w:hyperlink w:anchor="_Toc242549584" w:history="1">
             <w:r>
               <w:rPr>
                 <w:rStyle w:val="Hipervnculo"/>
@@ -2891,7 +2891,7 @@
               <w:rPr>
                 <w:noProof/>
               </w:rPr>
-              <w:instrText xml:space="preserve"> PAGEREF _Toc242545370 \h </w:instrText>
+              <w:instrText xml:space="preserve"> PAGEREF _Toc242549584 \h </w:instrText>
             </w:r>
             <w:r>
               <w:rPr>
@@ -2931,7 +2931,7 @@
               <w14:ligatures w14:val="standardContextual"/>
             </w:rPr>
           </w:pPr>
-          <w:hyperlink w:anchor="_Toc242545371" w:history="1">
+          <w:hyperlink w:anchor="_Toc242549585" w:history="1">
             <w:r>
               <w:rPr>
                 <w:rStyle w:val="Hipervnculo"/>
@@ -2955,7 +2955,7 @@
               <w:rPr>
                 <w:noProof/>
               </w:rPr>
-              <w:instrText xml:space="preserve"> PAGEREF _Toc242545371 \h </w:instrText>
+              <w:instrText xml:space="preserve"> PAGEREF _Toc242549585 \h </w:instrText>
             </w:r>
             <w:r>
               <w:rPr>
@@ -3005,7 +3005,7 @@
       <w:pPr>
         <w:pStyle w:val="Ttulo1"/>
       </w:pPr>
-      <w:bookmarkStart w:id="0" w:name="_Toc242545366"/>
+      <w:bookmarkStart w:id="0" w:name="_Toc242549580"/>
       <w:r>
         <w:lastRenderedPageBreak/>
         <w:t>1. Propósito y alcance</w:t>
@@ -3067,7 +3067,7 @@
       <w:pPr>
         <w:pStyle w:val="Ttulo1"/>
       </w:pPr>
-      <w:bookmarkStart w:id="1" w:name="_Toc242545367"/>
+      <w:bookmarkStart w:id="1" w:name="_Toc242549581"/>
       <w:r>
         <w:t>2. Roles y niveles de aprobación</w:t>
       </w:r>
@@ -3695,7 +3695,7 @@
       <w:pPr>
         <w:pStyle w:val="Ttulo1"/>
       </w:pPr>
-      <w:bookmarkStart w:id="2" w:name="_Toc242545368"/>
+      <w:bookmarkStart w:id="2" w:name="_Toc242549582"/>
       <w:r>
         <w:t>3. Flujo de un cambio</w:t>
       </w:r>
@@ -3789,7 +3789,7 @@
       <w:pPr>
         <w:pStyle w:val="Ttulo1"/>
       </w:pPr>
-      <w:bookmarkStart w:id="3" w:name="_Toc242545369"/>
+      <w:bookmarkStart w:id="3" w:name="_Toc242549583"/>
       <w:r>
         <w:lastRenderedPageBreak/>
         <w:t>4. Formato de solicitud de cambio</w:t>
@@ -4542,7 +4542,7 @@
       <w:pPr>
         <w:pStyle w:val="Ttulo1"/>
       </w:pPr>
-      <w:bookmarkStart w:id="4" w:name="_Toc242545370"/>
+      <w:bookmarkStart w:id="4" w:name="_Toc242549584"/>
       <w:r>
         <w:lastRenderedPageBreak/>
         <w:t>5. Registro de cambios</w:t>
@@ -7461,7 +7461,7 @@
       <w:pPr>
         <w:pStyle w:val="Ttulo1"/>
       </w:pPr>
-      <w:bookmarkStart w:id="5" w:name="_Toc242545371"/>
+      <w:bookmarkStart w:id="5" w:name="_Toc242549585"/>
       <w:r>
         <w:lastRenderedPageBreak/>
         <w:t>6. Efecto de los cambios aprobados sobre los documentos</w:t>
@@ -9244,10 +9244,10 @@
 <file path=word/numbering.xml><?xml version="1.0" encoding="utf-8"?>
 <w:numbering xmlns:wpc="http://schemas.microsoft.com/office/word/2010/wordprocessingCanvas" xmlns:cx="http://schemas.microsoft.com/office/drawing/2014/chartex" xmlns:cx1="http://schemas.microsoft.com/office/drawing/2015/9/8/chartex" xmlns:cx2="http://schemas.microsoft.com/office/drawing/2015/10/21/chartex" xmlns:cx3="http://schemas.microsoft.com/office/drawing/2016/5/9/chartex" xmlns:cx4="http://schemas.microsoft.com/office/drawing/2016/5/10/chartex" xmlns:cx5="http://schemas.microsoft.com/office/drawing/2016/5/11/chartex" xmlns:cx6="http://schemas.microsoft.com/office/drawing/2016/5/12/chartex" xmlns:cx7="http://schemas.microsoft.com/office/drawing/2016/5/13/chartex" xmlns:cx8="http://schemas.microsoft.com/office/drawing/2016/5/14/chartex" xmlns:mc="http://schemas.openxmlformats.org/markup-compatibility/2006" xmlns:aink="http://schemas.microsoft.com/office/drawing/2016/ink" xmlns:am3d="http://schemas.microsoft.com/office/drawing/2017/model3d" xmlns:o="urn:schemas-microsoft-com:office:office" xmlns:oel="http://schemas.microsoft.com/office/2019/extlst" xmlns:r="http://schemas.openxmlformats.org/officeDocument/2006/relationships" xmlns:m="http://schemas.openxmlformats.org/officeDocument/2006/math" xmlns:v="urn:schemas-microsoft-com:vml" xmlns:wp14="http://schemas.microsoft.com/office/word/2010/wordprocessingDrawing" xmlns:wp="http://schemas.openxmlformats.org/drawingml/2006/wordprocessingDrawing" xmlns:w10="urn:schemas-microsoft-com:office:word" xmlns:w="http://schemas.openxmlformats.org/wordprocessingml/2006/main" xmlns:w14="http://schemas.microsoft.com/office/word/2010/wordml" xmlns:w15="http://schemas.microsoft.com/office/word/2012/wordml" xmlns:w16cex="http://schemas.microsoft.com/office/word/2018/wordml/cex" xmlns:w16cid="http://schemas.microsoft.com/office/word/2016/wordml/cid" xmlns:w16="http://schemas.microsoft.com/office/word/2018/wordml" xmlns:w16du="http://schemas.microsoft.com/office/word/2023/wordml/word16du" xmlns:w16sdtdh="http://schemas.microsoft.com/office/word/2020/wordml/sdtdatahash" xmlns:w16sdtfl="http://schemas.microsoft.com/office/word/2024/wordml/sdtformatlock" xmlns:w16se="http://schemas.microsoft.com/office/word/2015/wordml/symex" xmlns:wpg="http://schemas.microsoft.com/office/word/2010/wordprocessingGroup" xmlns:wpi="http://schemas.microsoft.com/office/word/2010/wordprocessingInk" xmlns:wne="http://schemas.microsoft.com/office/word/2006/wordml" xmlns:wps="http://schemas.microsoft.com/office/word/2010/wordprocessingShape" mc:Ignorable="w14 w15 w16se w16cid w16 w16cex w16sdtdh w16sdtfl w16du wp14">
   <w:abstractNum w:abstractNumId="0" w15:restartNumberingAfterBreak="0">
-    <w:nsid w:val="2E0C2F17"/>
+    <w:nsid w:val="3710149D"/>
     <w:multiLevelType w:val="hybridMultilevel"/>
-    <w:tmpl w:val="7B226C62"/>
-    <w:lvl w:ilvl="0" w:tplc="7CCACD02">
+    <w:tmpl w:val="173223E4"/>
+    <w:lvl w:ilvl="0" w:tplc="2E3E5BB2">
       <w:start w:val="1"/>
       <w:numFmt w:val="bullet"/>
       <w:lvlText w:val="●"/>
@@ -9256,7 +9256,7 @@
         <w:ind w:left="720" w:hanging="360"/>
       </w:pPr>
     </w:lvl>
-    <w:lvl w:ilvl="1" w:tplc="4BF439C2">
+    <w:lvl w:ilvl="1" w:tplc="3B826202">
       <w:start w:val="1"/>
       <w:numFmt w:val="bullet"/>
       <w:lvlText w:val="○"/>
@@ -9265,7 +9265,7 @@
         <w:ind w:left="1440" w:hanging="360"/>
       </w:pPr>
     </w:lvl>
-    <w:lvl w:ilvl="2" w:tplc="37DC6C24">
+    <w:lvl w:ilvl="2" w:tplc="5D4E0D02">
       <w:start w:val="1"/>
       <w:numFmt w:val="bullet"/>
       <w:lvlText w:val="■"/>
@@ -9274,7 +9274,7 @@
         <w:ind w:left="2160" w:hanging="360"/>
       </w:pPr>
     </w:lvl>
-    <w:lvl w:ilvl="3" w:tplc="27F42CD0">
+    <w:lvl w:ilvl="3" w:tplc="880CAFAE">
       <w:start w:val="1"/>
       <w:numFmt w:val="bullet"/>
       <w:lvlText w:val="●"/>
@@ -9283,7 +9283,7 @@
         <w:ind w:left="2880" w:hanging="360"/>
       </w:pPr>
     </w:lvl>
-    <w:lvl w:ilvl="4" w:tplc="9E5EE4A0">
+    <w:lvl w:ilvl="4" w:tplc="3244AC7A">
       <w:start w:val="1"/>
       <w:numFmt w:val="bullet"/>
       <w:lvlText w:val="○"/>
@@ -9292,7 +9292,7 @@
         <w:ind w:left="3600" w:hanging="360"/>
       </w:pPr>
     </w:lvl>
-    <w:lvl w:ilvl="5" w:tplc="5D528D3A">
+    <w:lvl w:ilvl="5" w:tplc="579EBB2C">
       <w:start w:val="1"/>
       <w:numFmt w:val="bullet"/>
       <w:lvlText w:val="■"/>
@@ -9301,7 +9301,7 @@
         <w:ind w:left="4320" w:hanging="360"/>
       </w:pPr>
     </w:lvl>
-    <w:lvl w:ilvl="6" w:tplc="691828DC">
+    <w:lvl w:ilvl="6" w:tplc="1B0C1800">
       <w:start w:val="1"/>
       <w:numFmt w:val="bullet"/>
       <w:lvlText w:val="●"/>
@@ -9310,7 +9310,7 @@
         <w:ind w:left="5040" w:hanging="360"/>
       </w:pPr>
     </w:lvl>
-    <w:lvl w:ilvl="7" w:tplc="E4622FAC">
+    <w:lvl w:ilvl="7" w:tplc="1C8A4E1A">
       <w:start w:val="1"/>
       <w:numFmt w:val="bullet"/>
       <w:lvlText w:val="●"/>
@@ -9319,7 +9319,7 @@
         <w:ind w:left="5760" w:hanging="360"/>
       </w:pPr>
     </w:lvl>
-    <w:lvl w:ilvl="8" w:tplc="24E61662">
+    <w:lvl w:ilvl="8" w:tplc="AD60C720">
       <w:start w:val="1"/>
       <w:numFmt w:val="bullet"/>
       <w:lvlText w:val="●"/>
@@ -9330,10 +9330,10 @@
     </w:lvl>
   </w:abstractNum>
   <w:abstractNum w:abstractNumId="1" w15:restartNumberingAfterBreak="0">
-    <w:nsid w:val="68A96C45"/>
+    <w:nsid w:val="41ED55CC"/>
     <w:multiLevelType w:val="hybridMultilevel"/>
-    <w:tmpl w:val="BCF0C202"/>
-    <w:lvl w:ilvl="0" w:tplc="5B621508">
+    <w:tmpl w:val="72CA34B0"/>
+    <w:lvl w:ilvl="0" w:tplc="97F4DF10">
       <w:start w:val="1"/>
       <w:numFmt w:val="bullet"/>
       <w:lvlText w:val="•"/>
@@ -9342,52 +9342,52 @@
         <w:ind w:left="560" w:hanging="280"/>
       </w:pPr>
     </w:lvl>
-    <w:lvl w:ilvl="1" w:tplc="2034AFF0">
+    <w:lvl w:ilvl="1" w:tplc="ED56931C">
       <w:numFmt w:val="decimal"/>
       <w:lvlText w:val=""/>
       <w:lvlJc w:val="left"/>
     </w:lvl>
-    <w:lvl w:ilvl="2" w:tplc="3AF2DA9C">
+    <w:lvl w:ilvl="2" w:tplc="30B4D884">
       <w:numFmt w:val="decimal"/>
       <w:lvlText w:val=""/>
       <w:lvlJc w:val="left"/>
     </w:lvl>
-    <w:lvl w:ilvl="3" w:tplc="2FD436E8">
+    <w:lvl w:ilvl="3" w:tplc="E4B48696">
       <w:numFmt w:val="decimal"/>
       <w:lvlText w:val=""/>
       <w:lvlJc w:val="left"/>
     </w:lvl>
-    <w:lvl w:ilvl="4" w:tplc="BC22DE80">
+    <w:lvl w:ilvl="4" w:tplc="B63A86D8">
       <w:numFmt w:val="decimal"/>
       <w:lvlText w:val=""/>
       <w:lvlJc w:val="left"/>
     </w:lvl>
-    <w:lvl w:ilvl="5" w:tplc="5B58A530">
+    <w:lvl w:ilvl="5" w:tplc="8BEEC0C8">
       <w:numFmt w:val="decimal"/>
       <w:lvlText w:val=""/>
       <w:lvlJc w:val="left"/>
     </w:lvl>
-    <w:lvl w:ilvl="6" w:tplc="B7F49328">
+    <w:lvl w:ilvl="6" w:tplc="2E6A1CDE">
       <w:numFmt w:val="decimal"/>
       <w:lvlText w:val=""/>
       <w:lvlJc w:val="left"/>
     </w:lvl>
-    <w:lvl w:ilvl="7" w:tplc="DAF6AC58">
+    <w:lvl w:ilvl="7" w:tplc="DBE0A302">
       <w:numFmt w:val="decimal"/>
       <w:lvlText w:val=""/>
       <w:lvlJc w:val="left"/>
     </w:lvl>
-    <w:lvl w:ilvl="8" w:tplc="1C08DA46">
+    <w:lvl w:ilvl="8" w:tplc="0FFC8F2E">
       <w:numFmt w:val="decimal"/>
       <w:lvlText w:val=""/>
       <w:lvlJc w:val="left"/>
     </w:lvl>
   </w:abstractNum>
   <w:abstractNum w:abstractNumId="2" w15:restartNumberingAfterBreak="0">
-    <w:nsid w:val="78F932BA"/>
+    <w:nsid w:val="71756C20"/>
     <w:multiLevelType w:val="hybridMultilevel"/>
-    <w:tmpl w:val="98AECD9E"/>
-    <w:lvl w:ilvl="0" w:tplc="CDB8ACEE">
+    <w:tmpl w:val="86D06CA2"/>
+    <w:lvl w:ilvl="0" w:tplc="24E48F0C">
       <w:start w:val="1"/>
       <w:numFmt w:val="decimal"/>
       <w:lvlText w:val="%1."/>
@@ -9396,60 +9396,60 @@
         <w:ind w:left="560" w:hanging="340"/>
       </w:pPr>
     </w:lvl>
-    <w:lvl w:ilvl="1" w:tplc="C2BE953E">
+    <w:lvl w:ilvl="1" w:tplc="32C29784">
       <w:numFmt w:val="decimal"/>
       <w:lvlText w:val=""/>
       <w:lvlJc w:val="left"/>
     </w:lvl>
-    <w:lvl w:ilvl="2" w:tplc="E5BC127A">
+    <w:lvl w:ilvl="2" w:tplc="4BF2E116">
       <w:numFmt w:val="decimal"/>
       <w:lvlText w:val=""/>
       <w:lvlJc w:val="left"/>
     </w:lvl>
-    <w:lvl w:ilvl="3" w:tplc="1DACA9A2">
+    <w:lvl w:ilvl="3" w:tplc="CCF45902">
       <w:numFmt w:val="decimal"/>
       <w:lvlText w:val=""/>
       <w:lvlJc w:val="left"/>
     </w:lvl>
-    <w:lvl w:ilvl="4" w:tplc="5C48CBA8">
+    <w:lvl w:ilvl="4" w:tplc="0DDE6F98">
       <w:numFmt w:val="decimal"/>
       <w:lvlText w:val=""/>
       <w:lvlJc w:val="left"/>
     </w:lvl>
-    <w:lvl w:ilvl="5" w:tplc="75268E9C">
+    <w:lvl w:ilvl="5" w:tplc="84A4E8C4">
       <w:numFmt w:val="decimal"/>
       <w:lvlText w:val=""/>
       <w:lvlJc w:val="left"/>
     </w:lvl>
-    <w:lvl w:ilvl="6" w:tplc="93721450">
+    <w:lvl w:ilvl="6" w:tplc="52841D5C">
       <w:numFmt w:val="decimal"/>
       <w:lvlText w:val=""/>
       <w:lvlJc w:val="left"/>
     </w:lvl>
-    <w:lvl w:ilvl="7" w:tplc="8152966C">
+    <w:lvl w:ilvl="7" w:tplc="98C4FBAE">
       <w:numFmt w:val="decimal"/>
       <w:lvlText w:val=""/>
       <w:lvlJc w:val="left"/>
     </w:lvl>
-    <w:lvl w:ilvl="8" w:tplc="31F27FC8">
+    <w:lvl w:ilvl="8" w:tplc="DFE6FF3C">
       <w:numFmt w:val="decimal"/>
       <w:lvlText w:val=""/>
       <w:lvlJc w:val="left"/>
     </w:lvl>
   </w:abstractNum>
-  <w:num w:numId="1" w16cid:durableId="560482136">
+  <w:num w:numId="1" w16cid:durableId="22099868">
     <w:abstractNumId w:val="0"/>
     <w:lvlOverride w:ilvl="0">
       <w:startOverride w:val="1"/>
     </w:lvlOverride>
   </w:num>
-  <w:num w:numId="2" w16cid:durableId="2055734320">
+  <w:num w:numId="2" w16cid:durableId="1949238188">
     <w:abstractNumId w:val="1"/>
     <w:lvlOverride w:ilvl="0">
       <w:startOverride w:val="1"/>
     </w:lvlOverride>
   </w:num>
-  <w:num w:numId="3" w16cid:durableId="1277176426">
+  <w:num w:numId="3" w16cid:durableId="295792643">
     <w:abstractNumId w:val="2"/>
     <w:lvlOverride w:ilvl="0">
       <w:startOverride w:val="1"/>
@@ -10043,7 +10043,7 @@
     <w:autoRedefine/>
     <w:uiPriority w:val="39"/>
     <w:unhideWhenUsed/>
-    <w:rsid w:val="002374AA"/>
+    <w:rsid w:val="00006E7C"/>
     <w:pPr>
       <w:spacing w:after="100"/>
     </w:pPr>

--- a/public/documentos/GOB-10-plan-de-gestion-de-cambios-y-registro-de-cambios.docx
+++ b/public/documentos/GOB-10-plan-de-gestion-de-cambios-y-registro-de-cambios.docx
@@ -18,7 +18,7 @@
           <w:left w:w="10" w:type="dxa"/>
           <w:right w:w="10" w:type="dxa"/>
         </w:tblCellMar>
-        <w:tblLook w:val="04A0" w:firstRow="1" w:lastRow="0" w:firstColumn="1" w:lastColumn="0" w:noHBand="0" w:noVBand="1"/>
+        <w:tblLook w:val="0000" w:firstRow="0" w:lastRow="0" w:firstColumn="0" w:lastColumn="0" w:noHBand="0" w:noVBand="0"/>
       </w:tblPr>
       <w:tblGrid>
         <w:gridCol w:w="1757"/>
@@ -52,7 +52,7 @@
                 <w:noProof/>
               </w:rPr>
               <w:drawing>
-                <wp:inline distT="0" distB="0" distL="0" distR="0" wp14:anchorId="7B728287" wp14:editId="73067C9F">
+                <wp:inline distT="0" distB="0" distL="0" distR="0" wp14:anchorId="1CF62CFD" wp14:editId="2B28A42D">
                   <wp:extent cx="990600" cy="990600"/>
                   <wp:effectExtent l="0" t="0" r="0" b="0"/>
                   <wp:docPr id="1" name="Imagen 1"/>
@@ -171,10 +171,10 @@
                 <w:noProof/>
               </w:rPr>
               <w:drawing>
-                <wp:inline distT="0" distB="0" distL="0" distR="0" wp14:anchorId="5AE7E6DB" wp14:editId="0D904C95">
+                <wp:inline distT="0" distB="0" distL="0" distR="0" wp14:anchorId="512F2A03" wp14:editId="196BA2DD">
                   <wp:extent cx="800100" cy="800100"/>
                   <wp:effectExtent l="0" t="0" r="0" b="0"/>
-                  <wp:docPr id="431005953" name="Imagen 431005953"/>
+                  <wp:docPr id="829022365" name="Imagen 829022365"/>
                   <wp:cNvGraphicFramePr>
                     <a:graphicFrameLocks xmlns:a="http://schemas.openxmlformats.org/drawingml/2006/main" noChangeAspect="1"/>
                   </wp:cNvGraphicFramePr>
@@ -308,7 +308,7 @@
           <w:left w:w="10" w:type="dxa"/>
           <w:right w:w="10" w:type="dxa"/>
         </w:tblCellMar>
-        <w:tblLook w:val="04A0" w:firstRow="1" w:lastRow="0" w:firstColumn="1" w:lastColumn="0" w:noHBand="0" w:noVBand="1"/>
+        <w:tblLook w:val="0000" w:firstRow="0" w:lastRow="0" w:firstColumn="0" w:lastColumn="0" w:noHBand="0" w:noVBand="0"/>
       </w:tblPr>
       <w:tblGrid>
         <w:gridCol w:w="2636"/>
@@ -786,7 +786,7 @@
           <w:left w:w="10" w:type="dxa"/>
           <w:right w:w="10" w:type="dxa"/>
         </w:tblCellMar>
-        <w:tblLook w:val="04A0" w:firstRow="1" w:lastRow="0" w:firstColumn="1" w:lastColumn="0" w:noHBand="0" w:noVBand="1"/>
+        <w:tblLook w:val="0000" w:firstRow="0" w:lastRow="0" w:firstColumn="0" w:lastColumn="0" w:noHBand="0" w:noVBand="0"/>
       </w:tblPr>
       <w:tblGrid>
         <w:gridCol w:w="4042"/>
@@ -1117,7 +1117,7 @@
                 <w:sz w:val="17"/>
                 <w:szCs w:val="17"/>
               </w:rPr>
-              <w:t>Responsable del modelo de Machine Learning</w:t>
+              <w:t>Responsable del modelo de Machine Learning y Product Owner</w:t>
             </w:r>
           </w:p>
         </w:tc>
@@ -1399,7 +1399,7 @@
           <w:left w:w="10" w:type="dxa"/>
           <w:right w:w="10" w:type="dxa"/>
         </w:tblCellMar>
-        <w:tblLook w:val="04A0" w:firstRow="1" w:lastRow="0" w:firstColumn="1" w:lastColumn="0" w:noHBand="0" w:noVBand="1"/>
+        <w:tblLook w:val="0000" w:firstRow="0" w:lastRow="0" w:firstColumn="0" w:lastColumn="0" w:noHBand="0" w:noVBand="0"/>
       </w:tblPr>
       <w:tblGrid>
         <w:gridCol w:w="2636"/>
@@ -1817,7 +1817,7 @@
           <w:left w:w="10" w:type="dxa"/>
           <w:right w:w="10" w:type="dxa"/>
         </w:tblCellMar>
-        <w:tblLook w:val="04A0" w:firstRow="1" w:lastRow="0" w:firstColumn="1" w:lastColumn="0" w:noHBand="0" w:noVBand="1"/>
+        <w:tblLook w:val="0000" w:firstRow="0" w:lastRow="0" w:firstColumn="0" w:lastColumn="0" w:noHBand="0" w:noVBand="0"/>
       </w:tblPr>
       <w:tblGrid>
         <w:gridCol w:w="1054"/>
@@ -2158,7 +2158,7 @@
           <w:left w:w="10" w:type="dxa"/>
           <w:right w:w="10" w:type="dxa"/>
         </w:tblCellMar>
-        <w:tblLook w:val="04A0" w:firstRow="1" w:lastRow="0" w:firstColumn="1" w:lastColumn="0" w:noHBand="0" w:noVBand="1"/>
+        <w:tblLook w:val="0000" w:firstRow="0" w:lastRow="0" w:firstColumn="0" w:lastColumn="0" w:noHBand="0" w:noVBand="0"/>
       </w:tblPr>
       <w:tblGrid>
         <w:gridCol w:w="2636"/>
@@ -2498,7 +2498,7 @@
           <w:left w:w="10" w:type="dxa"/>
           <w:right w:w="10" w:type="dxa"/>
         </w:tblCellMar>
-        <w:tblLook w:val="04A0" w:firstRow="1" w:lastRow="0" w:firstColumn="1" w:lastColumn="0" w:noHBand="0" w:noVBand="1"/>
+        <w:tblLook w:val="0000" w:firstRow="0" w:lastRow="0" w:firstColumn="0" w:lastColumn="0" w:noHBand="0" w:noVBand="0"/>
       </w:tblPr>
       <w:tblGrid>
         <w:gridCol w:w="8787"/>
@@ -2585,7 +2585,7 @@
     <w:sdt>
       <w:sdtPr>
         <w:alias w:val="Contenido"/>
-        <w:id w:val="-485401059"/>
+        <w:id w:val="1574236258"/>
       </w:sdtPr>
       <w:sdtEndPr/>
       <w:sdtContent>
@@ -2611,7 +2611,7 @@
           <w:r>
             <w:fldChar w:fldCharType="separate"/>
           </w:r>
-          <w:hyperlink w:anchor="_Toc242549580" w:history="1">
+          <w:hyperlink w:anchor="_Toc243091632" w:history="1">
             <w:r>
               <w:rPr>
                 <w:rStyle w:val="Hipervnculo"/>
@@ -2635,7 +2635,7 @@
               <w:rPr>
                 <w:noProof/>
               </w:rPr>
-              <w:instrText xml:space="preserve"> PAGEREF _Toc242549580 \h </w:instrText>
+              <w:instrText xml:space="preserve"> PAGEREF _Toc243091632 \h </w:instrText>
             </w:r>
             <w:r>
               <w:rPr>
@@ -2675,7 +2675,7 @@
               <w14:ligatures w14:val="standardContextual"/>
             </w:rPr>
           </w:pPr>
-          <w:hyperlink w:anchor="_Toc242549581" w:history="1">
+          <w:hyperlink w:anchor="_Toc243091633" w:history="1">
             <w:r>
               <w:rPr>
                 <w:rStyle w:val="Hipervnculo"/>
@@ -2699,7 +2699,7 @@
               <w:rPr>
                 <w:noProof/>
               </w:rPr>
-              <w:instrText xml:space="preserve"> PAGEREF _Toc242549581 \h </w:instrText>
+              <w:instrText xml:space="preserve"> PAGEREF _Toc243091633 \h </w:instrText>
             </w:r>
             <w:r>
               <w:rPr>
@@ -2739,7 +2739,7 @@
               <w14:ligatures w14:val="standardContextual"/>
             </w:rPr>
           </w:pPr>
-          <w:hyperlink w:anchor="_Toc242549582" w:history="1">
+          <w:hyperlink w:anchor="_Toc243091634" w:history="1">
             <w:r>
               <w:rPr>
                 <w:rStyle w:val="Hipervnculo"/>
@@ -2763,7 +2763,7 @@
               <w:rPr>
                 <w:noProof/>
               </w:rPr>
-              <w:instrText xml:space="preserve"> PAGEREF _Toc242549582 \h </w:instrText>
+              <w:instrText xml:space="preserve"> PAGEREF _Toc243091634 \h </w:instrText>
             </w:r>
             <w:r>
               <w:rPr>
@@ -2803,7 +2803,7 @@
               <w14:ligatures w14:val="standardContextual"/>
             </w:rPr>
           </w:pPr>
-          <w:hyperlink w:anchor="_Toc242549583" w:history="1">
+          <w:hyperlink w:anchor="_Toc243091635" w:history="1">
             <w:r>
               <w:rPr>
                 <w:rStyle w:val="Hipervnculo"/>
@@ -2827,7 +2827,7 @@
               <w:rPr>
                 <w:noProof/>
               </w:rPr>
-              <w:instrText xml:space="preserve"> PAGEREF _Toc242549583 \h </w:instrText>
+              <w:instrText xml:space="preserve"> PAGEREF _Toc243091635 \h </w:instrText>
             </w:r>
             <w:r>
               <w:rPr>
@@ -2867,7 +2867,7 @@
               <w14:ligatures w14:val="standardContextual"/>
             </w:rPr>
           </w:pPr>
-          <w:hyperlink w:anchor="_Toc242549584" w:history="1">
+          <w:hyperlink w:anchor="_Toc243091636" w:history="1">
             <w:r>
               <w:rPr>
                 <w:rStyle w:val="Hipervnculo"/>
@@ -2891,7 +2891,7 @@
               <w:rPr>
                 <w:noProof/>
               </w:rPr>
-              <w:instrText xml:space="preserve"> PAGEREF _Toc242549584 \h </w:instrText>
+              <w:instrText xml:space="preserve"> PAGEREF _Toc243091636 \h </w:instrText>
             </w:r>
             <w:r>
               <w:rPr>
@@ -2931,7 +2931,7 @@
               <w14:ligatures w14:val="standardContextual"/>
             </w:rPr>
           </w:pPr>
-          <w:hyperlink w:anchor="_Toc242549585" w:history="1">
+          <w:hyperlink w:anchor="_Toc243091637" w:history="1">
             <w:r>
               <w:rPr>
                 <w:rStyle w:val="Hipervnculo"/>
@@ -2955,7 +2955,7 @@
               <w:rPr>
                 <w:noProof/>
               </w:rPr>
-              <w:instrText xml:space="preserve"> PAGEREF _Toc242549585 \h </w:instrText>
+              <w:instrText xml:space="preserve"> PAGEREF _Toc243091637 \h </w:instrText>
             </w:r>
             <w:r>
               <w:rPr>
@@ -3005,7 +3005,7 @@
       <w:pPr>
         <w:pStyle w:val="Ttulo1"/>
       </w:pPr>
-      <w:bookmarkStart w:id="0" w:name="_Toc242549580"/>
+      <w:bookmarkStart w:id="0" w:name="_Toc243091632"/>
       <w:r>
         <w:lastRenderedPageBreak/>
         <w:t>1. Propósito y alcance</w:t>
@@ -3067,7 +3067,7 @@
       <w:pPr>
         <w:pStyle w:val="Ttulo1"/>
       </w:pPr>
-      <w:bookmarkStart w:id="1" w:name="_Toc242549581"/>
+      <w:bookmarkStart w:id="1" w:name="_Toc243091633"/>
       <w:r>
         <w:t>2. Roles y niveles de aprobación</w:t>
       </w:r>
@@ -3115,7 +3115,7 @@
           <w:left w:w="10" w:type="dxa"/>
           <w:right w:w="10" w:type="dxa"/>
         </w:tblCellMar>
-        <w:tblLook w:val="04A0" w:firstRow="1" w:lastRow="0" w:firstColumn="1" w:lastColumn="0" w:noHBand="0" w:noVBand="1"/>
+        <w:tblLook w:val="0000" w:firstRow="0" w:lastRow="0" w:firstColumn="0" w:lastColumn="0" w:noHBand="0" w:noVBand="0"/>
       </w:tblPr>
       <w:tblGrid>
         <w:gridCol w:w="4042"/>
@@ -3695,7 +3695,7 @@
       <w:pPr>
         <w:pStyle w:val="Ttulo1"/>
       </w:pPr>
-      <w:bookmarkStart w:id="2" w:name="_Toc242549582"/>
+      <w:bookmarkStart w:id="2" w:name="_Toc243091634"/>
       <w:r>
         <w:t>3. Flujo de un cambio</w:t>
       </w:r>
@@ -3789,7 +3789,7 @@
       <w:pPr>
         <w:pStyle w:val="Ttulo1"/>
       </w:pPr>
-      <w:bookmarkStart w:id="3" w:name="_Toc242549583"/>
+      <w:bookmarkStart w:id="3" w:name="_Toc243091635"/>
       <w:r>
         <w:lastRenderedPageBreak/>
         <w:t>4. Formato de solicitud de cambio</w:t>
@@ -3812,7 +3812,7 @@
           <w:left w:w="10" w:type="dxa"/>
           <w:right w:w="10" w:type="dxa"/>
         </w:tblCellMar>
-        <w:tblLook w:val="04A0" w:firstRow="1" w:lastRow="0" w:firstColumn="1" w:lastColumn="0" w:noHBand="0" w:noVBand="1"/>
+        <w:tblLook w:val="0000" w:firstRow="0" w:lastRow="0" w:firstColumn="0" w:lastColumn="0" w:noHBand="0" w:noVBand="0"/>
       </w:tblPr>
       <w:tblGrid>
         <w:gridCol w:w="2636"/>
@@ -4542,7 +4542,7 @@
       <w:pPr>
         <w:pStyle w:val="Ttulo1"/>
       </w:pPr>
-      <w:bookmarkStart w:id="4" w:name="_Toc242549584"/>
+      <w:bookmarkStart w:id="4" w:name="_Toc243091636"/>
       <w:r>
         <w:lastRenderedPageBreak/>
         <w:t>5. Registro de cambios</w:t>
@@ -4572,7 +4572,7 @@
           <w:sz w:val="18"/>
           <w:szCs w:val="18"/>
         </w:rPr>
-        <w:t>Registro de cambios al 10/10/2026</w:t>
+        <w:t>Registro de cambios al 17/10/2026</w:t>
       </w:r>
     </w:p>
     <w:tbl>
@@ -4591,7 +4591,7 @@
           <w:left w:w="10" w:type="dxa"/>
           <w:right w:w="10" w:type="dxa"/>
         </w:tblCellMar>
-        <w:tblLook w:val="04A0" w:firstRow="1" w:lastRow="0" w:firstColumn="1" w:lastColumn="0" w:noHBand="0" w:noVBand="1"/>
+        <w:tblLook w:val="0000" w:firstRow="0" w:lastRow="0" w:firstColumn="0" w:lastColumn="0" w:noHBand="0" w:noVBand="0"/>
       </w:tblPr>
       <w:tblGrid>
         <w:gridCol w:w="728"/>
@@ -5312,7 +5312,7 @@
                 <w:sz w:val="15"/>
                 <w:szCs w:val="15"/>
               </w:rPr>
-              <w:t>Equipo del proyecto, 10/10/2026. Conformidad de la patrocinadora: pendiente.</w:t>
+              <w:t>Equipo del proyecto, 10/10/2026. Conformidad de la patrocinadora en la reunión de inicio, 12/10/2026 (GOB-12).</w:t>
             </w:r>
           </w:p>
         </w:tc>
@@ -5552,7 +5552,7 @@
                 <w:sz w:val="15"/>
                 <w:szCs w:val="15"/>
               </w:rPr>
-              <w:t>Equipo del proyecto, 10/10/2026. Conformidad de la patrocinadora: pendiente.</w:t>
+              <w:t>Equipo del proyecto, 10/10/2026. Conformidad de la patrocinadora en la reunión de inicio, 12/10/2026 (GOB-12).</w:t>
             </w:r>
           </w:p>
         </w:tc>
@@ -7283,6 +7283,245 @@
                 <w:szCs w:val="15"/>
               </w:rPr>
               <w:t>—</w:t>
+            </w:r>
+          </w:p>
+        </w:tc>
+      </w:tr>
+      <w:tr>
+        <w:tblPrEx>
+          <w:tblCellMar>
+            <w:top w:w="0" w:type="dxa"/>
+            <w:bottom w:w="0" w:type="dxa"/>
+          </w:tblCellMar>
+        </w:tblPrEx>
+        <w:trPr>
+          <w:cantSplit/>
+        </w:trPr>
+        <w:tc>
+          <w:tcPr>
+            <w:tcW w:w="728" w:type="dxa"/>
+            <w:tcBorders>
+              <w:top w:val="single" w:sz="4" w:space="0" w:color="B8C2CC"/>
+              <w:left w:val="single" w:sz="4" w:space="0" w:color="B8C2CC"/>
+              <w:bottom w:val="single" w:sz="4" w:space="0" w:color="B8C2CC"/>
+              <w:right w:val="single" w:sz="4" w:space="0" w:color="B8C2CC"/>
+            </w:tcBorders>
+            <w:tcMar>
+              <w:top w:w="55" w:type="dxa"/>
+              <w:left w:w="85" w:type="dxa"/>
+              <w:bottom w:w="55" w:type="dxa"/>
+              <w:right w:w="85" w:type="dxa"/>
+            </w:tcMar>
+            <w:vAlign w:val="center"/>
+          </w:tcPr>
+          <w:p>
+            <w:pPr>
+              <w:spacing w:line="250" w:lineRule="auto"/>
+            </w:pPr>
+            <w:r>
+              <w:rPr>
+                <w:rFonts w:ascii="Arial" w:eastAsia="Arial" w:hAnsi="Arial" w:cs="Arial"/>
+                <w:color w:val="1A1A1A"/>
+                <w:sz w:val="15"/>
+                <w:szCs w:val="15"/>
+              </w:rPr>
+              <w:t>SC-11</w:t>
+            </w:r>
+          </w:p>
+        </w:tc>
+        <w:tc>
+          <w:tcPr>
+            <w:tcW w:w="2039" w:type="dxa"/>
+            <w:tcBorders>
+              <w:top w:val="single" w:sz="4" w:space="0" w:color="B8C2CC"/>
+              <w:left w:val="single" w:sz="4" w:space="0" w:color="B8C2CC"/>
+              <w:bottom w:val="single" w:sz="4" w:space="0" w:color="B8C2CC"/>
+              <w:right w:val="single" w:sz="4" w:space="0" w:color="B8C2CC"/>
+            </w:tcBorders>
+            <w:tcMar>
+              <w:top w:w="55" w:type="dxa"/>
+              <w:left w:w="85" w:type="dxa"/>
+              <w:bottom w:w="55" w:type="dxa"/>
+              <w:right w:w="85" w:type="dxa"/>
+            </w:tcMar>
+            <w:vAlign w:val="center"/>
+          </w:tcPr>
+          <w:p>
+            <w:pPr>
+              <w:spacing w:line="250" w:lineRule="auto"/>
+            </w:pPr>
+            <w:r>
+              <w:rPr>
+                <w:rFonts w:ascii="Arial" w:eastAsia="Arial" w:hAnsi="Arial" w:cs="Arial"/>
+                <w:color w:val="1A1A1A"/>
+                <w:sz w:val="15"/>
+                <w:szCs w:val="15"/>
+              </w:rPr>
+              <w:t>Comunicación con el colegio a través del Product Owner</w:t>
+            </w:r>
+          </w:p>
+        </w:tc>
+        <w:tc>
+          <w:tcPr>
+            <w:tcW w:w="2914" w:type="dxa"/>
+            <w:tcBorders>
+              <w:top w:val="single" w:sz="4" w:space="0" w:color="B8C2CC"/>
+              <w:left w:val="single" w:sz="4" w:space="0" w:color="B8C2CC"/>
+              <w:bottom w:val="single" w:sz="4" w:space="0" w:color="B8C2CC"/>
+              <w:right w:val="single" w:sz="4" w:space="0" w:color="B8C2CC"/>
+            </w:tcBorders>
+            <w:tcMar>
+              <w:top w:w="55" w:type="dxa"/>
+              <w:left w:w="85" w:type="dxa"/>
+              <w:bottom w:w="55" w:type="dxa"/>
+              <w:right w:w="85" w:type="dxa"/>
+            </w:tcMar>
+            <w:vAlign w:val="center"/>
+          </w:tcPr>
+          <w:p>
+            <w:pPr>
+              <w:spacing w:line="250" w:lineRule="auto"/>
+            </w:pPr>
+            <w:r>
+              <w:rPr>
+                <w:rFonts w:ascii="Arial" w:eastAsia="Arial" w:hAnsi="Arial" w:cs="Arial"/>
+                <w:color w:val="1A1A1A"/>
+                <w:sz w:val="15"/>
+                <w:szCs w:val="15"/>
+              </w:rPr>
+              <w:t>En la reunión de inicio se acordó que no habrá más reuniones con la Dirección, por el cruce de horarios del equipo, y que el contacto con el colegio será Helber Perez, docente de la institución, integrante del equipo y Product Owner.</w:t>
+            </w:r>
+          </w:p>
+        </w:tc>
+        <w:tc>
+          <w:tcPr>
+            <w:tcW w:w="3351" w:type="dxa"/>
+            <w:tcBorders>
+              <w:top w:val="single" w:sz="4" w:space="0" w:color="B8C2CC"/>
+              <w:left w:val="single" w:sz="4" w:space="0" w:color="B8C2CC"/>
+              <w:bottom w:val="single" w:sz="4" w:space="0" w:color="B8C2CC"/>
+              <w:right w:val="single" w:sz="4" w:space="0" w:color="B8C2CC"/>
+            </w:tcBorders>
+            <w:tcMar>
+              <w:top w:w="55" w:type="dxa"/>
+              <w:left w:w="85" w:type="dxa"/>
+              <w:bottom w:w="55" w:type="dxa"/>
+              <w:right w:w="85" w:type="dxa"/>
+            </w:tcMar>
+            <w:vAlign w:val="center"/>
+          </w:tcPr>
+          <w:p>
+            <w:pPr>
+              <w:spacing w:line="250" w:lineRule="auto"/>
+            </w:pPr>
+            <w:r>
+              <w:rPr>
+                <w:rFonts w:ascii="Arial" w:eastAsia="Arial" w:hAnsi="Arial" w:cs="Arial"/>
+                <w:color w:val="1A1A1A"/>
+                <w:sz w:val="15"/>
+                <w:szCs w:val="15"/>
+              </w:rPr>
+              <w:t>Plan de comunicaciones (INT-03): las entrevistas y los pedidos de datos se canalizan por el Product Owner, y las revisiones de sprint se le presentan a él. Agrega la restricción R-08 y el supuesto S-12 (GOB-03).</w:t>
+            </w:r>
+          </w:p>
+        </w:tc>
+        <w:tc>
+          <w:tcPr>
+            <w:tcW w:w="1165" w:type="dxa"/>
+            <w:tcBorders>
+              <w:top w:val="single" w:sz="4" w:space="0" w:color="B8C2CC"/>
+              <w:left w:val="single" w:sz="4" w:space="0" w:color="B8C2CC"/>
+              <w:bottom w:val="single" w:sz="4" w:space="0" w:color="B8C2CC"/>
+              <w:right w:val="single" w:sz="4" w:space="0" w:color="B8C2CC"/>
+            </w:tcBorders>
+            <w:shd w:val="clear" w:color="auto" w:fill="CFEBD6"/>
+            <w:tcMar>
+              <w:top w:w="55" w:type="dxa"/>
+              <w:left w:w="85" w:type="dxa"/>
+              <w:bottom w:w="55" w:type="dxa"/>
+              <w:right w:w="85" w:type="dxa"/>
+            </w:tcMar>
+            <w:vAlign w:val="center"/>
+          </w:tcPr>
+          <w:p>
+            <w:pPr>
+              <w:spacing w:line="250" w:lineRule="auto"/>
+              <w:jc w:val="center"/>
+            </w:pPr>
+            <w:r>
+              <w:rPr>
+                <w:rFonts w:ascii="Arial" w:eastAsia="Arial" w:hAnsi="Arial" w:cs="Arial"/>
+                <w:b/>
+                <w:bCs/>
+                <w:color w:val="1A1A1A"/>
+                <w:sz w:val="15"/>
+                <w:szCs w:val="15"/>
+              </w:rPr>
+              <w:t>Aprobado</w:t>
+            </w:r>
+          </w:p>
+        </w:tc>
+        <w:tc>
+          <w:tcPr>
+            <w:tcW w:w="2039" w:type="dxa"/>
+            <w:tcBorders>
+              <w:top w:val="single" w:sz="4" w:space="0" w:color="B8C2CC"/>
+              <w:left w:val="single" w:sz="4" w:space="0" w:color="B8C2CC"/>
+              <w:bottom w:val="single" w:sz="4" w:space="0" w:color="B8C2CC"/>
+              <w:right w:val="single" w:sz="4" w:space="0" w:color="B8C2CC"/>
+            </w:tcBorders>
+            <w:tcMar>
+              <w:top w:w="55" w:type="dxa"/>
+              <w:left w:w="85" w:type="dxa"/>
+              <w:bottom w:w="55" w:type="dxa"/>
+              <w:right w:w="85" w:type="dxa"/>
+            </w:tcMar>
+            <w:vAlign w:val="center"/>
+          </w:tcPr>
+          <w:p>
+            <w:pPr>
+              <w:spacing w:line="250" w:lineRule="auto"/>
+            </w:pPr>
+            <w:r>
+              <w:rPr>
+                <w:rFonts w:ascii="Arial" w:eastAsia="Arial" w:hAnsi="Arial" w:cs="Arial"/>
+                <w:color w:val="1A1A1A"/>
+                <w:sz w:val="15"/>
+                <w:szCs w:val="15"/>
+              </w:rPr>
+              <w:t>Patrocinadora y equipo, reunión de inicio, 12/10/2026 (GOB-12)</w:t>
+            </w:r>
+          </w:p>
+        </w:tc>
+        <w:tc>
+          <w:tcPr>
+            <w:tcW w:w="2334" w:type="dxa"/>
+            <w:tcBorders>
+              <w:top w:val="single" w:sz="4" w:space="0" w:color="B8C2CC"/>
+              <w:left w:val="single" w:sz="4" w:space="0" w:color="B8C2CC"/>
+              <w:bottom w:val="single" w:sz="4" w:space="0" w:color="B8C2CC"/>
+              <w:right w:val="single" w:sz="4" w:space="0" w:color="B8C2CC"/>
+            </w:tcBorders>
+            <w:tcMar>
+              <w:top w:w="55" w:type="dxa"/>
+              <w:left w:w="85" w:type="dxa"/>
+              <w:bottom w:w="55" w:type="dxa"/>
+              <w:right w:w="85" w:type="dxa"/>
+            </w:tcMar>
+            <w:vAlign w:val="center"/>
+          </w:tcPr>
+          <w:p>
+            <w:pPr>
+              <w:spacing w:line="250" w:lineRule="auto"/>
+            </w:pPr>
+            <w:r>
+              <w:rPr>
+                <w:rFonts w:ascii="Arial" w:eastAsia="Arial" w:hAnsi="Arial" w:cs="Arial"/>
+                <w:color w:val="1A1A1A"/>
+                <w:sz w:val="15"/>
+                <w:szCs w:val="15"/>
+              </w:rPr>
+              <w:t>Aplicado en INT-03, INT-06 y el tablero de comunicaciones el 17/10/2026.</w:t>
             </w:r>
           </w:p>
         </w:tc>
@@ -7298,7 +7537,7 @@
         <w:tblW w:w="14570" w:type="dxa"/>
         <w:tblBorders>
           <w:top w:val="none" w:sz="0" w:space="0" w:color="FFFFFF"/>
-          <w:left w:val="single" w:sz="24" w:space="0" w:color="C77700"/>
+          <w:left w:val="single" w:sz="24" w:space="0" w:color="0D7377"/>
           <w:bottom w:val="none" w:sz="0" w:space="0" w:color="FFFFFF"/>
           <w:right w:val="none" w:sz="0" w:space="0" w:color="FFFFFF"/>
           <w:insideH w:val="none" w:sz="0" w:space="0" w:color="FFFFFF"/>
@@ -7309,7 +7548,7 @@
           <w:left w:w="10" w:type="dxa"/>
           <w:right w:w="10" w:type="dxa"/>
         </w:tblCellMar>
-        <w:tblLook w:val="04A0" w:firstRow="1" w:lastRow="0" w:firstColumn="1" w:lastColumn="0" w:noHBand="0" w:noVBand="1"/>
+        <w:tblLook w:val="0000" w:firstRow="0" w:lastRow="0" w:firstColumn="0" w:lastColumn="0" w:noHBand="0" w:noVBand="0"/>
       </w:tblPr>
       <w:tblGrid>
         <w:gridCol w:w="14570"/>
@@ -7327,7 +7566,7 @@
         <w:tc>
           <w:tcPr>
             <w:tcW w:w="14570" w:type="dxa"/>
-            <w:shd w:val="clear" w:color="auto" w:fill="FFF4D6"/>
+            <w:shd w:val="clear" w:color="auto" w:fill="EAF5F5"/>
             <w:tcMar>
               <w:top w:w="90" w:type="dxa"/>
               <w:left w:w="160" w:type="dxa"/>
@@ -7345,11 +7584,11 @@
                 <w:rFonts w:ascii="Arial" w:eastAsia="Arial" w:hAnsi="Arial" w:cs="Arial"/>
                 <w:b/>
                 <w:bCs/>
-                <w:color w:val="C77700"/>
+                <w:color w:val="0D7377"/>
                 <w:sz w:val="19"/>
                 <w:szCs w:val="19"/>
               </w:rPr>
-              <w:t xml:space="preserve">Importante. </w:t>
+              <w:t xml:space="preserve">Nota. </w:t>
             </w:r>
             <w:r>
               <w:rPr>
@@ -7358,7 +7597,7 @@
                 <w:sz w:val="19"/>
                 <w:szCs w:val="19"/>
               </w:rPr>
-              <w:t>Los cambios SC-02 y SC-03 alteran líneas base. Fueron aprobados por el equipo para poder planificar y se presentarán a la patrocinadora en la reunión de inicio; su conformidad está pendiente.</w:t>
+              <w:t>Los cambios SC-02 y SC-03 alteran líneas base. Fueron aprobados por el equipo para poder planificar y la patrocinadora dio su conformidad en la reunión de inicio del 12/10/2026 (GOB-12). En esa reunión se aprobó también el SC-11.</w:t>
             </w:r>
           </w:p>
         </w:tc>
@@ -7385,7 +7624,7 @@
           <w:left w:w="10" w:type="dxa"/>
           <w:right w:w="10" w:type="dxa"/>
         </w:tblCellMar>
-        <w:tblLook w:val="04A0" w:firstRow="1" w:lastRow="0" w:firstColumn="1" w:lastColumn="0" w:noHBand="0" w:noVBand="1"/>
+        <w:tblLook w:val="0000" w:firstRow="0" w:lastRow="0" w:firstColumn="0" w:lastColumn="0" w:noHBand="0" w:noVBand="0"/>
       </w:tblPr>
       <w:tblGrid>
         <w:gridCol w:w="14570"/>
@@ -7461,7 +7700,7 @@
       <w:pPr>
         <w:pStyle w:val="Ttulo1"/>
       </w:pPr>
-      <w:bookmarkStart w:id="5" w:name="_Toc242549585"/>
+      <w:bookmarkStart w:id="5" w:name="_Toc243091637"/>
       <w:r>
         <w:lastRenderedPageBreak/>
         <w:t>6. Efecto de los cambios aprobados sobre los documentos</w:t>
@@ -7510,7 +7749,7 @@
           <w:left w:w="10" w:type="dxa"/>
           <w:right w:w="10" w:type="dxa"/>
         </w:tblCellMar>
-        <w:tblLook w:val="04A0" w:firstRow="1" w:lastRow="0" w:firstColumn="1" w:lastColumn="0" w:noHBand="0" w:noVBand="1"/>
+        <w:tblLook w:val="0000" w:firstRow="0" w:lastRow="0" w:firstColumn="0" w:lastColumn="0" w:noHBand="0" w:noVBand="0"/>
       </w:tblPr>
       <w:tblGrid>
         <w:gridCol w:w="3163"/>
@@ -9244,10 +9483,64 @@
 <file path=word/numbering.xml><?xml version="1.0" encoding="utf-8"?>
 <w:numbering xmlns:wpc="http://schemas.microsoft.com/office/word/2010/wordprocessingCanvas" xmlns:cx="http://schemas.microsoft.com/office/drawing/2014/chartex" xmlns:cx1="http://schemas.microsoft.com/office/drawing/2015/9/8/chartex" xmlns:cx2="http://schemas.microsoft.com/office/drawing/2015/10/21/chartex" xmlns:cx3="http://schemas.microsoft.com/office/drawing/2016/5/9/chartex" xmlns:cx4="http://schemas.microsoft.com/office/drawing/2016/5/10/chartex" xmlns:cx5="http://schemas.microsoft.com/office/drawing/2016/5/11/chartex" xmlns:cx6="http://schemas.microsoft.com/office/drawing/2016/5/12/chartex" xmlns:cx7="http://schemas.microsoft.com/office/drawing/2016/5/13/chartex" xmlns:cx8="http://schemas.microsoft.com/office/drawing/2016/5/14/chartex" xmlns:mc="http://schemas.openxmlformats.org/markup-compatibility/2006" xmlns:aink="http://schemas.microsoft.com/office/drawing/2016/ink" xmlns:am3d="http://schemas.microsoft.com/office/drawing/2017/model3d" xmlns:o="urn:schemas-microsoft-com:office:office" xmlns:oel="http://schemas.microsoft.com/office/2019/extlst" xmlns:r="http://schemas.openxmlformats.org/officeDocument/2006/relationships" xmlns:m="http://schemas.openxmlformats.org/officeDocument/2006/math" xmlns:v="urn:schemas-microsoft-com:vml" xmlns:wp14="http://schemas.microsoft.com/office/word/2010/wordprocessingDrawing" xmlns:wp="http://schemas.openxmlformats.org/drawingml/2006/wordprocessingDrawing" xmlns:w10="urn:schemas-microsoft-com:office:word" xmlns:w="http://schemas.openxmlformats.org/wordprocessingml/2006/main" xmlns:w14="http://schemas.microsoft.com/office/word/2010/wordml" xmlns:w15="http://schemas.microsoft.com/office/word/2012/wordml" xmlns:w16cex="http://schemas.microsoft.com/office/word/2018/wordml/cex" xmlns:w16cid="http://schemas.microsoft.com/office/word/2016/wordml/cid" xmlns:w16="http://schemas.microsoft.com/office/word/2018/wordml" xmlns:w16du="http://schemas.microsoft.com/office/word/2023/wordml/word16du" xmlns:w16sdtdh="http://schemas.microsoft.com/office/word/2020/wordml/sdtdatahash" xmlns:w16sdtfl="http://schemas.microsoft.com/office/word/2024/wordml/sdtformatlock" xmlns:w16se="http://schemas.microsoft.com/office/word/2015/wordml/symex" xmlns:wpg="http://schemas.microsoft.com/office/word/2010/wordprocessingGroup" xmlns:wpi="http://schemas.microsoft.com/office/word/2010/wordprocessingInk" xmlns:wne="http://schemas.microsoft.com/office/word/2006/wordml" xmlns:wps="http://schemas.microsoft.com/office/word/2010/wordprocessingShape" mc:Ignorable="w14 w15 w16se w16cid w16 w16cex w16sdtdh w16sdtfl w16du wp14">
   <w:abstractNum w:abstractNumId="0" w15:restartNumberingAfterBreak="0">
-    <w:nsid w:val="3710149D"/>
+    <w:nsid w:val="5A814791"/>
     <w:multiLevelType w:val="hybridMultilevel"/>
-    <w:tmpl w:val="173223E4"/>
-    <w:lvl w:ilvl="0" w:tplc="2E3E5BB2">
+    <w:tmpl w:val="A7667316"/>
+    <w:lvl w:ilvl="0" w:tplc="75EC49A0">
+      <w:start w:val="1"/>
+      <w:numFmt w:val="bullet"/>
+      <w:lvlText w:val="•"/>
+      <w:lvlJc w:val="left"/>
+      <w:pPr>
+        <w:ind w:left="560" w:hanging="280"/>
+      </w:pPr>
+    </w:lvl>
+    <w:lvl w:ilvl="1" w:tplc="DE96AD70">
+      <w:numFmt w:val="decimal"/>
+      <w:lvlText w:val=""/>
+      <w:lvlJc w:val="left"/>
+    </w:lvl>
+    <w:lvl w:ilvl="2" w:tplc="1A269018">
+      <w:numFmt w:val="decimal"/>
+      <w:lvlText w:val=""/>
+      <w:lvlJc w:val="left"/>
+    </w:lvl>
+    <w:lvl w:ilvl="3" w:tplc="6E926874">
+      <w:numFmt w:val="decimal"/>
+      <w:lvlText w:val=""/>
+      <w:lvlJc w:val="left"/>
+    </w:lvl>
+    <w:lvl w:ilvl="4" w:tplc="8E2805D6">
+      <w:numFmt w:val="decimal"/>
+      <w:lvlText w:val=""/>
+      <w:lvlJc w:val="left"/>
+    </w:lvl>
+    <w:lvl w:ilvl="5" w:tplc="3432D41A">
+      <w:numFmt w:val="decimal"/>
+      <w:lvlText w:val=""/>
+      <w:lvlJc w:val="left"/>
+    </w:lvl>
+    <w:lvl w:ilvl="6" w:tplc="70A6F4D2">
+      <w:numFmt w:val="decimal"/>
+      <w:lvlText w:val=""/>
+      <w:lvlJc w:val="left"/>
+    </w:lvl>
+    <w:lvl w:ilvl="7" w:tplc="E318A35E">
+      <w:numFmt w:val="decimal"/>
+      <w:lvlText w:val=""/>
+      <w:lvlJc w:val="left"/>
+    </w:lvl>
+    <w:lvl w:ilvl="8" w:tplc="E30CBDC0">
+      <w:numFmt w:val="decimal"/>
+      <w:lvlText w:val=""/>
+      <w:lvlJc w:val="left"/>
+    </w:lvl>
+  </w:abstractNum>
+  <w:abstractNum w:abstractNumId="1" w15:restartNumberingAfterBreak="0">
+    <w:nsid w:val="704C50C5"/>
+    <w:multiLevelType w:val="hybridMultilevel"/>
+    <w:tmpl w:val="D3D04D4A"/>
+    <w:lvl w:ilvl="0" w:tplc="62805AEC">
       <w:start w:val="1"/>
       <w:numFmt w:val="bullet"/>
       <w:lvlText w:val="●"/>
@@ -9256,7 +9549,7 @@
         <w:ind w:left="720" w:hanging="360"/>
       </w:pPr>
     </w:lvl>
-    <w:lvl w:ilvl="1" w:tplc="3B826202">
+    <w:lvl w:ilvl="1" w:tplc="9E4C3270">
       <w:start w:val="1"/>
       <w:numFmt w:val="bullet"/>
       <w:lvlText w:val="○"/>
@@ -9265,7 +9558,7 @@
         <w:ind w:left="1440" w:hanging="360"/>
       </w:pPr>
     </w:lvl>
-    <w:lvl w:ilvl="2" w:tplc="5D4E0D02">
+    <w:lvl w:ilvl="2" w:tplc="3E04ABAE">
       <w:start w:val="1"/>
       <w:numFmt w:val="bullet"/>
       <w:lvlText w:val="■"/>
@@ -9274,7 +9567,7 @@
         <w:ind w:left="2160" w:hanging="360"/>
       </w:pPr>
     </w:lvl>
-    <w:lvl w:ilvl="3" w:tplc="880CAFAE">
+    <w:lvl w:ilvl="3" w:tplc="C03C37FE">
       <w:start w:val="1"/>
       <w:numFmt w:val="bullet"/>
       <w:lvlText w:val="●"/>
@@ -9283,7 +9576,7 @@
         <w:ind w:left="2880" w:hanging="360"/>
       </w:pPr>
     </w:lvl>
-    <w:lvl w:ilvl="4" w:tplc="3244AC7A">
+    <w:lvl w:ilvl="4" w:tplc="662C4654">
       <w:start w:val="1"/>
       <w:numFmt w:val="bullet"/>
       <w:lvlText w:val="○"/>
@@ -9292,7 +9585,7 @@
         <w:ind w:left="3600" w:hanging="360"/>
       </w:pPr>
     </w:lvl>
-    <w:lvl w:ilvl="5" w:tplc="579EBB2C">
+    <w:lvl w:ilvl="5" w:tplc="507AAFDA">
       <w:start w:val="1"/>
       <w:numFmt w:val="bullet"/>
       <w:lvlText w:val="■"/>
@@ -9301,7 +9594,7 @@
         <w:ind w:left="4320" w:hanging="360"/>
       </w:pPr>
     </w:lvl>
-    <w:lvl w:ilvl="6" w:tplc="1B0C1800">
+    <w:lvl w:ilvl="6" w:tplc="AFD0708E">
       <w:start w:val="1"/>
       <w:numFmt w:val="bullet"/>
       <w:lvlText w:val="●"/>
@@ -9310,7 +9603,7 @@
         <w:ind w:left="5040" w:hanging="360"/>
       </w:pPr>
     </w:lvl>
-    <w:lvl w:ilvl="7" w:tplc="1C8A4E1A">
+    <w:lvl w:ilvl="7" w:tplc="893EACC4">
       <w:start w:val="1"/>
       <w:numFmt w:val="bullet"/>
       <w:lvlText w:val="●"/>
@@ -9319,7 +9612,7 @@
         <w:ind w:left="5760" w:hanging="360"/>
       </w:pPr>
     </w:lvl>
-    <w:lvl w:ilvl="8" w:tplc="AD60C720">
+    <w:lvl w:ilvl="8" w:tplc="65F6EA4E">
       <w:start w:val="1"/>
       <w:numFmt w:val="bullet"/>
       <w:lvlText w:val="●"/>
@@ -9329,65 +9622,11 @@
       </w:pPr>
     </w:lvl>
   </w:abstractNum>
-  <w:abstractNum w:abstractNumId="1" w15:restartNumberingAfterBreak="0">
-    <w:nsid w:val="41ED55CC"/>
+  <w:abstractNum w:abstractNumId="2" w15:restartNumberingAfterBreak="0">
+    <w:nsid w:val="753A063D"/>
     <w:multiLevelType w:val="hybridMultilevel"/>
-    <w:tmpl w:val="72CA34B0"/>
-    <w:lvl w:ilvl="0" w:tplc="97F4DF10">
-      <w:start w:val="1"/>
-      <w:numFmt w:val="bullet"/>
-      <w:lvlText w:val="•"/>
-      <w:lvlJc w:val="left"/>
-      <w:pPr>
-        <w:ind w:left="560" w:hanging="280"/>
-      </w:pPr>
-    </w:lvl>
-    <w:lvl w:ilvl="1" w:tplc="ED56931C">
-      <w:numFmt w:val="decimal"/>
-      <w:lvlText w:val=""/>
-      <w:lvlJc w:val="left"/>
-    </w:lvl>
-    <w:lvl w:ilvl="2" w:tplc="30B4D884">
-      <w:numFmt w:val="decimal"/>
-      <w:lvlText w:val=""/>
-      <w:lvlJc w:val="left"/>
-    </w:lvl>
-    <w:lvl w:ilvl="3" w:tplc="E4B48696">
-      <w:numFmt w:val="decimal"/>
-      <w:lvlText w:val=""/>
-      <w:lvlJc w:val="left"/>
-    </w:lvl>
-    <w:lvl w:ilvl="4" w:tplc="B63A86D8">
-      <w:numFmt w:val="decimal"/>
-      <w:lvlText w:val=""/>
-      <w:lvlJc w:val="left"/>
-    </w:lvl>
-    <w:lvl w:ilvl="5" w:tplc="8BEEC0C8">
-      <w:numFmt w:val="decimal"/>
-      <w:lvlText w:val=""/>
-      <w:lvlJc w:val="left"/>
-    </w:lvl>
-    <w:lvl w:ilvl="6" w:tplc="2E6A1CDE">
-      <w:numFmt w:val="decimal"/>
-      <w:lvlText w:val=""/>
-      <w:lvlJc w:val="left"/>
-    </w:lvl>
-    <w:lvl w:ilvl="7" w:tplc="DBE0A302">
-      <w:numFmt w:val="decimal"/>
-      <w:lvlText w:val=""/>
-      <w:lvlJc w:val="left"/>
-    </w:lvl>
-    <w:lvl w:ilvl="8" w:tplc="0FFC8F2E">
-      <w:numFmt w:val="decimal"/>
-      <w:lvlText w:val=""/>
-      <w:lvlJc w:val="left"/>
-    </w:lvl>
-  </w:abstractNum>
-  <w:abstractNum w:abstractNumId="2" w15:restartNumberingAfterBreak="0">
-    <w:nsid w:val="71756C20"/>
-    <w:multiLevelType w:val="hybridMultilevel"/>
-    <w:tmpl w:val="86D06CA2"/>
-    <w:lvl w:ilvl="0" w:tplc="24E48F0C">
+    <w:tmpl w:val="10642A62"/>
+    <w:lvl w:ilvl="0" w:tplc="775C9706">
       <w:start w:val="1"/>
       <w:numFmt w:val="decimal"/>
       <w:lvlText w:val="%1."/>
@@ -9396,60 +9635,60 @@
         <w:ind w:left="560" w:hanging="340"/>
       </w:pPr>
     </w:lvl>
-    <w:lvl w:ilvl="1" w:tplc="32C29784">
+    <w:lvl w:ilvl="1" w:tplc="6CF0BA56">
       <w:numFmt w:val="decimal"/>
       <w:lvlText w:val=""/>
       <w:lvlJc w:val="left"/>
     </w:lvl>
-    <w:lvl w:ilvl="2" w:tplc="4BF2E116">
+    <w:lvl w:ilvl="2" w:tplc="0F161CE2">
       <w:numFmt w:val="decimal"/>
       <w:lvlText w:val=""/>
       <w:lvlJc w:val="left"/>
     </w:lvl>
-    <w:lvl w:ilvl="3" w:tplc="CCF45902">
+    <w:lvl w:ilvl="3" w:tplc="74CA040A">
       <w:numFmt w:val="decimal"/>
       <w:lvlText w:val=""/>
       <w:lvlJc w:val="left"/>
     </w:lvl>
-    <w:lvl w:ilvl="4" w:tplc="0DDE6F98">
+    <w:lvl w:ilvl="4" w:tplc="37426D22">
       <w:numFmt w:val="decimal"/>
       <w:lvlText w:val=""/>
       <w:lvlJc w:val="left"/>
     </w:lvl>
-    <w:lvl w:ilvl="5" w:tplc="84A4E8C4">
+    <w:lvl w:ilvl="5" w:tplc="424A8782">
       <w:numFmt w:val="decimal"/>
       <w:lvlText w:val=""/>
       <w:lvlJc w:val="left"/>
     </w:lvl>
-    <w:lvl w:ilvl="6" w:tplc="52841D5C">
+    <w:lvl w:ilvl="6" w:tplc="ED5446AE">
       <w:numFmt w:val="decimal"/>
       <w:lvlText w:val=""/>
       <w:lvlJc w:val="left"/>
     </w:lvl>
-    <w:lvl w:ilvl="7" w:tplc="98C4FBAE">
+    <w:lvl w:ilvl="7" w:tplc="D30E7A62">
       <w:numFmt w:val="decimal"/>
       <w:lvlText w:val=""/>
       <w:lvlJc w:val="left"/>
     </w:lvl>
-    <w:lvl w:ilvl="8" w:tplc="DFE6FF3C">
+    <w:lvl w:ilvl="8" w:tplc="680277AA">
       <w:numFmt w:val="decimal"/>
       <w:lvlText w:val=""/>
       <w:lvlJc w:val="left"/>
     </w:lvl>
   </w:abstractNum>
-  <w:num w:numId="1" w16cid:durableId="22099868">
+  <w:num w:numId="1" w16cid:durableId="597565751">
+    <w:abstractNumId w:val="1"/>
+    <w:lvlOverride w:ilvl="0">
+      <w:startOverride w:val="1"/>
+    </w:lvlOverride>
+  </w:num>
+  <w:num w:numId="2" w16cid:durableId="1536118924">
     <w:abstractNumId w:val="0"/>
     <w:lvlOverride w:ilvl="0">
       <w:startOverride w:val="1"/>
     </w:lvlOverride>
   </w:num>
-  <w:num w:numId="2" w16cid:durableId="1949238188">
-    <w:abstractNumId w:val="1"/>
-    <w:lvlOverride w:ilvl="0">
-      <w:startOverride w:val="1"/>
-    </w:lvlOverride>
-  </w:num>
-  <w:num w:numId="3" w16cid:durableId="295792643">
+  <w:num w:numId="3" w16cid:durableId="639111106">
     <w:abstractNumId w:val="2"/>
     <w:lvlOverride w:ilvl="0">
       <w:startOverride w:val="1"/>
@@ -10043,7 +10282,7 @@
     <w:autoRedefine/>
     <w:uiPriority w:val="39"/>
     <w:unhideWhenUsed/>
-    <w:rsid w:val="00006E7C"/>
+    <w:rsid w:val="00CF7B21"/>
     <w:pPr>
       <w:spacing w:after="100"/>
     </w:pPr>

--- a/public/documentos/GOB-10-plan-de-gestion-de-cambios-y-registro-de-cambios.docx
+++ b/public/documentos/GOB-10-plan-de-gestion-de-cambios-y-registro-de-cambios.docx
@@ -18,7 +18,7 @@
           <w:left w:w="10" w:type="dxa"/>
           <w:right w:w="10" w:type="dxa"/>
         </w:tblCellMar>
-        <w:tblLook w:val="0000" w:firstRow="0" w:lastRow="0" w:firstColumn="0" w:lastColumn="0" w:noHBand="0" w:noVBand="0"/>
+        <w:tblLook w:val="04A0" w:firstRow="1" w:lastRow="0" w:firstColumn="1" w:lastColumn="0" w:noHBand="0" w:noVBand="1"/>
       </w:tblPr>
       <w:tblGrid>
         <w:gridCol w:w="1757"/>
@@ -52,7 +52,7 @@
                 <w:noProof/>
               </w:rPr>
               <w:drawing>
-                <wp:inline distT="0" distB="0" distL="0" distR="0" wp14:anchorId="1CF62CFD" wp14:editId="2B28A42D">
+                <wp:inline distT="0" distB="0" distL="0" distR="0" wp14:anchorId="56D5B46F" wp14:editId="5F77EED9">
                   <wp:extent cx="990600" cy="990600"/>
                   <wp:effectExtent l="0" t="0" r="0" b="0"/>
                   <wp:docPr id="1" name="Imagen 1"/>
@@ -171,10 +171,10 @@
                 <w:noProof/>
               </w:rPr>
               <w:drawing>
-                <wp:inline distT="0" distB="0" distL="0" distR="0" wp14:anchorId="512F2A03" wp14:editId="196BA2DD">
+                <wp:inline distT="0" distB="0" distL="0" distR="0" wp14:anchorId="1712E396" wp14:editId="4AB1A26C">
                   <wp:extent cx="800100" cy="800100"/>
                   <wp:effectExtent l="0" t="0" r="0" b="0"/>
-                  <wp:docPr id="829022365" name="Imagen 829022365"/>
+                  <wp:docPr id="1368681245" name="Imagen 1368681245"/>
                   <wp:cNvGraphicFramePr>
                     <a:graphicFrameLocks xmlns:a="http://schemas.openxmlformats.org/drawingml/2006/main" noChangeAspect="1"/>
                   </wp:cNvGraphicFramePr>
@@ -308,7 +308,7 @@
           <w:left w:w="10" w:type="dxa"/>
           <w:right w:w="10" w:type="dxa"/>
         </w:tblCellMar>
-        <w:tblLook w:val="0000" w:firstRow="0" w:lastRow="0" w:firstColumn="0" w:lastColumn="0" w:noHBand="0" w:noVBand="0"/>
+        <w:tblLook w:val="04A0" w:firstRow="1" w:lastRow="0" w:firstColumn="1" w:lastColumn="0" w:noHBand="0" w:noVBand="1"/>
       </w:tblPr>
       <w:tblGrid>
         <w:gridCol w:w="2636"/>
@@ -759,7 +759,7 @@
                 <w:sz w:val="19"/>
                 <w:szCs w:val="19"/>
               </w:rPr>
-              <w:t>GOB-10  ·  Versión 1.0  ·  10/10/2026</w:t>
+              <w:t>GOB-10  ·  Versión 1.1  ·  17/10/2026</w:t>
             </w:r>
           </w:p>
         </w:tc>
@@ -786,7 +786,7 @@
           <w:left w:w="10" w:type="dxa"/>
           <w:right w:w="10" w:type="dxa"/>
         </w:tblCellMar>
-        <w:tblLook w:val="0000" w:firstRow="0" w:lastRow="0" w:firstColumn="0" w:lastColumn="0" w:noHBand="0" w:noVBand="0"/>
+        <w:tblLook w:val="04A0" w:firstRow="1" w:lastRow="0" w:firstColumn="1" w:lastColumn="0" w:noHBand="0" w:noVBand="1"/>
       </w:tblPr>
       <w:tblGrid>
         <w:gridCol w:w="4042"/>
@@ -1399,7 +1399,7 @@
           <w:left w:w="10" w:type="dxa"/>
           <w:right w:w="10" w:type="dxa"/>
         </w:tblCellMar>
-        <w:tblLook w:val="0000" w:firstRow="0" w:lastRow="0" w:firstColumn="0" w:lastColumn="0" w:noHBand="0" w:noVBand="0"/>
+        <w:tblLook w:val="04A0" w:firstRow="1" w:lastRow="0" w:firstColumn="1" w:lastColumn="0" w:noHBand="0" w:noVBand="1"/>
       </w:tblPr>
       <w:tblGrid>
         <w:gridCol w:w="2636"/>
@@ -1817,7 +1817,7 @@
           <w:left w:w="10" w:type="dxa"/>
           <w:right w:w="10" w:type="dxa"/>
         </w:tblCellMar>
-        <w:tblLook w:val="0000" w:firstRow="0" w:lastRow="0" w:firstColumn="0" w:lastColumn="0" w:noHBand="0" w:noVBand="0"/>
+        <w:tblLook w:val="04A0" w:firstRow="1" w:lastRow="0" w:firstColumn="1" w:lastColumn="0" w:noHBand="0" w:noVBand="1"/>
       </w:tblPr>
       <w:tblGrid>
         <w:gridCol w:w="1054"/>
@@ -2096,6 +2096,149 @@
               <w:bottom w:val="single" w:sz="4" w:space="0" w:color="B8C2CC"/>
               <w:right w:val="single" w:sz="4" w:space="0" w:color="B8C2CC"/>
             </w:tcBorders>
+            <w:tcMar>
+              <w:top w:w="55" w:type="dxa"/>
+              <w:left w:w="85" w:type="dxa"/>
+              <w:bottom w:w="55" w:type="dxa"/>
+              <w:right w:w="85" w:type="dxa"/>
+            </w:tcMar>
+            <w:vAlign w:val="center"/>
+          </w:tcPr>
+          <w:p>
+            <w:pPr>
+              <w:spacing w:line="250" w:lineRule="auto"/>
+            </w:pPr>
+            <w:r>
+              <w:rPr>
+                <w:rFonts w:ascii="Arial" w:eastAsia="Arial" w:hAnsi="Arial" w:cs="Arial"/>
+                <w:color w:val="1A1A1A"/>
+                <w:sz w:val="18"/>
+                <w:szCs w:val="18"/>
+              </w:rPr>
+              <w:t>Jhostin J. Galarza Camarena</w:t>
+            </w:r>
+          </w:p>
+        </w:tc>
+      </w:tr>
+      <w:tr>
+        <w:tblPrEx>
+          <w:tblCellMar>
+            <w:top w:w="0" w:type="dxa"/>
+            <w:bottom w:w="0" w:type="dxa"/>
+          </w:tblCellMar>
+        </w:tblPrEx>
+        <w:trPr>
+          <w:cantSplit/>
+        </w:trPr>
+        <w:tc>
+          <w:tcPr>
+            <w:tcW w:w="1054" w:type="dxa"/>
+            <w:tcBorders>
+              <w:top w:val="single" w:sz="4" w:space="0" w:color="B8C2CC"/>
+              <w:left w:val="single" w:sz="4" w:space="0" w:color="B8C2CC"/>
+              <w:bottom w:val="single" w:sz="4" w:space="0" w:color="B8C2CC"/>
+              <w:right w:val="single" w:sz="4" w:space="0" w:color="B8C2CC"/>
+            </w:tcBorders>
+            <w:shd w:val="clear" w:color="auto" w:fill="F5F7FA"/>
+            <w:tcMar>
+              <w:top w:w="55" w:type="dxa"/>
+              <w:left w:w="85" w:type="dxa"/>
+              <w:bottom w:w="55" w:type="dxa"/>
+              <w:right w:w="85" w:type="dxa"/>
+            </w:tcMar>
+            <w:vAlign w:val="center"/>
+          </w:tcPr>
+          <w:p>
+            <w:pPr>
+              <w:spacing w:line="250" w:lineRule="auto"/>
+            </w:pPr>
+            <w:r>
+              <w:rPr>
+                <w:rFonts w:ascii="Arial" w:eastAsia="Arial" w:hAnsi="Arial" w:cs="Arial"/>
+                <w:color w:val="1A1A1A"/>
+                <w:sz w:val="18"/>
+                <w:szCs w:val="18"/>
+              </w:rPr>
+              <w:t>1.1</w:t>
+            </w:r>
+          </w:p>
+        </w:tc>
+        <w:tc>
+          <w:tcPr>
+            <w:tcW w:w="1405" w:type="dxa"/>
+            <w:tcBorders>
+              <w:top w:val="single" w:sz="4" w:space="0" w:color="B8C2CC"/>
+              <w:left w:val="single" w:sz="4" w:space="0" w:color="B8C2CC"/>
+              <w:bottom w:val="single" w:sz="4" w:space="0" w:color="B8C2CC"/>
+              <w:right w:val="single" w:sz="4" w:space="0" w:color="B8C2CC"/>
+            </w:tcBorders>
+            <w:shd w:val="clear" w:color="auto" w:fill="F5F7FA"/>
+            <w:tcMar>
+              <w:top w:w="55" w:type="dxa"/>
+              <w:left w:w="85" w:type="dxa"/>
+              <w:bottom w:w="55" w:type="dxa"/>
+              <w:right w:w="85" w:type="dxa"/>
+            </w:tcMar>
+            <w:vAlign w:val="center"/>
+          </w:tcPr>
+          <w:p>
+            <w:pPr>
+              <w:spacing w:line="250" w:lineRule="auto"/>
+            </w:pPr>
+            <w:r>
+              <w:rPr>
+                <w:rFonts w:ascii="Arial" w:eastAsia="Arial" w:hAnsi="Arial" w:cs="Arial"/>
+                <w:color w:val="1A1A1A"/>
+                <w:sz w:val="18"/>
+                <w:szCs w:val="18"/>
+              </w:rPr>
+              <w:t>17/10/2026</w:t>
+            </w:r>
+          </w:p>
+        </w:tc>
+        <w:tc>
+          <w:tcPr>
+            <w:tcW w:w="4129" w:type="dxa"/>
+            <w:tcBorders>
+              <w:top w:val="single" w:sz="4" w:space="0" w:color="B8C2CC"/>
+              <w:left w:val="single" w:sz="4" w:space="0" w:color="B8C2CC"/>
+              <w:bottom w:val="single" w:sz="4" w:space="0" w:color="B8C2CC"/>
+              <w:right w:val="single" w:sz="4" w:space="0" w:color="B8C2CC"/>
+            </w:tcBorders>
+            <w:shd w:val="clear" w:color="auto" w:fill="F5F7FA"/>
+            <w:tcMar>
+              <w:top w:w="55" w:type="dxa"/>
+              <w:left w:w="85" w:type="dxa"/>
+              <w:bottom w:w="55" w:type="dxa"/>
+              <w:right w:w="85" w:type="dxa"/>
+            </w:tcMar>
+            <w:vAlign w:val="center"/>
+          </w:tcPr>
+          <w:p>
+            <w:pPr>
+              <w:spacing w:line="250" w:lineRule="auto"/>
+            </w:pPr>
+            <w:r>
+              <w:rPr>
+                <w:rFonts w:ascii="Arial" w:eastAsia="Arial" w:hAnsi="Arial" w:cs="Arial"/>
+                <w:color w:val="1A1A1A"/>
+                <w:sz w:val="18"/>
+                <w:szCs w:val="18"/>
+              </w:rPr>
+              <w:t>Conformidad de la patrocinadora con SC-02 y SC-03 y nuevo cambio SC-11.</w:t>
+            </w:r>
+          </w:p>
+        </w:tc>
+        <w:tc>
+          <w:tcPr>
+            <w:tcW w:w="2199" w:type="dxa"/>
+            <w:tcBorders>
+              <w:top w:val="single" w:sz="4" w:space="0" w:color="B8C2CC"/>
+              <w:left w:val="single" w:sz="4" w:space="0" w:color="B8C2CC"/>
+              <w:bottom w:val="single" w:sz="4" w:space="0" w:color="B8C2CC"/>
+              <w:right w:val="single" w:sz="4" w:space="0" w:color="B8C2CC"/>
+            </w:tcBorders>
+            <w:shd w:val="clear" w:color="auto" w:fill="F5F7FA"/>
             <w:tcMar>
               <w:top w:w="55" w:type="dxa"/>
               <w:left w:w="85" w:type="dxa"/>
@@ -2158,7 +2301,7 @@
           <w:left w:w="10" w:type="dxa"/>
           <w:right w:w="10" w:type="dxa"/>
         </w:tblCellMar>
-        <w:tblLook w:val="0000" w:firstRow="0" w:lastRow="0" w:firstColumn="0" w:lastColumn="0" w:noHBand="0" w:noVBand="0"/>
+        <w:tblLook w:val="04A0" w:firstRow="1" w:lastRow="0" w:firstColumn="1" w:lastColumn="0" w:noHBand="0" w:noVBand="1"/>
       </w:tblPr>
       <w:tblGrid>
         <w:gridCol w:w="2636"/>
@@ -2498,7 +2641,7 @@
           <w:left w:w="10" w:type="dxa"/>
           <w:right w:w="10" w:type="dxa"/>
         </w:tblCellMar>
-        <w:tblLook w:val="0000" w:firstRow="0" w:lastRow="0" w:firstColumn="0" w:lastColumn="0" w:noHBand="0" w:noVBand="0"/>
+        <w:tblLook w:val="04A0" w:firstRow="1" w:lastRow="0" w:firstColumn="1" w:lastColumn="0" w:noHBand="0" w:noVBand="1"/>
       </w:tblPr>
       <w:tblGrid>
         <w:gridCol w:w="8787"/>
@@ -2585,7 +2728,7 @@
     <w:sdt>
       <w:sdtPr>
         <w:alias w:val="Contenido"/>
-        <w:id w:val="1574236258"/>
+        <w:id w:val="-364909982"/>
       </w:sdtPr>
       <w:sdtEndPr/>
       <w:sdtContent>
@@ -2611,7 +2754,7 @@
           <w:r>
             <w:fldChar w:fldCharType="separate"/>
           </w:r>
-          <w:hyperlink w:anchor="_Toc243091632" w:history="1">
+          <w:hyperlink w:anchor="_Toc243093445" w:history="1">
             <w:r>
               <w:rPr>
                 <w:rStyle w:val="Hipervnculo"/>
@@ -2635,7 +2778,7 @@
               <w:rPr>
                 <w:noProof/>
               </w:rPr>
-              <w:instrText xml:space="preserve"> PAGEREF _Toc243091632 \h </w:instrText>
+              <w:instrText xml:space="preserve"> PAGEREF _Toc243093445 \h </w:instrText>
             </w:r>
             <w:r>
               <w:rPr>
@@ -2675,7 +2818,7 @@
               <w14:ligatures w14:val="standardContextual"/>
             </w:rPr>
           </w:pPr>
-          <w:hyperlink w:anchor="_Toc243091633" w:history="1">
+          <w:hyperlink w:anchor="_Toc243093446" w:history="1">
             <w:r>
               <w:rPr>
                 <w:rStyle w:val="Hipervnculo"/>
@@ -2699,7 +2842,7 @@
               <w:rPr>
                 <w:noProof/>
               </w:rPr>
-              <w:instrText xml:space="preserve"> PAGEREF _Toc243091633 \h </w:instrText>
+              <w:instrText xml:space="preserve"> PAGEREF _Toc243093446 \h </w:instrText>
             </w:r>
             <w:r>
               <w:rPr>
@@ -2739,7 +2882,7 @@
               <w14:ligatures w14:val="standardContextual"/>
             </w:rPr>
           </w:pPr>
-          <w:hyperlink w:anchor="_Toc243091634" w:history="1">
+          <w:hyperlink w:anchor="_Toc243093447" w:history="1">
             <w:r>
               <w:rPr>
                 <w:rStyle w:val="Hipervnculo"/>
@@ -2763,7 +2906,7 @@
               <w:rPr>
                 <w:noProof/>
               </w:rPr>
-              <w:instrText xml:space="preserve"> PAGEREF _Toc243091634 \h </w:instrText>
+              <w:instrText xml:space="preserve"> PAGEREF _Toc243093447 \h </w:instrText>
             </w:r>
             <w:r>
               <w:rPr>
@@ -2803,7 +2946,7 @@
               <w14:ligatures w14:val="standardContextual"/>
             </w:rPr>
           </w:pPr>
-          <w:hyperlink w:anchor="_Toc243091635" w:history="1">
+          <w:hyperlink w:anchor="_Toc243093448" w:history="1">
             <w:r>
               <w:rPr>
                 <w:rStyle w:val="Hipervnculo"/>
@@ -2827,7 +2970,7 @@
               <w:rPr>
                 <w:noProof/>
               </w:rPr>
-              <w:instrText xml:space="preserve"> PAGEREF _Toc243091635 \h </w:instrText>
+              <w:instrText xml:space="preserve"> PAGEREF _Toc243093448 \h </w:instrText>
             </w:r>
             <w:r>
               <w:rPr>
@@ -2867,7 +3010,7 @@
               <w14:ligatures w14:val="standardContextual"/>
             </w:rPr>
           </w:pPr>
-          <w:hyperlink w:anchor="_Toc243091636" w:history="1">
+          <w:hyperlink w:anchor="_Toc243093449" w:history="1">
             <w:r>
               <w:rPr>
                 <w:rStyle w:val="Hipervnculo"/>
@@ -2891,7 +3034,7 @@
               <w:rPr>
                 <w:noProof/>
               </w:rPr>
-              <w:instrText xml:space="preserve"> PAGEREF _Toc243091636 \h </w:instrText>
+              <w:instrText xml:space="preserve"> PAGEREF _Toc243093449 \h </w:instrText>
             </w:r>
             <w:r>
               <w:rPr>
@@ -2931,7 +3074,7 @@
               <w14:ligatures w14:val="standardContextual"/>
             </w:rPr>
           </w:pPr>
-          <w:hyperlink w:anchor="_Toc243091637" w:history="1">
+          <w:hyperlink w:anchor="_Toc243093450" w:history="1">
             <w:r>
               <w:rPr>
                 <w:rStyle w:val="Hipervnculo"/>
@@ -2955,7 +3098,7 @@
               <w:rPr>
                 <w:noProof/>
               </w:rPr>
-              <w:instrText xml:space="preserve"> PAGEREF _Toc243091637 \h </w:instrText>
+              <w:instrText xml:space="preserve"> PAGEREF _Toc243093450 \h </w:instrText>
             </w:r>
             <w:r>
               <w:rPr>
@@ -3005,7 +3148,7 @@
       <w:pPr>
         <w:pStyle w:val="Ttulo1"/>
       </w:pPr>
-      <w:bookmarkStart w:id="0" w:name="_Toc243091632"/>
+      <w:bookmarkStart w:id="0" w:name="_Toc243093445"/>
       <w:r>
         <w:lastRenderedPageBreak/>
         <w:t>1. Propósito y alcance</w:t>
@@ -3067,7 +3210,7 @@
       <w:pPr>
         <w:pStyle w:val="Ttulo1"/>
       </w:pPr>
-      <w:bookmarkStart w:id="1" w:name="_Toc243091633"/>
+      <w:bookmarkStart w:id="1" w:name="_Toc243093446"/>
       <w:r>
         <w:t>2. Roles y niveles de aprobación</w:t>
       </w:r>
@@ -3115,7 +3258,7 @@
           <w:left w:w="10" w:type="dxa"/>
           <w:right w:w="10" w:type="dxa"/>
         </w:tblCellMar>
-        <w:tblLook w:val="0000" w:firstRow="0" w:lastRow="0" w:firstColumn="0" w:lastColumn="0" w:noHBand="0" w:noVBand="0"/>
+        <w:tblLook w:val="04A0" w:firstRow="1" w:lastRow="0" w:firstColumn="1" w:lastColumn="0" w:noHBand="0" w:noVBand="1"/>
       </w:tblPr>
       <w:tblGrid>
         <w:gridCol w:w="4042"/>
@@ -3695,7 +3838,7 @@
       <w:pPr>
         <w:pStyle w:val="Ttulo1"/>
       </w:pPr>
-      <w:bookmarkStart w:id="2" w:name="_Toc243091634"/>
+      <w:bookmarkStart w:id="2" w:name="_Toc243093447"/>
       <w:r>
         <w:t>3. Flujo de un cambio</w:t>
       </w:r>
@@ -3789,7 +3932,7 @@
       <w:pPr>
         <w:pStyle w:val="Ttulo1"/>
       </w:pPr>
-      <w:bookmarkStart w:id="3" w:name="_Toc243091635"/>
+      <w:bookmarkStart w:id="3" w:name="_Toc243093448"/>
       <w:r>
         <w:lastRenderedPageBreak/>
         <w:t>4. Formato de solicitud de cambio</w:t>
@@ -3812,7 +3955,7 @@
           <w:left w:w="10" w:type="dxa"/>
           <w:right w:w="10" w:type="dxa"/>
         </w:tblCellMar>
-        <w:tblLook w:val="0000" w:firstRow="0" w:lastRow="0" w:firstColumn="0" w:lastColumn="0" w:noHBand="0" w:noVBand="0"/>
+        <w:tblLook w:val="04A0" w:firstRow="1" w:lastRow="0" w:firstColumn="1" w:lastColumn="0" w:noHBand="0" w:noVBand="1"/>
       </w:tblPr>
       <w:tblGrid>
         <w:gridCol w:w="2636"/>
@@ -4542,7 +4685,7 @@
       <w:pPr>
         <w:pStyle w:val="Ttulo1"/>
       </w:pPr>
-      <w:bookmarkStart w:id="4" w:name="_Toc243091636"/>
+      <w:bookmarkStart w:id="4" w:name="_Toc243093449"/>
       <w:r>
         <w:lastRenderedPageBreak/>
         <w:t>5. Registro de cambios</w:t>
@@ -4591,7 +4734,7 @@
           <w:left w:w="10" w:type="dxa"/>
           <w:right w:w="10" w:type="dxa"/>
         </w:tblCellMar>
-        <w:tblLook w:val="0000" w:firstRow="0" w:lastRow="0" w:firstColumn="0" w:lastColumn="0" w:noHBand="0" w:noVBand="0"/>
+        <w:tblLook w:val="04A0" w:firstRow="1" w:lastRow="0" w:firstColumn="1" w:lastColumn="0" w:noHBand="0" w:noVBand="1"/>
       </w:tblPr>
       <w:tblGrid>
         <w:gridCol w:w="728"/>
@@ -7548,7 +7691,7 @@
           <w:left w:w="10" w:type="dxa"/>
           <w:right w:w="10" w:type="dxa"/>
         </w:tblCellMar>
-        <w:tblLook w:val="0000" w:firstRow="0" w:lastRow="0" w:firstColumn="0" w:lastColumn="0" w:noHBand="0" w:noVBand="0"/>
+        <w:tblLook w:val="04A0" w:firstRow="1" w:lastRow="0" w:firstColumn="1" w:lastColumn="0" w:noHBand="0" w:noVBand="1"/>
       </w:tblPr>
       <w:tblGrid>
         <w:gridCol w:w="14570"/>
@@ -7624,7 +7767,7 @@
           <w:left w:w="10" w:type="dxa"/>
           <w:right w:w="10" w:type="dxa"/>
         </w:tblCellMar>
-        <w:tblLook w:val="0000" w:firstRow="0" w:lastRow="0" w:firstColumn="0" w:lastColumn="0" w:noHBand="0" w:noVBand="0"/>
+        <w:tblLook w:val="04A0" w:firstRow="1" w:lastRow="0" w:firstColumn="1" w:lastColumn="0" w:noHBand="0" w:noVBand="1"/>
       </w:tblPr>
       <w:tblGrid>
         <w:gridCol w:w="14570"/>
@@ -7700,7 +7843,7 @@
       <w:pPr>
         <w:pStyle w:val="Ttulo1"/>
       </w:pPr>
-      <w:bookmarkStart w:id="5" w:name="_Toc243091637"/>
+      <w:bookmarkStart w:id="5" w:name="_Toc243093450"/>
       <w:r>
         <w:lastRenderedPageBreak/>
         <w:t>6. Efecto de los cambios aprobados sobre los documentos</w:t>
@@ -7749,7 +7892,7 @@
           <w:left w:w="10" w:type="dxa"/>
           <w:right w:w="10" w:type="dxa"/>
         </w:tblCellMar>
-        <w:tblLook w:val="0000" w:firstRow="0" w:lastRow="0" w:firstColumn="0" w:lastColumn="0" w:noHBand="0" w:noVBand="0"/>
+        <w:tblLook w:val="04A0" w:firstRow="1" w:lastRow="0" w:firstColumn="1" w:lastColumn="0" w:noHBand="0" w:noVBand="1"/>
       </w:tblPr>
       <w:tblGrid>
         <w:gridCol w:w="3163"/>
@@ -9372,7 +9515,7 @@
         <w:szCs w:val="16"/>
       </w:rPr>
       <w:tab/>
-      <w:t>GOB-10  ·  v1.0</w:t>
+      <w:t>GOB-10  ·  v1.1</w:t>
     </w:r>
   </w:p>
 </w:hdr>
@@ -9406,7 +9549,7 @@
         <w:szCs w:val="16"/>
       </w:rPr>
       <w:tab/>
-      <w:t>GOB-10  ·  v1.0</w:t>
+      <w:t>GOB-10  ·  v1.1</w:t>
     </w:r>
   </w:p>
 </w:hdr>
@@ -9440,7 +9583,7 @@
         <w:szCs w:val="16"/>
       </w:rPr>
       <w:tab/>
-      <w:t>GOB-10  ·  v1.0</w:t>
+      <w:t>GOB-10  ·  v1.1</w:t>
     </w:r>
   </w:p>
 </w:hdr>
@@ -9474,7 +9617,7 @@
         <w:szCs w:val="16"/>
       </w:rPr>
       <w:tab/>
-      <w:t>GOB-10  ·  v1.0</w:t>
+      <w:t>GOB-10  ·  v1.1</w:t>
     </w:r>
   </w:p>
 </w:hdr>
@@ -9483,64 +9626,64 @@
 <file path=word/numbering.xml><?xml version="1.0" encoding="utf-8"?>
 <w:numbering xmlns:wpc="http://schemas.microsoft.com/office/word/2010/wordprocessingCanvas" xmlns:cx="http://schemas.microsoft.com/office/drawing/2014/chartex" xmlns:cx1="http://schemas.microsoft.com/office/drawing/2015/9/8/chartex" xmlns:cx2="http://schemas.microsoft.com/office/drawing/2015/10/21/chartex" xmlns:cx3="http://schemas.microsoft.com/office/drawing/2016/5/9/chartex" xmlns:cx4="http://schemas.microsoft.com/office/drawing/2016/5/10/chartex" xmlns:cx5="http://schemas.microsoft.com/office/drawing/2016/5/11/chartex" xmlns:cx6="http://schemas.microsoft.com/office/drawing/2016/5/12/chartex" xmlns:cx7="http://schemas.microsoft.com/office/drawing/2016/5/13/chartex" xmlns:cx8="http://schemas.microsoft.com/office/drawing/2016/5/14/chartex" xmlns:mc="http://schemas.openxmlformats.org/markup-compatibility/2006" xmlns:aink="http://schemas.microsoft.com/office/drawing/2016/ink" xmlns:am3d="http://schemas.microsoft.com/office/drawing/2017/model3d" xmlns:o="urn:schemas-microsoft-com:office:office" xmlns:oel="http://schemas.microsoft.com/office/2019/extlst" xmlns:r="http://schemas.openxmlformats.org/officeDocument/2006/relationships" xmlns:m="http://schemas.openxmlformats.org/officeDocument/2006/math" xmlns:v="urn:schemas-microsoft-com:vml" xmlns:wp14="http://schemas.microsoft.com/office/word/2010/wordprocessingDrawing" xmlns:wp="http://schemas.openxmlformats.org/drawingml/2006/wordprocessingDrawing" xmlns:w10="urn:schemas-microsoft-com:office:word" xmlns:w="http://schemas.openxmlformats.org/wordprocessingml/2006/main" xmlns:w14="http://schemas.microsoft.com/office/word/2010/wordml" xmlns:w15="http://schemas.microsoft.com/office/word/2012/wordml" xmlns:w16cex="http://schemas.microsoft.com/office/word/2018/wordml/cex" xmlns:w16cid="http://schemas.microsoft.com/office/word/2016/wordml/cid" xmlns:w16="http://schemas.microsoft.com/office/word/2018/wordml" xmlns:w16du="http://schemas.microsoft.com/office/word/2023/wordml/word16du" xmlns:w16sdtdh="http://schemas.microsoft.com/office/word/2020/wordml/sdtdatahash" xmlns:w16sdtfl="http://schemas.microsoft.com/office/word/2024/wordml/sdtformatlock" xmlns:w16se="http://schemas.microsoft.com/office/word/2015/wordml/symex" xmlns:wpg="http://schemas.microsoft.com/office/word/2010/wordprocessingGroup" xmlns:wpi="http://schemas.microsoft.com/office/word/2010/wordprocessingInk" xmlns:wne="http://schemas.microsoft.com/office/word/2006/wordml" xmlns:wps="http://schemas.microsoft.com/office/word/2010/wordprocessingShape" mc:Ignorable="w14 w15 w16se w16cid w16 w16cex w16sdtdh w16sdtfl w16du wp14">
   <w:abstractNum w:abstractNumId="0" w15:restartNumberingAfterBreak="0">
-    <w:nsid w:val="5A814791"/>
+    <w:nsid w:val="22FF4D00"/>
     <w:multiLevelType w:val="hybridMultilevel"/>
-    <w:tmpl w:val="A7667316"/>
-    <w:lvl w:ilvl="0" w:tplc="75EC49A0">
+    <w:tmpl w:val="5C3C0550"/>
+    <w:lvl w:ilvl="0" w:tplc="1D489E8C">
       <w:start w:val="1"/>
-      <w:numFmt w:val="bullet"/>
-      <w:lvlText w:val="•"/>
+      <w:numFmt w:val="decimal"/>
+      <w:lvlText w:val="%1."/>
       <w:lvlJc w:val="left"/>
       <w:pPr>
-        <w:ind w:left="560" w:hanging="280"/>
+        <w:ind w:left="560" w:hanging="340"/>
       </w:pPr>
     </w:lvl>
-    <w:lvl w:ilvl="1" w:tplc="DE96AD70">
+    <w:lvl w:ilvl="1" w:tplc="0E8ED110">
       <w:numFmt w:val="decimal"/>
       <w:lvlText w:val=""/>
       <w:lvlJc w:val="left"/>
     </w:lvl>
-    <w:lvl w:ilvl="2" w:tplc="1A269018">
+    <w:lvl w:ilvl="2" w:tplc="016CE75E">
       <w:numFmt w:val="decimal"/>
       <w:lvlText w:val=""/>
       <w:lvlJc w:val="left"/>
     </w:lvl>
-    <w:lvl w:ilvl="3" w:tplc="6E926874">
+    <w:lvl w:ilvl="3" w:tplc="7E5E3C14">
       <w:numFmt w:val="decimal"/>
       <w:lvlText w:val=""/>
       <w:lvlJc w:val="left"/>
     </w:lvl>
-    <w:lvl w:ilvl="4" w:tplc="8E2805D6">
+    <w:lvl w:ilvl="4" w:tplc="1CBA5644">
       <w:numFmt w:val="decimal"/>
       <w:lvlText w:val=""/>
       <w:lvlJc w:val="left"/>
     </w:lvl>
-    <w:lvl w:ilvl="5" w:tplc="3432D41A">
+    <w:lvl w:ilvl="5" w:tplc="D1FC299C">
       <w:numFmt w:val="decimal"/>
       <w:lvlText w:val=""/>
       <w:lvlJc w:val="left"/>
     </w:lvl>
-    <w:lvl w:ilvl="6" w:tplc="70A6F4D2">
+    <w:lvl w:ilvl="6" w:tplc="92D46BC8">
       <w:numFmt w:val="decimal"/>
       <w:lvlText w:val=""/>
       <w:lvlJc w:val="left"/>
     </w:lvl>
-    <w:lvl w:ilvl="7" w:tplc="E318A35E">
+    <w:lvl w:ilvl="7" w:tplc="6EE486BE">
       <w:numFmt w:val="decimal"/>
       <w:lvlText w:val=""/>
       <w:lvlJc w:val="left"/>
     </w:lvl>
-    <w:lvl w:ilvl="8" w:tplc="E30CBDC0">
+    <w:lvl w:ilvl="8" w:tplc="C5A4C7A2">
       <w:numFmt w:val="decimal"/>
       <w:lvlText w:val=""/>
       <w:lvlJc w:val="left"/>
     </w:lvl>
   </w:abstractNum>
   <w:abstractNum w:abstractNumId="1" w15:restartNumberingAfterBreak="0">
-    <w:nsid w:val="704C50C5"/>
+    <w:nsid w:val="2F18761C"/>
     <w:multiLevelType w:val="hybridMultilevel"/>
-    <w:tmpl w:val="D3D04D4A"/>
-    <w:lvl w:ilvl="0" w:tplc="62805AEC">
+    <w:tmpl w:val="A6FEDE4C"/>
+    <w:lvl w:ilvl="0" w:tplc="91504C4A">
       <w:start w:val="1"/>
       <w:numFmt w:val="bullet"/>
       <w:lvlText w:val="●"/>
@@ -9549,7 +9692,7 @@
         <w:ind w:left="720" w:hanging="360"/>
       </w:pPr>
     </w:lvl>
-    <w:lvl w:ilvl="1" w:tplc="9E4C3270">
+    <w:lvl w:ilvl="1" w:tplc="2534BD66">
       <w:start w:val="1"/>
       <w:numFmt w:val="bullet"/>
       <w:lvlText w:val="○"/>
@@ -9558,7 +9701,7 @@
         <w:ind w:left="1440" w:hanging="360"/>
       </w:pPr>
     </w:lvl>
-    <w:lvl w:ilvl="2" w:tplc="3E04ABAE">
+    <w:lvl w:ilvl="2" w:tplc="7A36D632">
       <w:start w:val="1"/>
       <w:numFmt w:val="bullet"/>
       <w:lvlText w:val="■"/>
@@ -9567,7 +9710,7 @@
         <w:ind w:left="2160" w:hanging="360"/>
       </w:pPr>
     </w:lvl>
-    <w:lvl w:ilvl="3" w:tplc="C03C37FE">
+    <w:lvl w:ilvl="3" w:tplc="C9380284">
       <w:start w:val="1"/>
       <w:numFmt w:val="bullet"/>
       <w:lvlText w:val="●"/>
@@ -9576,7 +9719,7 @@
         <w:ind w:left="2880" w:hanging="360"/>
       </w:pPr>
     </w:lvl>
-    <w:lvl w:ilvl="4" w:tplc="662C4654">
+    <w:lvl w:ilvl="4" w:tplc="EC5C3578">
       <w:start w:val="1"/>
       <w:numFmt w:val="bullet"/>
       <w:lvlText w:val="○"/>
@@ -9585,7 +9728,7 @@
         <w:ind w:left="3600" w:hanging="360"/>
       </w:pPr>
     </w:lvl>
-    <w:lvl w:ilvl="5" w:tplc="507AAFDA">
+    <w:lvl w:ilvl="5" w:tplc="95AC6EF0">
       <w:start w:val="1"/>
       <w:numFmt w:val="bullet"/>
       <w:lvlText w:val="■"/>
@@ -9594,7 +9737,7 @@
         <w:ind w:left="4320" w:hanging="360"/>
       </w:pPr>
     </w:lvl>
-    <w:lvl w:ilvl="6" w:tplc="AFD0708E">
+    <w:lvl w:ilvl="6" w:tplc="70225C0A">
       <w:start w:val="1"/>
       <w:numFmt w:val="bullet"/>
       <w:lvlText w:val="●"/>
@@ -9603,7 +9746,7 @@
         <w:ind w:left="5040" w:hanging="360"/>
       </w:pPr>
     </w:lvl>
-    <w:lvl w:ilvl="7" w:tplc="893EACC4">
+    <w:lvl w:ilvl="7" w:tplc="644A0428">
       <w:start w:val="1"/>
       <w:numFmt w:val="bullet"/>
       <w:lvlText w:val="●"/>
@@ -9612,7 +9755,7 @@
         <w:ind w:left="5760" w:hanging="360"/>
       </w:pPr>
     </w:lvl>
-    <w:lvl w:ilvl="8" w:tplc="65F6EA4E">
+    <w:lvl w:ilvl="8" w:tplc="D8CA5C94">
       <w:start w:val="1"/>
       <w:numFmt w:val="bullet"/>
       <w:lvlText w:val="●"/>
@@ -9623,73 +9766,73 @@
     </w:lvl>
   </w:abstractNum>
   <w:abstractNum w:abstractNumId="2" w15:restartNumberingAfterBreak="0">
-    <w:nsid w:val="753A063D"/>
+    <w:nsid w:val="7EF96819"/>
     <w:multiLevelType w:val="hybridMultilevel"/>
-    <w:tmpl w:val="10642A62"/>
-    <w:lvl w:ilvl="0" w:tplc="775C9706">
+    <w:tmpl w:val="C99AAB64"/>
+    <w:lvl w:ilvl="0" w:tplc="C276A658">
       <w:start w:val="1"/>
-      <w:numFmt w:val="decimal"/>
-      <w:lvlText w:val="%1."/>
+      <w:numFmt w:val="bullet"/>
+      <w:lvlText w:val="•"/>
       <w:lvlJc w:val="left"/>
       <w:pPr>
-        <w:ind w:left="560" w:hanging="340"/>
+        <w:ind w:left="560" w:hanging="280"/>
       </w:pPr>
     </w:lvl>
-    <w:lvl w:ilvl="1" w:tplc="6CF0BA56">
+    <w:lvl w:ilvl="1" w:tplc="2B82A550">
       <w:numFmt w:val="decimal"/>
       <w:lvlText w:val=""/>
       <w:lvlJc w:val="left"/>
     </w:lvl>
-    <w:lvl w:ilvl="2" w:tplc="0F161CE2">
+    <w:lvl w:ilvl="2" w:tplc="58B0C224">
       <w:numFmt w:val="decimal"/>
       <w:lvlText w:val=""/>
       <w:lvlJc w:val="left"/>
     </w:lvl>
-    <w:lvl w:ilvl="3" w:tplc="74CA040A">
+    <w:lvl w:ilvl="3" w:tplc="7AC43712">
       <w:numFmt w:val="decimal"/>
       <w:lvlText w:val=""/>
       <w:lvlJc w:val="left"/>
     </w:lvl>
-    <w:lvl w:ilvl="4" w:tplc="37426D22">
+    <w:lvl w:ilvl="4" w:tplc="3FCE0B4C">
       <w:numFmt w:val="decimal"/>
       <w:lvlText w:val=""/>
       <w:lvlJc w:val="left"/>
     </w:lvl>
-    <w:lvl w:ilvl="5" w:tplc="424A8782">
+    <w:lvl w:ilvl="5" w:tplc="DABA9356">
       <w:numFmt w:val="decimal"/>
       <w:lvlText w:val=""/>
       <w:lvlJc w:val="left"/>
     </w:lvl>
-    <w:lvl w:ilvl="6" w:tplc="ED5446AE">
+    <w:lvl w:ilvl="6" w:tplc="E040B8AE">
       <w:numFmt w:val="decimal"/>
       <w:lvlText w:val=""/>
       <w:lvlJc w:val="left"/>
     </w:lvl>
-    <w:lvl w:ilvl="7" w:tplc="D30E7A62">
+    <w:lvl w:ilvl="7" w:tplc="A0A8F426">
       <w:numFmt w:val="decimal"/>
       <w:lvlText w:val=""/>
       <w:lvlJc w:val="left"/>
     </w:lvl>
-    <w:lvl w:ilvl="8" w:tplc="680277AA">
+    <w:lvl w:ilvl="8" w:tplc="F3386136">
       <w:numFmt w:val="decimal"/>
       <w:lvlText w:val=""/>
       <w:lvlJc w:val="left"/>
     </w:lvl>
   </w:abstractNum>
-  <w:num w:numId="1" w16cid:durableId="597565751">
+  <w:num w:numId="1" w16cid:durableId="1233082006">
     <w:abstractNumId w:val="1"/>
     <w:lvlOverride w:ilvl="0">
       <w:startOverride w:val="1"/>
     </w:lvlOverride>
   </w:num>
-  <w:num w:numId="2" w16cid:durableId="1536118924">
-    <w:abstractNumId w:val="0"/>
+  <w:num w:numId="2" w16cid:durableId="1608809634">
+    <w:abstractNumId w:val="2"/>
     <w:lvlOverride w:ilvl="0">
       <w:startOverride w:val="1"/>
     </w:lvlOverride>
   </w:num>
-  <w:num w:numId="3" w16cid:durableId="639111106">
-    <w:abstractNumId w:val="2"/>
+  <w:num w:numId="3" w16cid:durableId="417870251">
+    <w:abstractNumId w:val="0"/>
     <w:lvlOverride w:ilvl="0">
       <w:startOverride w:val="1"/>
     </w:lvlOverride>
@@ -10282,7 +10425,7 @@
     <w:autoRedefine/>
     <w:uiPriority w:val="39"/>
     <w:unhideWhenUsed/>
-    <w:rsid w:val="00CF7B21"/>
+    <w:rsid w:val="00D307AC"/>
     <w:pPr>
       <w:spacing w:after="100"/>
     </w:pPr>
